--- a/instruction&&requirments/instruction/软件应用与开发/01-3 软件应用与开发类作品设计和开发文档模板（2025版）.docx
+++ b/instruction&&requirments/instruction/软件应用与开发/01-3 软件应用与开发类作品设计和开发文档模板（2025版）.docx
@@ -1,6 +1,6 @@
 
 <file path=word/document.xml><?xml version="1.0" encoding="utf-8"?>
-<w:document xmlns:wpc="http://schemas.microsoft.com/office/word/2010/wordprocessingCanvas" xmlns:mc="http://schemas.openxmlformats.org/markup-compatibility/2006" xmlns:o="urn:schemas-microsoft-com:office:office" xmlns:r="http://schemas.openxmlformats.org/officeDocument/2006/relationships" xmlns:m="http://schemas.openxmlformats.org/officeDocument/2006/math" xmlns:v="urn:schemas-microsoft-com:vml" xmlns:wp14="http://schemas.microsoft.com/office/word/2010/wordprocessingDrawing" xmlns:wp="http://schemas.openxmlformats.org/drawingml/2006/wordprocessingDrawing" xmlns:w="http://schemas.openxmlformats.org/wordprocessingml/2006/main" xmlns:w14="http://schemas.microsoft.com/office/word/2010/wordml" xmlns:w10="urn:schemas-microsoft-com:office:word" xmlns:w15="http://schemas.microsoft.com/office/word/2012/wordml" xmlns:wpg="http://schemas.microsoft.com/office/word/2010/wordprocessingGroup" xmlns:wpi="http://schemas.microsoft.com/office/word/2010/wordprocessingInk" xmlns:wne="http://schemas.microsoft.com/office/word/2006/wordml" xmlns:wps="http://schemas.microsoft.com/office/word/2010/wordprocessingShape" xmlns:wpsCustomData="http://www.wps.cn/officeDocument/2013/wpsCustomData" mc:Ignorable="w14 w15 wp14">
+<w:document xmlns:wpc="http://schemas.microsoft.com/office/word/2010/wordprocessingCanvas" xmlns:cx="http://schemas.microsoft.com/office/drawing/2014/chartex" xmlns:cx1="http://schemas.microsoft.com/office/drawing/2015/9/8/chartex" xmlns:cx2="http://schemas.microsoft.com/office/drawing/2015/10/21/chartex" xmlns:cx3="http://schemas.microsoft.com/office/drawing/2016/5/9/chartex" xmlns:cx4="http://schemas.microsoft.com/office/drawing/2016/5/10/chartex" xmlns:cx5="http://schemas.microsoft.com/office/drawing/2016/5/11/chartex" xmlns:cx6="http://schemas.microsoft.com/office/drawing/2016/5/12/chartex" xmlns:cx7="http://schemas.microsoft.com/office/drawing/2016/5/13/chartex" xmlns:cx8="http://schemas.microsoft.com/office/drawing/2016/5/14/chartex" xmlns:mc="http://schemas.openxmlformats.org/markup-compatibility/2006" xmlns:aink="http://schemas.microsoft.com/office/drawing/2016/ink" xmlns:am3d="http://schemas.microsoft.com/office/drawing/2017/model3d" xmlns:o="urn:schemas-microsoft-com:office:office" xmlns:oel="http://schemas.microsoft.com/office/2019/extlst" xmlns:r="http://schemas.openxmlformats.org/officeDocument/2006/relationships" xmlns:m="http://schemas.openxmlformats.org/officeDocument/2006/math" xmlns:v="urn:schemas-microsoft-com:vml" xmlns:wp14="http://schemas.microsoft.com/office/word/2010/wordprocessingDrawing" xmlns:wp="http://schemas.openxmlformats.org/drawingml/2006/wordprocessingDrawing" xmlns:w10="urn:schemas-microsoft-com:office:word" xmlns:w="http://schemas.openxmlformats.org/wordprocessingml/2006/main" xmlns:w14="http://schemas.microsoft.com/office/word/2010/wordml" xmlns:w15="http://schemas.microsoft.com/office/word/2012/wordml" xmlns:w16cex="http://schemas.microsoft.com/office/word/2018/wordml/cex" xmlns:w16cid="http://schemas.microsoft.com/office/word/2016/wordml/cid" xmlns:w16="http://schemas.microsoft.com/office/word/2018/wordml" xmlns:w16du="http://schemas.microsoft.com/office/word/2023/wordml/word16du" xmlns:w16sdtdh="http://schemas.microsoft.com/office/word/2020/wordml/sdtdatahash" xmlns:w16sdtfl="http://schemas.microsoft.com/office/word/2024/wordml/sdtformatlock" xmlns:w16se="http://schemas.microsoft.com/office/word/2015/wordml/symex" xmlns:wpg="http://schemas.microsoft.com/office/word/2010/wordprocessingGroup" xmlns:wpi="http://schemas.microsoft.com/office/word/2010/wordprocessingInk" xmlns:wne="http://schemas.microsoft.com/office/word/2006/wordml" xmlns:wps="http://schemas.microsoft.com/office/word/2010/wordprocessingShape" mc:Ignorable="w14 w15 w16se w16cid w16 w16cex w16sdtdh w16sdtfl w16du wp14">
   <w:body>
     <w:p>
       <w:pPr>
@@ -10,7 +10,7 @@
         <w:ind w:firstLine="426"/>
         <w:jc w:val="center"/>
         <w:rPr>
-          <w:rFonts w:ascii="华文中宋" w:hAnsi="华文中宋" w:eastAsia="华文中宋" w:cs="Arial"/>
+          <w:rFonts w:ascii="华文中宋" w:eastAsia="华文中宋" w:hAnsi="华文中宋" w:cs="Arial" w:hint="eastAsia"/>
           <w:color w:val="333333"/>
           <w:kern w:val="0"/>
           <w:sz w:val="52"/>
@@ -19,7 +19,7 @@
       </w:pPr>
       <w:r>
         <w:rPr>
-          <w:rFonts w:hint="eastAsia" w:ascii="华文中宋" w:hAnsi="华文中宋" w:eastAsia="华文中宋" w:cs="Arial"/>
+          <w:rFonts w:ascii="华文中宋" w:eastAsia="华文中宋" w:hAnsi="华文中宋" w:cs="Arial" w:hint="eastAsia"/>
           <w:color w:val="333333"/>
           <w:kern w:val="0"/>
           <w:sz w:val="52"/>
@@ -36,7 +36,7 @@
         <w:ind w:firstLine="1040"/>
         <w:jc w:val="center"/>
         <w:rPr>
-          <w:rFonts w:ascii="华文中宋" w:hAnsi="华文中宋" w:eastAsia="华文中宋" w:cs="Arial"/>
+          <w:rFonts w:ascii="华文中宋" w:eastAsia="华文中宋" w:hAnsi="华文中宋" w:cs="Arial" w:hint="eastAsia"/>
           <w:color w:val="333333"/>
           <w:kern w:val="0"/>
           <w:szCs w:val="21"/>
@@ -51,7 +51,7 @@
         <w:ind w:firstLine="420"/>
         <w:jc w:val="center"/>
         <w:rPr>
-          <w:rFonts w:ascii="Arial" w:hAnsi="Arial" w:eastAsia="宋体" w:cs="Arial"/>
+          <w:rFonts w:ascii="Arial" w:eastAsia="宋体" w:hAnsi="Arial" w:cs="Arial"/>
           <w:color w:val="333333"/>
           <w:kern w:val="0"/>
           <w:szCs w:val="21"/>
@@ -59,13 +59,14 @@
       </w:pPr>
       <w:r>
         <w:rPr>
-          <w:rFonts w:ascii="仿宋_GB2312" w:hAnsi="楷体" w:eastAsia="仿宋_GB2312" w:cs="仿宋_GB2312"/>
+          <w:rFonts w:ascii="仿宋_GB2312" w:eastAsia="仿宋_GB2312" w:hAnsi="楷体" w:cs="仿宋_GB2312"/>
+          <w:noProof/>
           <w:color w:val="000000"/>
           <w:sz w:val="32"/>
           <w:szCs w:val="32"/>
         </w:rPr>
         <w:drawing>
-          <wp:inline distT="0" distB="0" distL="0" distR="0">
+          <wp:inline distT="0" distB="0" distL="0" distR="0" wp14:anchorId="39982E6A" wp14:editId="1E397C8A">
             <wp:extent cx="1713230" cy="1565910"/>
             <wp:effectExtent l="0" t="0" r="1270" b="0"/>
             <wp:docPr id="3" name="图片 3" descr="C:\Users\blculjm\AppData\Local\Temp\1618755595(1).png"/>
@@ -82,7 +83,7 @@
                     </pic:cNvPicPr>
                   </pic:nvPicPr>
                   <pic:blipFill>
-                    <a:blip r:embed="rId5" cstate="print">
+                    <a:blip r:embed="rId9" cstate="print">
                       <a:extLst>
                         <a:ext uri="{28A0092B-C50C-407E-A947-70E740481C1C}">
                           <a14:useLocalDpi xmlns:a14="http://schemas.microsoft.com/office/drawing/2010/main" val="0"/>
@@ -122,7 +123,7 @@
         <w:ind w:firstLine="1040"/>
         <w:jc w:val="center"/>
         <w:rPr>
-          <w:rFonts w:ascii="华文中宋" w:hAnsi="华文中宋" w:eastAsia="华文中宋" w:cs="Arial"/>
+          <w:rFonts w:ascii="华文中宋" w:eastAsia="华文中宋" w:hAnsi="华文中宋" w:cs="Arial" w:hint="eastAsia"/>
           <w:color w:val="333333"/>
           <w:kern w:val="0"/>
           <w:szCs w:val="21"/>
@@ -133,11 +134,11 @@
       <w:pPr>
         <w:widowControl/>
         <w:shd w:val="clear" w:color="auto" w:fill="FFFFFF"/>
-        <w:spacing w:after="624" w:afterLines="200" w:line="360" w:lineRule="atLeast"/>
+        <w:spacing w:afterLines="200" w:after="624" w:line="360" w:lineRule="atLeast"/>
         <w:ind w:firstLine="426"/>
         <w:jc w:val="center"/>
         <w:rPr>
-          <w:rFonts w:ascii="华文楷体" w:hAnsi="华文楷体" w:eastAsia="华文楷体" w:cs="Arial"/>
+          <w:rFonts w:ascii="华文楷体" w:eastAsia="华文楷体" w:hAnsi="华文楷体" w:cs="Arial" w:hint="eastAsia"/>
           <w:color w:val="333333"/>
           <w:kern w:val="0"/>
           <w:sz w:val="32"/>
@@ -146,7 +147,7 @@
       </w:pPr>
       <w:r>
         <w:rPr>
-          <w:rFonts w:hint="eastAsia" w:ascii="华文楷体" w:hAnsi="华文楷体" w:eastAsia="华文楷体" w:cs="Arial"/>
+          <w:rFonts w:ascii="华文楷体" w:eastAsia="华文楷体" w:hAnsi="华文楷体" w:cs="Arial" w:hint="eastAsia"/>
           <w:color w:val="333333"/>
           <w:kern w:val="0"/>
           <w:sz w:val="32"/>
@@ -159,10 +160,10 @@
       <w:pPr>
         <w:widowControl/>
         <w:shd w:val="clear" w:color="auto" w:fill="FFFFFF"/>
-        <w:spacing w:before="156" w:beforeLines="50" w:line="360" w:lineRule="atLeast"/>
+        <w:spacing w:beforeLines="50" w:before="156" w:line="360" w:lineRule="atLeast"/>
         <w:jc w:val="left"/>
         <w:rPr>
-          <w:rFonts w:ascii="宋体" w:hAnsi="宋体" w:eastAsia="宋体" w:cs="Arial"/>
+          <w:rFonts w:ascii="宋体" w:eastAsia="宋体" w:hAnsi="宋体" w:cs="Arial" w:hint="eastAsia"/>
           <w:color w:val="333333"/>
           <w:kern w:val="0"/>
           <w:sz w:val="32"/>
@@ -171,7 +172,7 @@
       </w:pPr>
       <w:r>
         <w:rPr>
-          <w:rFonts w:hint="eastAsia" w:ascii="宋体" w:hAnsi="宋体" w:eastAsia="宋体" w:cs="Arial"/>
+          <w:rFonts w:ascii="宋体" w:eastAsia="宋体" w:hAnsi="宋体" w:cs="Arial" w:hint="eastAsia"/>
           <w:color w:val="333333"/>
           <w:kern w:val="0"/>
           <w:sz w:val="32"/>
@@ -181,24 +182,24 @@
       </w:r>
       <w:r>
         <w:rPr>
-          <w:rFonts w:hint="eastAsia" w:ascii="宋体" w:hAnsi="宋体" w:eastAsia="宋体" w:cs="Arial"/>
+          <w:rFonts w:ascii="宋体" w:eastAsia="宋体" w:hAnsi="宋体" w:cs="Arial" w:hint="eastAsia"/>
           <w:color w:val="333333"/>
           <w:kern w:val="0"/>
           <w:sz w:val="32"/>
           <w:szCs w:val="32"/>
           <w:u w:val="single"/>
         </w:rPr>
-        <w:t>　　　　　　　　　　　　　　　　　　　</w:t>
+        <w:t xml:space="preserve">　　　　　　　　　　　　　　　　　　　</w:t>
       </w:r>
     </w:p>
     <w:p>
       <w:pPr>
         <w:widowControl/>
         <w:shd w:val="clear" w:color="auto" w:fill="FFFFFF"/>
-        <w:spacing w:before="156" w:beforeLines="50" w:line="360" w:lineRule="atLeast"/>
+        <w:spacing w:beforeLines="50" w:before="156" w:line="360" w:lineRule="atLeast"/>
         <w:jc w:val="left"/>
         <w:rPr>
-          <w:rFonts w:ascii="宋体" w:hAnsi="宋体" w:eastAsia="宋体" w:cs="Arial"/>
+          <w:rFonts w:ascii="宋体" w:eastAsia="宋体" w:hAnsi="宋体" w:cs="Arial" w:hint="eastAsia"/>
           <w:color w:val="333333"/>
           <w:kern w:val="0"/>
           <w:sz w:val="32"/>
@@ -207,7 +208,7 @@
       </w:pPr>
       <w:r>
         <w:rPr>
-          <w:rFonts w:hint="eastAsia" w:ascii="宋体" w:hAnsi="宋体" w:eastAsia="宋体" w:cs="Arial"/>
+          <w:rFonts w:ascii="宋体" w:eastAsia="宋体" w:hAnsi="宋体" w:cs="Arial" w:hint="eastAsia"/>
           <w:color w:val="333333"/>
           <w:kern w:val="0"/>
           <w:sz w:val="32"/>
@@ -217,60 +218,72 @@
       </w:r>
       <w:r>
         <w:rPr>
-          <w:rFonts w:hint="eastAsia" w:ascii="宋体" w:hAnsi="宋体" w:eastAsia="宋体" w:cs="Arial"/>
+          <w:rFonts w:ascii="宋体" w:eastAsia="宋体" w:hAnsi="宋体" w:cs="Arial" w:hint="eastAsia"/>
           <w:color w:val="333333"/>
           <w:kern w:val="0"/>
           <w:sz w:val="32"/>
           <w:szCs w:val="32"/>
           <w:u w:val="single"/>
         </w:rPr>
-        <w:t>　　　　　　　　　　　　　　　　　　　</w:t>
+        <w:t xml:space="preserve">　　　　　　　　　　　　　　　　　　　</w:t>
       </w:r>
     </w:p>
     <w:p>
       <w:pPr>
         <w:widowControl/>
         <w:shd w:val="clear" w:color="auto" w:fill="FFFFFF"/>
-        <w:spacing w:before="156" w:beforeLines="50" w:line="360" w:lineRule="atLeast"/>
+        <w:spacing w:beforeLines="50" w:before="156" w:line="360" w:lineRule="atLeast"/>
         <w:jc w:val="left"/>
         <w:rPr>
-          <w:rFonts w:ascii="宋体" w:hAnsi="宋体" w:eastAsia="宋体" w:cs="Arial"/>
+          <w:rFonts w:ascii="宋体" w:eastAsia="宋体" w:hAnsi="宋体" w:cs="Arial" w:hint="eastAsia"/>
           <w:color w:val="333333"/>
           <w:kern w:val="0"/>
           <w:sz w:val="32"/>
           <w:szCs w:val="32"/>
         </w:rPr>
       </w:pPr>
-      <w:r>
-        <w:rPr>
-          <w:rFonts w:hint="eastAsia" w:ascii="宋体" w:hAnsi="宋体" w:eastAsia="宋体" w:cs="Arial"/>
+      <w:proofErr w:type="gramStart"/>
+      <w:r>
+        <w:rPr>
+          <w:rFonts w:ascii="宋体" w:eastAsia="宋体" w:hAnsi="宋体" w:cs="Arial" w:hint="eastAsia"/>
           <w:color w:val="333333"/>
           <w:kern w:val="0"/>
           <w:sz w:val="32"/>
           <w:szCs w:val="32"/>
         </w:rPr>
-        <w:t>作　　者：</w:t>
-      </w:r>
-      <w:r>
-        <w:rPr>
-          <w:rFonts w:hint="eastAsia" w:ascii="宋体" w:hAnsi="宋体" w:eastAsia="宋体" w:cs="Arial"/>
+        <w:t xml:space="preserve">作　　</w:t>
+      </w:r>
+      <w:proofErr w:type="gramEnd"/>
+      <w:r>
+        <w:rPr>
+          <w:rFonts w:ascii="宋体" w:eastAsia="宋体" w:hAnsi="宋体" w:cs="Arial" w:hint="eastAsia"/>
+          <w:color w:val="333333"/>
+          <w:kern w:val="0"/>
+          <w:sz w:val="32"/>
+          <w:szCs w:val="32"/>
+        </w:rPr>
+        <w:t>者：</w:t>
+      </w:r>
+      <w:r>
+        <w:rPr>
+          <w:rFonts w:ascii="宋体" w:eastAsia="宋体" w:hAnsi="宋体" w:cs="Arial" w:hint="eastAsia"/>
           <w:color w:val="333333"/>
           <w:kern w:val="0"/>
           <w:sz w:val="32"/>
           <w:szCs w:val="32"/>
           <w:u w:val="single"/>
         </w:rPr>
-        <w:t>　　　　　　　　　　　　　　　　　　　</w:t>
+        <w:t xml:space="preserve">　　　　　　　　　　　　　　　　　　　</w:t>
       </w:r>
     </w:p>
     <w:p>
       <w:pPr>
         <w:widowControl/>
         <w:shd w:val="clear" w:color="auto" w:fill="FFFFFF"/>
-        <w:spacing w:before="156" w:beforeLines="50" w:line="360" w:lineRule="atLeast"/>
+        <w:spacing w:beforeLines="50" w:before="156" w:line="360" w:lineRule="atLeast"/>
         <w:jc w:val="left"/>
         <w:rPr>
-          <w:rFonts w:ascii="宋体" w:hAnsi="宋体" w:eastAsia="宋体" w:cs="Arial"/>
+          <w:rFonts w:ascii="宋体" w:eastAsia="宋体" w:hAnsi="宋体" w:cs="Arial" w:hint="eastAsia"/>
           <w:color w:val="333333"/>
           <w:kern w:val="0"/>
           <w:sz w:val="32"/>
@@ -279,7 +292,7 @@
       </w:pPr>
       <w:r>
         <w:rPr>
-          <w:rFonts w:hint="eastAsia" w:ascii="宋体" w:hAnsi="宋体" w:eastAsia="宋体" w:cs="Arial"/>
+          <w:rFonts w:ascii="宋体" w:eastAsia="宋体" w:hAnsi="宋体" w:cs="Arial" w:hint="eastAsia"/>
           <w:color w:val="333333"/>
           <w:kern w:val="0"/>
           <w:sz w:val="32"/>
@@ -289,35 +302,34 @@
       </w:r>
       <w:r>
         <w:rPr>
-          <w:rFonts w:hint="eastAsia" w:ascii="宋体" w:hAnsi="宋体" w:eastAsia="宋体" w:cs="Arial"/>
+          <w:rFonts w:ascii="宋体" w:eastAsia="宋体" w:hAnsi="宋体" w:cs="Arial" w:hint="eastAsia"/>
           <w:color w:val="333333"/>
           <w:kern w:val="0"/>
           <w:sz w:val="32"/>
           <w:szCs w:val="32"/>
           <w:u w:val="single"/>
         </w:rPr>
-        <w:t>　　　　　　　　　　　　　　　　　　　</w:t>
+        <w:t xml:space="preserve">　　　　　　　　　　　　　　　　　　　</w:t>
       </w:r>
     </w:p>
     <w:p>
       <w:pPr>
         <w:widowControl/>
         <w:shd w:val="clear" w:color="auto" w:fill="FFFFFF"/>
-        <w:spacing w:before="156" w:beforeLines="50" w:after="624" w:afterLines="200" w:line="360" w:lineRule="atLeast"/>
+        <w:spacing w:beforeLines="50" w:before="156" w:afterLines="200" w:after="624" w:line="360" w:lineRule="atLeast"/>
         <w:jc w:val="left"/>
         <w:rPr>
-          <w:rFonts w:ascii="宋体" w:hAnsi="宋体" w:eastAsia="宋体" w:cs="Arial"/>
+          <w:rFonts w:ascii="宋体" w:eastAsia="宋体" w:hAnsi="宋体" w:cs="Arial" w:hint="eastAsia"/>
           <w:color w:val="333333"/>
           <w:kern w:val="0"/>
           <w:sz w:val="32"/>
           <w:szCs w:val="32"/>
         </w:rPr>
       </w:pPr>
-      <w:bookmarkStart w:id="7" w:name="_GoBack"/>
-      <w:bookmarkEnd w:id="7"/>
-      <w:r>
-        <w:rPr>
-          <w:rFonts w:hint="eastAsia" w:ascii="Arial" w:hAnsi="Arial" w:eastAsia="宋体" w:cs="Arial"/>
+      <w:r>
+        <w:rPr>
+          <w:rFonts w:ascii="Arial" w:eastAsia="宋体" w:hAnsi="Arial" w:cs="Arial" w:hint="eastAsia"/>
+          <w:noProof/>
           <w:color w:val="333333"/>
           <w:kern w:val="0"/>
           <w:szCs w:val="21"/>
@@ -325,7 +337,7 @@
         <mc:AlternateContent>
           <mc:Choice Requires="wps">
             <w:drawing>
-              <wp:anchor distT="0" distB="0" distL="114300" distR="114300" simplePos="0" relativeHeight="251659264" behindDoc="0" locked="0" layoutInCell="1" allowOverlap="1">
+              <wp:anchor distT="0" distB="0" distL="114300" distR="114300" simplePos="0" relativeHeight="251659264" behindDoc="0" locked="0" layoutInCell="1" allowOverlap="1" wp14:anchorId="1E6B806B" wp14:editId="1D2A4AE3">
                 <wp:simplePos x="0" y="0"/>
                 <wp:positionH relativeFrom="margin">
                   <wp:posOffset>27305</wp:posOffset>
@@ -364,14 +376,14 @@
                           <w:p>
                             <w:pPr>
                               <w:rPr>
-                                <w:rFonts w:ascii="黑体" w:hAnsi="黑体" w:eastAsia="黑体"/>
+                                <w:rFonts w:ascii="黑体" w:eastAsia="黑体" w:hAnsi="黑体" w:hint="eastAsia"/>
                                 <w:sz w:val="28"/>
                                 <w:szCs w:val="28"/>
                               </w:rPr>
                             </w:pPr>
                             <w:r>
                               <w:rPr>
-                                <w:rFonts w:hint="eastAsia" w:ascii="黑体" w:hAnsi="黑体" w:eastAsia="黑体"/>
+                                <w:rFonts w:ascii="黑体" w:eastAsia="黑体" w:hAnsi="黑体" w:hint="eastAsia"/>
                                 <w:sz w:val="28"/>
                                 <w:szCs w:val="28"/>
                               </w:rPr>
@@ -380,199 +392,198 @@
                           </w:p>
                           <w:p>
                             <w:pPr>
-                              <w:pStyle w:val="16"/>
+                              <w:pStyle w:val="af2"/>
                               <w:numPr>
                                 <w:ilvl w:val="0"/>
                                 <w:numId w:val="2"/>
                               </w:numPr>
                               <w:ind w:firstLineChars="0"/>
                               <w:rPr>
-                                <w:rFonts w:ascii="华文楷体" w:hAnsi="华文楷体" w:eastAsia="华文楷体"/>
+                                <w:rFonts w:ascii="华文楷体" w:eastAsia="华文楷体" w:hAnsi="华文楷体" w:hint="eastAsia"/>
                               </w:rPr>
                             </w:pPr>
                             <w:r>
                               <w:rPr>
-                                <w:rFonts w:hint="eastAsia" w:ascii="华文楷体" w:hAnsi="华文楷体" w:eastAsia="华文楷体"/>
+                                <w:rFonts w:ascii="华文楷体" w:eastAsia="华文楷体" w:hAnsi="华文楷体" w:hint="eastAsia"/>
                               </w:rPr>
                               <w:t>本文档适用于所有涉及软件应用与开发类</w:t>
                             </w:r>
                             <w:r>
                               <w:rPr>
-                                <w:rFonts w:ascii="华文楷体" w:hAnsi="华文楷体" w:eastAsia="华文楷体"/>
+                                <w:rFonts w:ascii="华文楷体" w:eastAsia="华文楷体" w:hAnsi="华文楷体"/>
                               </w:rPr>
                               <w:t>的各个小类</w:t>
                             </w:r>
                             <w:r>
                               <w:rPr>
-                                <w:rFonts w:hint="eastAsia" w:ascii="华文楷体" w:hAnsi="华文楷体" w:eastAsia="华文楷体"/>
+                                <w:rFonts w:ascii="华文楷体" w:eastAsia="华文楷体" w:hAnsi="华文楷体" w:hint="eastAsia"/>
                               </w:rPr>
                               <w:t>作品，包括：（1）Web应用与开发（2）管理信息系统（3）移动应用开发（非游戏类）（4）算法设计与应用（5）企业赛项；</w:t>
                             </w:r>
                           </w:p>
                           <w:p>
                             <w:pPr>
-                              <w:pStyle w:val="16"/>
+                              <w:pStyle w:val="af2"/>
                               <w:numPr>
                                 <w:ilvl w:val="0"/>
                                 <w:numId w:val="2"/>
                               </w:numPr>
                               <w:ind w:firstLineChars="0"/>
                               <w:rPr>
-                                <w:rFonts w:ascii="华文楷体" w:hAnsi="华文楷体" w:eastAsia="华文楷体"/>
+                                <w:rFonts w:ascii="华文楷体" w:eastAsia="华文楷体" w:hAnsi="华文楷体" w:hint="eastAsia"/>
                               </w:rPr>
                             </w:pPr>
                             <w:r>
                               <w:rPr>
-                                <w:rFonts w:hint="eastAsia" w:ascii="华文楷体" w:hAnsi="华文楷体" w:eastAsia="华文楷体"/>
+                                <w:rFonts w:ascii="华文楷体" w:eastAsia="华文楷体" w:hAnsi="华文楷体" w:hint="eastAsia"/>
                               </w:rPr>
                               <w:t>本文档为简要文档，不宜长篇大论，需简明扼要，</w:t>
                             </w:r>
                             <w:r>
                               <w:rPr>
-                                <w:rFonts w:ascii="华文楷体" w:hAnsi="华文楷体" w:eastAsia="华文楷体"/>
+                                <w:rFonts w:ascii="华文楷体" w:eastAsia="华文楷体" w:hAnsi="华文楷体"/>
                               </w:rPr>
                               <w:t>建议</w:t>
                             </w:r>
                             <w:r>
                               <w:rPr>
-                                <w:rFonts w:hint="eastAsia" w:ascii="华文楷体" w:hAnsi="华文楷体" w:eastAsia="华文楷体"/>
+                                <w:rFonts w:ascii="华文楷体" w:eastAsia="华文楷体" w:hAnsi="华文楷体" w:hint="eastAsia"/>
                               </w:rPr>
                               <w:t>设计</w:t>
                             </w:r>
                             <w:r>
                               <w:rPr>
-                                <w:rFonts w:ascii="华文楷体" w:hAnsi="华文楷体" w:eastAsia="华文楷体"/>
+                                <w:rFonts w:ascii="华文楷体" w:eastAsia="华文楷体" w:hAnsi="华文楷体"/>
                               </w:rPr>
                               <w:t>二级目录</w:t>
                             </w:r>
                             <w:r>
                               <w:rPr>
-                                <w:rFonts w:hint="eastAsia" w:ascii="华文楷体" w:hAnsi="华文楷体" w:eastAsia="华文楷体"/>
+                                <w:rFonts w:ascii="华文楷体" w:eastAsia="华文楷体" w:hAnsi="华文楷体" w:hint="eastAsia"/>
                               </w:rPr>
                               <w:t>，逻辑性强；</w:t>
                             </w:r>
                           </w:p>
                           <w:p>
                             <w:pPr>
-                              <w:pStyle w:val="16"/>
+                              <w:pStyle w:val="af2"/>
                               <w:numPr>
                                 <w:ilvl w:val="0"/>
                                 <w:numId w:val="2"/>
                               </w:numPr>
                               <w:ind w:firstLineChars="0"/>
                               <w:rPr>
-                                <w:rFonts w:ascii="华文楷体" w:hAnsi="华文楷体" w:eastAsia="华文楷体"/>
+                                <w:rFonts w:ascii="华文楷体" w:eastAsia="华文楷体" w:hAnsi="华文楷体" w:hint="eastAsia"/>
                               </w:rPr>
                             </w:pPr>
                             <w:r>
                               <w:rPr>
-                                <w:rFonts w:hint="eastAsia" w:ascii="华文楷体" w:hAnsi="华文楷体" w:eastAsia="华文楷体"/>
+                                <w:rFonts w:ascii="华文楷体" w:eastAsia="华文楷体" w:hAnsi="华文楷体" w:hint="eastAsia"/>
                               </w:rPr>
                               <w:t>一级标题采用二号黑体，</w:t>
                             </w:r>
                             <w:r>
                               <w:rPr>
-                                <w:rFonts w:ascii="华文楷体" w:hAnsi="华文楷体" w:eastAsia="华文楷体"/>
+                                <w:rFonts w:ascii="华文楷体" w:eastAsia="华文楷体" w:hAnsi="华文楷体"/>
                               </w:rPr>
                               <w:t>居中</w:t>
                             </w:r>
                             <w:r>
                               <w:rPr>
-                                <w:rFonts w:hint="eastAsia" w:ascii="华文楷体" w:hAnsi="华文楷体" w:eastAsia="华文楷体"/>
+                                <w:rFonts w:ascii="华文楷体" w:eastAsia="华文楷体" w:hAnsi="华文楷体" w:hint="eastAsia"/>
                               </w:rPr>
                               <w:t>，二级</w:t>
                             </w:r>
                             <w:r>
                               <w:rPr>
-                                <w:rFonts w:ascii="华文楷体" w:hAnsi="华文楷体" w:eastAsia="华文楷体"/>
+                                <w:rFonts w:ascii="华文楷体" w:eastAsia="华文楷体" w:hAnsi="华文楷体"/>
                               </w:rPr>
                               <w:t>标题采用三号黑体，</w:t>
                             </w:r>
                             <w:r>
                               <w:rPr>
-                                <w:rFonts w:hint="eastAsia" w:ascii="华文楷体" w:hAnsi="华文楷体" w:eastAsia="华文楷体"/>
+                                <w:rFonts w:ascii="华文楷体" w:eastAsia="华文楷体" w:hAnsi="华文楷体" w:hint="eastAsia"/>
                               </w:rPr>
                               <w:t>靠左</w:t>
                             </w:r>
                             <w:r>
                               <w:rPr>
-                                <w:rFonts w:ascii="华文楷体" w:hAnsi="华文楷体" w:eastAsia="华文楷体"/>
+                                <w:rFonts w:ascii="华文楷体" w:eastAsia="华文楷体" w:hAnsi="华文楷体"/>
                               </w:rPr>
                               <w:t>，</w:t>
                             </w:r>
                             <w:r>
                               <w:rPr>
-                                <w:rFonts w:hint="eastAsia" w:ascii="华文楷体" w:hAnsi="华文楷体" w:eastAsia="华文楷体"/>
+                                <w:rFonts w:ascii="华文楷体" w:eastAsia="华文楷体" w:hAnsi="华文楷体" w:hint="eastAsia"/>
                               </w:rPr>
                               <w:t>根据需要可以</w:t>
                             </w:r>
                             <w:r>
                               <w:rPr>
-                                <w:rFonts w:ascii="华文楷体" w:hAnsi="华文楷体" w:eastAsia="华文楷体"/>
+                                <w:rFonts w:ascii="华文楷体" w:eastAsia="华文楷体" w:hAnsi="华文楷体"/>
                               </w:rPr>
                               <w:t>设计三级</w:t>
                             </w:r>
                             <w:r>
                               <w:rPr>
-                                <w:rFonts w:hint="eastAsia" w:ascii="华文楷体" w:hAnsi="华文楷体" w:eastAsia="华文楷体"/>
+                                <w:rFonts w:ascii="华文楷体" w:eastAsia="华文楷体" w:hAnsi="华文楷体" w:hint="eastAsia"/>
                               </w:rPr>
                               <w:t>标题，正文一律用五号宋体；</w:t>
                             </w:r>
                           </w:p>
                           <w:p>
                             <w:pPr>
-                              <w:pStyle w:val="16"/>
+                              <w:pStyle w:val="af2"/>
                               <w:numPr>
                                 <w:ilvl w:val="0"/>
                                 <w:numId w:val="2"/>
                               </w:numPr>
                               <w:ind w:firstLineChars="0"/>
                               <w:rPr>
-                                <w:rFonts w:ascii="华文楷体" w:hAnsi="华文楷体" w:eastAsia="华文楷体"/>
+                                <w:rFonts w:ascii="华文楷体" w:eastAsia="华文楷体" w:hAnsi="华文楷体" w:hint="eastAsia"/>
                               </w:rPr>
                             </w:pPr>
                             <w:r>
                               <w:rPr>
-                                <w:rFonts w:hint="eastAsia" w:ascii="华文楷体" w:hAnsi="华文楷体" w:eastAsia="华文楷体"/>
+                                <w:rFonts w:ascii="华文楷体" w:eastAsia="华文楷体" w:hAnsi="华文楷体" w:hint="eastAsia"/>
                               </w:rPr>
                               <w:t>提交文档时，以PDF格式提交本文档；</w:t>
                             </w:r>
                           </w:p>
                           <w:p>
                             <w:pPr>
-                              <w:pStyle w:val="16"/>
+                              <w:pStyle w:val="af2"/>
                               <w:numPr>
                                 <w:ilvl w:val="0"/>
                                 <w:numId w:val="2"/>
                               </w:numPr>
                               <w:ind w:firstLineChars="0"/>
                               <w:rPr>
-                                <w:rFonts w:ascii="华文楷体" w:hAnsi="华文楷体" w:eastAsia="华文楷体"/>
+                                <w:rFonts w:ascii="华文楷体" w:eastAsia="华文楷体" w:hAnsi="华文楷体" w:hint="eastAsia"/>
                               </w:rPr>
                             </w:pPr>
                             <w:r>
                               <w:rPr>
-                                <w:rFonts w:hint="eastAsia" w:ascii="华文楷体" w:hAnsi="华文楷体" w:eastAsia="华文楷体"/>
+                                <w:rFonts w:ascii="华文楷体" w:eastAsia="华文楷体" w:hAnsi="华文楷体" w:hint="eastAsia"/>
                               </w:rPr>
                               <w:t>本文档内容是正式参赛内容组成部分，务必真实填写。如不属实，将导致奖项等级降低甚至终止本作品参加比赛。</w:t>
                             </w:r>
                           </w:p>
                           <w:p>
                             <w:pPr>
-                              <w:pStyle w:val="16"/>
+                              <w:pStyle w:val="af2"/>
                               <w:numPr>
                                 <w:ilvl w:val="0"/>
                                 <w:numId w:val="2"/>
                               </w:numPr>
                               <w:ind w:firstLineChars="0"/>
                               <w:rPr>
-                                <w:rFonts w:ascii="华文楷体" w:hAnsi="华文楷体" w:eastAsia="华文楷体"/>
+                                <w:rFonts w:ascii="华文楷体" w:eastAsia="华文楷体" w:hAnsi="华文楷体" w:hint="eastAsia"/>
                               </w:rPr>
                             </w:pPr>
                             <w:r>
                               <w:rPr>
-                                <w:rFonts w:hint="eastAsia" w:ascii="华文楷体" w:hAnsi="华文楷体" w:eastAsia="华文楷体"/>
-                                <w:lang w:val="en-US" w:eastAsia="zh-CN"/>
+                                <w:rFonts w:ascii="华文楷体" w:eastAsia="华文楷体" w:hAnsi="华文楷体" w:hint="eastAsia"/>
                               </w:rPr>
                               <w:t>项目中涉及应用人工智能大模型的内容，务必在各个部分说明清楚。</w:t>
                             </w:r>
@@ -590,24 +601,24 @@
           </mc:Choice>
           <mc:Fallback>
             <w:pict>
-              <v:shape id="_x0000_s1026" o:spid="_x0000_s1026" o:spt="202" type="#_x0000_t202" style="position:absolute;left:0pt;margin-left:2.15pt;margin-top:65.75pt;height:205.1pt;width:409.5pt;mso-position-horizontal-relative:margin;mso-wrap-distance-bottom:0pt;mso-wrap-distance-top:0pt;z-index:251659264;mso-width-relative:page;mso-height-relative:page;" fillcolor="#FFFFFF [3201]" filled="t" stroked="t" coordsize="21600,21600" o:gfxdata="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">
-                <v:fill on="t" focussize="0,0"/>
-                <v:stroke weight="0.5pt" color="#000000" joinstyle="round"/>
-                <v:imagedata o:title=""/>
-                <o:lock v:ext="edit" aspectratio="f"/>
+              <v:shapetype w14:anchorId="1E6B806B" id="_x0000_t202" coordsize="21600,21600" o:spt="202" path="m,l,21600r21600,l21600,xe">
+                <v:stroke joinstyle="miter"/>
+                <v:path gradientshapeok="t" o:connecttype="rect"/>
+              </v:shapetype>
+              <v:shape id="文本框 2" o:spid="_x0000_s1026" type="#_x0000_t202" style="position:absolute;margin-left:2.15pt;margin-top:65.75pt;width:409.5pt;height:205.1pt;z-index:251659264;visibility:visible;mso-wrap-style:square;mso-wrap-distance-left:9pt;mso-wrap-distance-top:0;mso-wrap-distance-right:9pt;mso-wrap-distance-bottom:0;mso-position-horizontal:absolute;mso-position-horizontal-relative:margin;mso-position-vertical:absolute;mso-position-vertical-relative:text;v-text-anchor:top" o:gfxdata="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" fillcolor="white [3201]" strokeweight=".5pt">
                 <v:textbox>
                   <w:txbxContent>
                     <w:p>
                       <w:pPr>
                         <w:rPr>
-                          <w:rFonts w:ascii="黑体" w:hAnsi="黑体" w:eastAsia="黑体"/>
+                          <w:rFonts w:ascii="黑体" w:eastAsia="黑体" w:hAnsi="黑体" w:hint="eastAsia"/>
                           <w:sz w:val="28"/>
                           <w:szCs w:val="28"/>
                         </w:rPr>
                       </w:pPr>
                       <w:r>
                         <w:rPr>
-                          <w:rFonts w:hint="eastAsia" w:ascii="黑体" w:hAnsi="黑体" w:eastAsia="黑体"/>
+                          <w:rFonts w:ascii="黑体" w:eastAsia="黑体" w:hAnsi="黑体" w:hint="eastAsia"/>
                           <w:sz w:val="28"/>
                           <w:szCs w:val="28"/>
                         </w:rPr>
@@ -616,206 +627,205 @@
                     </w:p>
                     <w:p>
                       <w:pPr>
-                        <w:pStyle w:val="16"/>
+                        <w:pStyle w:val="af2"/>
                         <w:numPr>
                           <w:ilvl w:val="0"/>
                           <w:numId w:val="2"/>
                         </w:numPr>
                         <w:ind w:firstLineChars="0"/>
                         <w:rPr>
-                          <w:rFonts w:ascii="华文楷体" w:hAnsi="华文楷体" w:eastAsia="华文楷体"/>
+                          <w:rFonts w:ascii="华文楷体" w:eastAsia="华文楷体" w:hAnsi="华文楷体" w:hint="eastAsia"/>
                         </w:rPr>
                       </w:pPr>
                       <w:r>
                         <w:rPr>
-                          <w:rFonts w:hint="eastAsia" w:ascii="华文楷体" w:hAnsi="华文楷体" w:eastAsia="华文楷体"/>
+                          <w:rFonts w:ascii="华文楷体" w:eastAsia="华文楷体" w:hAnsi="华文楷体" w:hint="eastAsia"/>
                         </w:rPr>
                         <w:t>本文档适用于所有涉及软件应用与开发类</w:t>
                       </w:r>
                       <w:r>
                         <w:rPr>
-                          <w:rFonts w:ascii="华文楷体" w:hAnsi="华文楷体" w:eastAsia="华文楷体"/>
+                          <w:rFonts w:ascii="华文楷体" w:eastAsia="华文楷体" w:hAnsi="华文楷体"/>
                         </w:rPr>
                         <w:t>的各个小类</w:t>
                       </w:r>
                       <w:r>
                         <w:rPr>
-                          <w:rFonts w:hint="eastAsia" w:ascii="华文楷体" w:hAnsi="华文楷体" w:eastAsia="华文楷体"/>
+                          <w:rFonts w:ascii="华文楷体" w:eastAsia="华文楷体" w:hAnsi="华文楷体" w:hint="eastAsia"/>
                         </w:rPr>
                         <w:t>作品，包括：（1）Web应用与开发（2）管理信息系统（3）移动应用开发（非游戏类）（4）算法设计与应用（5）企业赛项；</w:t>
                       </w:r>
                     </w:p>
                     <w:p>
                       <w:pPr>
-                        <w:pStyle w:val="16"/>
+                        <w:pStyle w:val="af2"/>
                         <w:numPr>
                           <w:ilvl w:val="0"/>
                           <w:numId w:val="2"/>
                         </w:numPr>
                         <w:ind w:firstLineChars="0"/>
                         <w:rPr>
-                          <w:rFonts w:ascii="华文楷体" w:hAnsi="华文楷体" w:eastAsia="华文楷体"/>
+                          <w:rFonts w:ascii="华文楷体" w:eastAsia="华文楷体" w:hAnsi="华文楷体" w:hint="eastAsia"/>
                         </w:rPr>
                       </w:pPr>
                       <w:r>
                         <w:rPr>
-                          <w:rFonts w:hint="eastAsia" w:ascii="华文楷体" w:hAnsi="华文楷体" w:eastAsia="华文楷体"/>
+                          <w:rFonts w:ascii="华文楷体" w:eastAsia="华文楷体" w:hAnsi="华文楷体" w:hint="eastAsia"/>
                         </w:rPr>
                         <w:t>本文档为简要文档，不宜长篇大论，需简明扼要，</w:t>
                       </w:r>
                       <w:r>
                         <w:rPr>
-                          <w:rFonts w:ascii="华文楷体" w:hAnsi="华文楷体" w:eastAsia="华文楷体"/>
+                          <w:rFonts w:ascii="华文楷体" w:eastAsia="华文楷体" w:hAnsi="华文楷体"/>
                         </w:rPr>
                         <w:t>建议</w:t>
                       </w:r>
                       <w:r>
                         <w:rPr>
-                          <w:rFonts w:hint="eastAsia" w:ascii="华文楷体" w:hAnsi="华文楷体" w:eastAsia="华文楷体"/>
+                          <w:rFonts w:ascii="华文楷体" w:eastAsia="华文楷体" w:hAnsi="华文楷体" w:hint="eastAsia"/>
                         </w:rPr>
                         <w:t>设计</w:t>
                       </w:r>
                       <w:r>
                         <w:rPr>
-                          <w:rFonts w:ascii="华文楷体" w:hAnsi="华文楷体" w:eastAsia="华文楷体"/>
+                          <w:rFonts w:ascii="华文楷体" w:eastAsia="华文楷体" w:hAnsi="华文楷体"/>
                         </w:rPr>
                         <w:t>二级目录</w:t>
                       </w:r>
                       <w:r>
                         <w:rPr>
-                          <w:rFonts w:hint="eastAsia" w:ascii="华文楷体" w:hAnsi="华文楷体" w:eastAsia="华文楷体"/>
+                          <w:rFonts w:ascii="华文楷体" w:eastAsia="华文楷体" w:hAnsi="华文楷体" w:hint="eastAsia"/>
                         </w:rPr>
                         <w:t>，逻辑性强；</w:t>
                       </w:r>
                     </w:p>
                     <w:p>
                       <w:pPr>
-                        <w:pStyle w:val="16"/>
+                        <w:pStyle w:val="af2"/>
                         <w:numPr>
                           <w:ilvl w:val="0"/>
                           <w:numId w:val="2"/>
                         </w:numPr>
                         <w:ind w:firstLineChars="0"/>
                         <w:rPr>
-                          <w:rFonts w:ascii="华文楷体" w:hAnsi="华文楷体" w:eastAsia="华文楷体"/>
+                          <w:rFonts w:ascii="华文楷体" w:eastAsia="华文楷体" w:hAnsi="华文楷体" w:hint="eastAsia"/>
                         </w:rPr>
                       </w:pPr>
                       <w:r>
                         <w:rPr>
-                          <w:rFonts w:hint="eastAsia" w:ascii="华文楷体" w:hAnsi="华文楷体" w:eastAsia="华文楷体"/>
+                          <w:rFonts w:ascii="华文楷体" w:eastAsia="华文楷体" w:hAnsi="华文楷体" w:hint="eastAsia"/>
                         </w:rPr>
                         <w:t>一级标题采用二号黑体，</w:t>
                       </w:r>
                       <w:r>
                         <w:rPr>
-                          <w:rFonts w:ascii="华文楷体" w:hAnsi="华文楷体" w:eastAsia="华文楷体"/>
+                          <w:rFonts w:ascii="华文楷体" w:eastAsia="华文楷体" w:hAnsi="华文楷体"/>
                         </w:rPr>
                         <w:t>居中</w:t>
                       </w:r>
                       <w:r>
                         <w:rPr>
-                          <w:rFonts w:hint="eastAsia" w:ascii="华文楷体" w:hAnsi="华文楷体" w:eastAsia="华文楷体"/>
+                          <w:rFonts w:ascii="华文楷体" w:eastAsia="华文楷体" w:hAnsi="华文楷体" w:hint="eastAsia"/>
                         </w:rPr>
                         <w:t>，二级</w:t>
                       </w:r>
                       <w:r>
                         <w:rPr>
-                          <w:rFonts w:ascii="华文楷体" w:hAnsi="华文楷体" w:eastAsia="华文楷体"/>
+                          <w:rFonts w:ascii="华文楷体" w:eastAsia="华文楷体" w:hAnsi="华文楷体"/>
                         </w:rPr>
                         <w:t>标题采用三号黑体，</w:t>
                       </w:r>
                       <w:r>
                         <w:rPr>
-                          <w:rFonts w:hint="eastAsia" w:ascii="华文楷体" w:hAnsi="华文楷体" w:eastAsia="华文楷体"/>
+                          <w:rFonts w:ascii="华文楷体" w:eastAsia="华文楷体" w:hAnsi="华文楷体" w:hint="eastAsia"/>
                         </w:rPr>
                         <w:t>靠左</w:t>
                       </w:r>
                       <w:r>
                         <w:rPr>
-                          <w:rFonts w:ascii="华文楷体" w:hAnsi="华文楷体" w:eastAsia="华文楷体"/>
+                          <w:rFonts w:ascii="华文楷体" w:eastAsia="华文楷体" w:hAnsi="华文楷体"/>
                         </w:rPr>
                         <w:t>，</w:t>
                       </w:r>
                       <w:r>
                         <w:rPr>
-                          <w:rFonts w:hint="eastAsia" w:ascii="华文楷体" w:hAnsi="华文楷体" w:eastAsia="华文楷体"/>
+                          <w:rFonts w:ascii="华文楷体" w:eastAsia="华文楷体" w:hAnsi="华文楷体" w:hint="eastAsia"/>
                         </w:rPr>
                         <w:t>根据需要可以</w:t>
                       </w:r>
                       <w:r>
                         <w:rPr>
-                          <w:rFonts w:ascii="华文楷体" w:hAnsi="华文楷体" w:eastAsia="华文楷体"/>
+                          <w:rFonts w:ascii="华文楷体" w:eastAsia="华文楷体" w:hAnsi="华文楷体"/>
                         </w:rPr>
                         <w:t>设计三级</w:t>
                       </w:r>
                       <w:r>
                         <w:rPr>
-                          <w:rFonts w:hint="eastAsia" w:ascii="华文楷体" w:hAnsi="华文楷体" w:eastAsia="华文楷体"/>
+                          <w:rFonts w:ascii="华文楷体" w:eastAsia="华文楷体" w:hAnsi="华文楷体" w:hint="eastAsia"/>
                         </w:rPr>
                         <w:t>标题，正文一律用五号宋体；</w:t>
                       </w:r>
                     </w:p>
                     <w:p>
                       <w:pPr>
-                        <w:pStyle w:val="16"/>
+                        <w:pStyle w:val="af2"/>
                         <w:numPr>
                           <w:ilvl w:val="0"/>
                           <w:numId w:val="2"/>
                         </w:numPr>
                         <w:ind w:firstLineChars="0"/>
                         <w:rPr>
-                          <w:rFonts w:ascii="华文楷体" w:hAnsi="华文楷体" w:eastAsia="华文楷体"/>
+                          <w:rFonts w:ascii="华文楷体" w:eastAsia="华文楷体" w:hAnsi="华文楷体" w:hint="eastAsia"/>
                         </w:rPr>
                       </w:pPr>
                       <w:r>
                         <w:rPr>
-                          <w:rFonts w:hint="eastAsia" w:ascii="华文楷体" w:hAnsi="华文楷体" w:eastAsia="华文楷体"/>
+                          <w:rFonts w:ascii="华文楷体" w:eastAsia="华文楷体" w:hAnsi="华文楷体" w:hint="eastAsia"/>
                         </w:rPr>
                         <w:t>提交文档时，以PDF格式提交本文档；</w:t>
                       </w:r>
                     </w:p>
                     <w:p>
                       <w:pPr>
-                        <w:pStyle w:val="16"/>
+                        <w:pStyle w:val="af2"/>
                         <w:numPr>
                           <w:ilvl w:val="0"/>
                           <w:numId w:val="2"/>
                         </w:numPr>
                         <w:ind w:firstLineChars="0"/>
                         <w:rPr>
-                          <w:rFonts w:ascii="华文楷体" w:hAnsi="华文楷体" w:eastAsia="华文楷体"/>
+                          <w:rFonts w:ascii="华文楷体" w:eastAsia="华文楷体" w:hAnsi="华文楷体" w:hint="eastAsia"/>
                         </w:rPr>
                       </w:pPr>
                       <w:r>
                         <w:rPr>
-                          <w:rFonts w:hint="eastAsia" w:ascii="华文楷体" w:hAnsi="华文楷体" w:eastAsia="华文楷体"/>
+                          <w:rFonts w:ascii="华文楷体" w:eastAsia="华文楷体" w:hAnsi="华文楷体" w:hint="eastAsia"/>
                         </w:rPr>
                         <w:t>本文档内容是正式参赛内容组成部分，务必真实填写。如不属实，将导致奖项等级降低甚至终止本作品参加比赛。</w:t>
                       </w:r>
                     </w:p>
                     <w:p>
                       <w:pPr>
-                        <w:pStyle w:val="16"/>
+                        <w:pStyle w:val="af2"/>
                         <w:numPr>
                           <w:ilvl w:val="0"/>
                           <w:numId w:val="2"/>
                         </w:numPr>
                         <w:ind w:firstLineChars="0"/>
                         <w:rPr>
-                          <w:rFonts w:ascii="华文楷体" w:hAnsi="华文楷体" w:eastAsia="华文楷体"/>
+                          <w:rFonts w:ascii="华文楷体" w:eastAsia="华文楷体" w:hAnsi="华文楷体" w:hint="eastAsia"/>
                         </w:rPr>
                       </w:pPr>
                       <w:r>
                         <w:rPr>
-                          <w:rFonts w:hint="eastAsia" w:ascii="华文楷体" w:hAnsi="华文楷体" w:eastAsia="华文楷体"/>
-                          <w:lang w:val="en-US" w:eastAsia="zh-CN"/>
+                          <w:rFonts w:ascii="华文楷体" w:eastAsia="华文楷体" w:hAnsi="华文楷体" w:hint="eastAsia"/>
                         </w:rPr>
                         <w:t>项目中涉及应用人工智能大模型的内容，务必在各个部分说明清楚。</w:t>
                       </w:r>
                     </w:p>
                   </w:txbxContent>
                 </v:textbox>
-                <w10:wrap type="topAndBottom"/>
+                <w10:wrap type="topAndBottom" anchorx="margin"/>
               </v:shape>
             </w:pict>
           </mc:Fallback>
@@ -823,7 +833,7 @@
       </w:r>
       <w:r>
         <w:rPr>
-          <w:rFonts w:hint="eastAsia" w:ascii="宋体" w:hAnsi="宋体" w:eastAsia="宋体" w:cs="Arial"/>
+          <w:rFonts w:ascii="宋体" w:eastAsia="宋体" w:hAnsi="宋体" w:cs="Arial" w:hint="eastAsia"/>
           <w:color w:val="333333"/>
           <w:kern w:val="0"/>
           <w:sz w:val="32"/>
@@ -833,14 +843,14 @@
       </w:r>
       <w:r>
         <w:rPr>
-          <w:rFonts w:hint="eastAsia" w:ascii="宋体" w:hAnsi="宋体" w:eastAsia="宋体" w:cs="Arial"/>
+          <w:rFonts w:ascii="宋体" w:eastAsia="宋体" w:hAnsi="宋体" w:cs="Arial" w:hint="eastAsia"/>
           <w:color w:val="333333"/>
           <w:kern w:val="0"/>
           <w:sz w:val="32"/>
           <w:szCs w:val="32"/>
           <w:u w:val="single"/>
         </w:rPr>
-        <w:t>　　　　　　　　　　　　　　　　　　　</w:t>
+        <w:t xml:space="preserve">　　　　　　　　　　　　　　　　　　　</w:t>
       </w:r>
     </w:p>
     <w:p>
@@ -848,6 +858,9 @@
         <w:widowControl/>
         <w:ind w:firstLine="420"/>
         <w:jc w:val="left"/>
+        <w:rPr>
+          <w:rFonts w:hint="eastAsia"/>
+        </w:rPr>
       </w:pPr>
     </w:p>
     <w:p>
@@ -855,6 +868,9 @@
         <w:widowControl/>
         <w:ind w:firstLine="420"/>
         <w:jc w:val="left"/>
+        <w:rPr>
+          <w:rFonts w:hint="eastAsia"/>
+        </w:rPr>
       </w:pPr>
     </w:p>
     <w:p>
@@ -862,6 +878,9 @@
         <w:widowControl/>
         <w:ind w:firstLine="420"/>
         <w:jc w:val="left"/>
+        <w:rPr>
+          <w:rFonts w:hint="eastAsia"/>
+        </w:rPr>
       </w:pPr>
     </w:p>
     <w:p>
@@ -869,6 +888,9 @@
         <w:widowControl/>
         <w:ind w:firstLine="420"/>
         <w:jc w:val="left"/>
+        <w:rPr>
+          <w:rFonts w:hint="eastAsia"/>
+        </w:rPr>
       </w:pPr>
     </w:p>
     <w:sdt>
@@ -886,9 +908,6 @@
       </w:sdtPr>
       <w:sdtEndPr>
         <w:rPr>
-          <w:b/>
-          <w:sz w:val="28"/>
-          <w:szCs w:val="28"/>
           <w:lang w:val="zh-CN"/>
         </w:rPr>
       </w:sdtEndPr>
@@ -897,6 +916,7 @@
           <w:pPr>
             <w:jc w:val="center"/>
             <w:rPr>
+              <w:rFonts w:hint="eastAsia"/>
               <w:sz w:val="32"/>
               <w:szCs w:val="32"/>
             </w:rPr>
@@ -926,8 +946,9 @@
         </w:p>
         <w:p>
           <w:pPr>
-            <w:pStyle w:val="8"/>
+            <w:pStyle w:val="TOC1"/>
             <w:rPr>
+              <w:rFonts w:hint="eastAsia"/>
               <w:b w:val="0"/>
               <w:sz w:val="21"/>
               <w:szCs w:val="22"/>
@@ -935,7 +956,7 @@
           </w:pPr>
           <w:r>
             <w:rPr>
-              <w:rFonts w:ascii="华文楷体" w:hAnsi="华文楷体" w:eastAsia="华文楷体"/>
+              <w:rFonts w:ascii="华文楷体" w:eastAsia="华文楷体" w:hAnsi="华文楷体"/>
               <w:b w:val="0"/>
               <w:bCs/>
               <w:lang w:val="zh-CN"/>
@@ -944,7 +965,7 @@
           </w:r>
           <w:r>
             <w:rPr>
-              <w:rFonts w:ascii="华文楷体" w:hAnsi="华文楷体" w:eastAsia="华文楷体"/>
+              <w:rFonts w:ascii="华文楷体" w:eastAsia="华文楷体" w:hAnsi="华文楷体"/>
               <w:b w:val="0"/>
               <w:bCs/>
               <w:lang w:val="zh-CN"/>
@@ -953,580 +974,531 @@
           </w:r>
           <w:r>
             <w:rPr>
-              <w:rFonts w:ascii="华文楷体" w:hAnsi="华文楷体" w:eastAsia="华文楷体"/>
+              <w:rFonts w:ascii="华文楷体" w:eastAsia="华文楷体" w:hAnsi="华文楷体"/>
               <w:b w:val="0"/>
               <w:bCs/>
               <w:lang w:val="zh-CN"/>
             </w:rPr>
             <w:fldChar w:fldCharType="separate"/>
           </w:r>
-          <w:r>
-            <w:fldChar w:fldCharType="begin"/>
-          </w:r>
-          <w:r>
-            <w:instrText xml:space="preserve"> HYPERLINK \l "_Toc100040660" </w:instrText>
-          </w:r>
-          <w:r>
-            <w:fldChar w:fldCharType="separate"/>
-          </w:r>
-          <w:r>
-            <w:rPr>
-              <w:rStyle w:val="13"/>
-              <w:b w:val="0"/>
-            </w:rPr>
-            <w:t>第一章</w:t>
-          </w:r>
-          <w:r>
-            <w:rPr>
-              <w:b w:val="0"/>
-              <w:sz w:val="21"/>
-              <w:szCs w:val="22"/>
-            </w:rPr>
-            <w:tab/>
-          </w:r>
-          <w:r>
-            <w:rPr>
-              <w:rStyle w:val="13"/>
-              <w:b w:val="0"/>
-            </w:rPr>
-            <w:t>需求分析</w:t>
-          </w:r>
-          <w:r>
-            <w:rPr>
-              <w:b w:val="0"/>
-            </w:rPr>
-            <w:tab/>
-          </w:r>
-          <w:r>
-            <w:rPr>
-              <w:b w:val="0"/>
-            </w:rPr>
-            <w:fldChar w:fldCharType="begin"/>
-          </w:r>
-          <w:r>
-            <w:rPr>
-              <w:b w:val="0"/>
-            </w:rPr>
-            <w:instrText xml:space="preserve"> PAGEREF _Toc100040660 \h </w:instrText>
-          </w:r>
-          <w:r>
-            <w:rPr>
-              <w:b w:val="0"/>
-            </w:rPr>
-            <w:fldChar w:fldCharType="separate"/>
-          </w:r>
-          <w:r>
-            <w:rPr>
-              <w:b w:val="0"/>
-            </w:rPr>
-            <w:t>6</w:t>
-          </w:r>
-          <w:r>
-            <w:rPr>
-              <w:b w:val="0"/>
-            </w:rPr>
-            <w:fldChar w:fldCharType="end"/>
-          </w:r>
-          <w:r>
-            <w:rPr>
-              <w:b w:val="0"/>
-            </w:rPr>
-            <w:fldChar w:fldCharType="end"/>
-          </w:r>
+          <w:hyperlink w:anchor="_Toc100040660" w:history="1">
+            <w:r>
+              <w:rPr>
+                <w:rStyle w:val="af0"/>
+                <w:b w:val="0"/>
+              </w:rPr>
+              <w:t>第一章</w:t>
+            </w:r>
+            <w:r>
+              <w:rPr>
+                <w:b w:val="0"/>
+                <w:sz w:val="21"/>
+                <w:szCs w:val="22"/>
+              </w:rPr>
+              <w:tab/>
+            </w:r>
+            <w:r>
+              <w:rPr>
+                <w:rStyle w:val="af0"/>
+                <w:b w:val="0"/>
+              </w:rPr>
+              <w:t>需求分析</w:t>
+            </w:r>
+            <w:r>
+              <w:rPr>
+                <w:b w:val="0"/>
+              </w:rPr>
+              <w:tab/>
+            </w:r>
+            <w:r>
+              <w:rPr>
+                <w:b w:val="0"/>
+              </w:rPr>
+              <w:fldChar w:fldCharType="begin"/>
+            </w:r>
+            <w:r>
+              <w:rPr>
+                <w:b w:val="0"/>
+              </w:rPr>
+              <w:instrText xml:space="preserve"> PAGEREF _Toc100040660 \h </w:instrText>
+            </w:r>
+            <w:r>
+              <w:rPr>
+                <w:b w:val="0"/>
+              </w:rPr>
+            </w:r>
+            <w:r>
+              <w:rPr>
+                <w:b w:val="0"/>
+              </w:rPr>
+              <w:fldChar w:fldCharType="separate"/>
+            </w:r>
+            <w:r>
+              <w:rPr>
+                <w:b w:val="0"/>
+              </w:rPr>
+              <w:t>6</w:t>
+            </w:r>
+            <w:r>
+              <w:rPr>
+                <w:b w:val="0"/>
+              </w:rPr>
+              <w:fldChar w:fldCharType="end"/>
+            </w:r>
+          </w:hyperlink>
         </w:p>
         <w:p>
           <w:pPr>
-            <w:pStyle w:val="8"/>
+            <w:pStyle w:val="TOC1"/>
             <w:rPr>
+              <w:rFonts w:hint="eastAsia"/>
               <w:b w:val="0"/>
               <w:sz w:val="21"/>
               <w:szCs w:val="22"/>
             </w:rPr>
           </w:pPr>
-          <w:r>
-            <w:fldChar w:fldCharType="begin"/>
-          </w:r>
-          <w:r>
-            <w:instrText xml:space="preserve"> HYPERLINK \l "_Toc100040661" </w:instrText>
-          </w:r>
-          <w:r>
-            <w:fldChar w:fldCharType="separate"/>
-          </w:r>
-          <w:r>
-            <w:rPr>
-              <w:rStyle w:val="13"/>
-              <w:b w:val="0"/>
-            </w:rPr>
-            <w:t>第二章</w:t>
-          </w:r>
-          <w:r>
-            <w:rPr>
-              <w:b w:val="0"/>
-              <w:sz w:val="21"/>
-              <w:szCs w:val="22"/>
-            </w:rPr>
-            <w:tab/>
-          </w:r>
-          <w:r>
-            <w:rPr>
-              <w:rStyle w:val="13"/>
-              <w:b w:val="0"/>
-            </w:rPr>
-            <w:t>概要设计</w:t>
-          </w:r>
-          <w:r>
-            <w:rPr>
-              <w:b w:val="0"/>
-            </w:rPr>
-            <w:tab/>
-          </w:r>
-          <w:r>
-            <w:rPr>
-              <w:b w:val="0"/>
-            </w:rPr>
-            <w:fldChar w:fldCharType="begin"/>
-          </w:r>
-          <w:r>
-            <w:rPr>
-              <w:b w:val="0"/>
-            </w:rPr>
-            <w:instrText xml:space="preserve"> PAGEREF _Toc100040661 \h </w:instrText>
-          </w:r>
-          <w:r>
-            <w:rPr>
-              <w:b w:val="0"/>
-            </w:rPr>
-            <w:fldChar w:fldCharType="separate"/>
-          </w:r>
-          <w:r>
-            <w:rPr>
-              <w:b w:val="0"/>
-            </w:rPr>
-            <w:t>6</w:t>
-          </w:r>
-          <w:r>
-            <w:rPr>
-              <w:b w:val="0"/>
-            </w:rPr>
-            <w:fldChar w:fldCharType="end"/>
-          </w:r>
-          <w:r>
-            <w:rPr>
-              <w:b w:val="0"/>
-            </w:rPr>
-            <w:fldChar w:fldCharType="end"/>
-          </w:r>
+          <w:hyperlink w:anchor="_Toc100040661" w:history="1">
+            <w:r>
+              <w:rPr>
+                <w:rStyle w:val="af0"/>
+                <w:b w:val="0"/>
+              </w:rPr>
+              <w:t>第二章</w:t>
+            </w:r>
+            <w:r>
+              <w:rPr>
+                <w:b w:val="0"/>
+                <w:sz w:val="21"/>
+                <w:szCs w:val="22"/>
+              </w:rPr>
+              <w:tab/>
+            </w:r>
+            <w:r>
+              <w:rPr>
+                <w:rStyle w:val="af0"/>
+                <w:b w:val="0"/>
+              </w:rPr>
+              <w:t>概要设计</w:t>
+            </w:r>
+            <w:r>
+              <w:rPr>
+                <w:b w:val="0"/>
+              </w:rPr>
+              <w:tab/>
+            </w:r>
+            <w:r>
+              <w:rPr>
+                <w:b w:val="0"/>
+              </w:rPr>
+              <w:fldChar w:fldCharType="begin"/>
+            </w:r>
+            <w:r>
+              <w:rPr>
+                <w:b w:val="0"/>
+              </w:rPr>
+              <w:instrText xml:space="preserve"> PAGEREF _Toc100040661 \h </w:instrText>
+            </w:r>
+            <w:r>
+              <w:rPr>
+                <w:b w:val="0"/>
+              </w:rPr>
+            </w:r>
+            <w:r>
+              <w:rPr>
+                <w:b w:val="0"/>
+              </w:rPr>
+              <w:fldChar w:fldCharType="separate"/>
+            </w:r>
+            <w:r>
+              <w:rPr>
+                <w:b w:val="0"/>
+              </w:rPr>
+              <w:t>6</w:t>
+            </w:r>
+            <w:r>
+              <w:rPr>
+                <w:b w:val="0"/>
+              </w:rPr>
+              <w:fldChar w:fldCharType="end"/>
+            </w:r>
+          </w:hyperlink>
         </w:p>
         <w:p>
           <w:pPr>
-            <w:pStyle w:val="8"/>
+            <w:pStyle w:val="TOC1"/>
             <w:rPr>
+              <w:rFonts w:hint="eastAsia"/>
               <w:b w:val="0"/>
               <w:sz w:val="21"/>
               <w:szCs w:val="22"/>
             </w:rPr>
           </w:pPr>
-          <w:r>
-            <w:fldChar w:fldCharType="begin"/>
-          </w:r>
-          <w:r>
-            <w:instrText xml:space="preserve"> HYPERLINK \l "_Toc100040662" </w:instrText>
-          </w:r>
-          <w:r>
-            <w:fldChar w:fldCharType="separate"/>
-          </w:r>
-          <w:r>
-            <w:rPr>
-              <w:rStyle w:val="13"/>
-              <w:b w:val="0"/>
-            </w:rPr>
-            <w:t>第三章</w:t>
-          </w:r>
-          <w:r>
-            <w:rPr>
-              <w:b w:val="0"/>
-              <w:sz w:val="21"/>
-              <w:szCs w:val="22"/>
-            </w:rPr>
-            <w:tab/>
-          </w:r>
-          <w:r>
-            <w:rPr>
-              <w:rStyle w:val="13"/>
-              <w:b w:val="0"/>
-            </w:rPr>
-            <w:t>详细设计</w:t>
-          </w:r>
-          <w:r>
-            <w:rPr>
-              <w:b w:val="0"/>
-            </w:rPr>
-            <w:tab/>
-          </w:r>
-          <w:r>
-            <w:rPr>
-              <w:b w:val="0"/>
-            </w:rPr>
-            <w:fldChar w:fldCharType="begin"/>
-          </w:r>
-          <w:r>
-            <w:rPr>
-              <w:b w:val="0"/>
-            </w:rPr>
-            <w:instrText xml:space="preserve"> PAGEREF _Toc100040662 \h </w:instrText>
-          </w:r>
-          <w:r>
-            <w:rPr>
-              <w:b w:val="0"/>
-            </w:rPr>
-            <w:fldChar w:fldCharType="separate"/>
-          </w:r>
-          <w:r>
-            <w:rPr>
-              <w:b w:val="0"/>
-            </w:rPr>
-            <w:t>6</w:t>
-          </w:r>
-          <w:r>
-            <w:rPr>
-              <w:b w:val="0"/>
-            </w:rPr>
-            <w:fldChar w:fldCharType="end"/>
-          </w:r>
-          <w:r>
-            <w:rPr>
-              <w:b w:val="0"/>
-            </w:rPr>
-            <w:fldChar w:fldCharType="end"/>
-          </w:r>
+          <w:hyperlink w:anchor="_Toc100040662" w:history="1">
+            <w:r>
+              <w:rPr>
+                <w:rStyle w:val="af0"/>
+                <w:b w:val="0"/>
+              </w:rPr>
+              <w:t>第三章</w:t>
+            </w:r>
+            <w:r>
+              <w:rPr>
+                <w:b w:val="0"/>
+                <w:sz w:val="21"/>
+                <w:szCs w:val="22"/>
+              </w:rPr>
+              <w:tab/>
+            </w:r>
+            <w:r>
+              <w:rPr>
+                <w:rStyle w:val="af0"/>
+                <w:b w:val="0"/>
+              </w:rPr>
+              <w:t>详细设计</w:t>
+            </w:r>
+            <w:r>
+              <w:rPr>
+                <w:b w:val="0"/>
+              </w:rPr>
+              <w:tab/>
+            </w:r>
+            <w:r>
+              <w:rPr>
+                <w:b w:val="0"/>
+              </w:rPr>
+              <w:fldChar w:fldCharType="begin"/>
+            </w:r>
+            <w:r>
+              <w:rPr>
+                <w:b w:val="0"/>
+              </w:rPr>
+              <w:instrText xml:space="preserve"> PAGEREF _Toc100040662 \h </w:instrText>
+            </w:r>
+            <w:r>
+              <w:rPr>
+                <w:b w:val="0"/>
+              </w:rPr>
+            </w:r>
+            <w:r>
+              <w:rPr>
+                <w:b w:val="0"/>
+              </w:rPr>
+              <w:fldChar w:fldCharType="separate"/>
+            </w:r>
+            <w:r>
+              <w:rPr>
+                <w:b w:val="0"/>
+              </w:rPr>
+              <w:t>6</w:t>
+            </w:r>
+            <w:r>
+              <w:rPr>
+                <w:b w:val="0"/>
+              </w:rPr>
+              <w:fldChar w:fldCharType="end"/>
+            </w:r>
+          </w:hyperlink>
         </w:p>
         <w:p>
           <w:pPr>
-            <w:pStyle w:val="8"/>
+            <w:pStyle w:val="TOC1"/>
             <w:rPr>
+              <w:rFonts w:hint="eastAsia"/>
               <w:b w:val="0"/>
               <w:sz w:val="21"/>
               <w:szCs w:val="22"/>
             </w:rPr>
           </w:pPr>
-          <w:r>
-            <w:fldChar w:fldCharType="begin"/>
-          </w:r>
-          <w:r>
-            <w:instrText xml:space="preserve"> HYPERLINK \l "_Toc100040663" </w:instrText>
-          </w:r>
-          <w:r>
-            <w:fldChar w:fldCharType="separate"/>
-          </w:r>
-          <w:r>
-            <w:rPr>
-              <w:rStyle w:val="13"/>
-              <w:b w:val="0"/>
-            </w:rPr>
-            <w:t>第四章</w:t>
-          </w:r>
-          <w:r>
-            <w:rPr>
-              <w:b w:val="0"/>
-              <w:sz w:val="21"/>
-              <w:szCs w:val="22"/>
-            </w:rPr>
-            <w:tab/>
-          </w:r>
-          <w:r>
-            <w:rPr>
-              <w:rStyle w:val="13"/>
-              <w:b w:val="0"/>
-            </w:rPr>
-            <w:t>测试报告</w:t>
-          </w:r>
-          <w:r>
-            <w:rPr>
-              <w:b w:val="0"/>
-            </w:rPr>
-            <w:tab/>
-          </w:r>
-          <w:r>
-            <w:rPr>
-              <w:b w:val="0"/>
-            </w:rPr>
-            <w:fldChar w:fldCharType="begin"/>
-          </w:r>
-          <w:r>
-            <w:rPr>
-              <w:b w:val="0"/>
-            </w:rPr>
-            <w:instrText xml:space="preserve"> PAGEREF _Toc100040663 \h </w:instrText>
-          </w:r>
-          <w:r>
-            <w:rPr>
-              <w:b w:val="0"/>
-            </w:rPr>
-            <w:fldChar w:fldCharType="separate"/>
-          </w:r>
-          <w:r>
-            <w:rPr>
-              <w:b w:val="0"/>
-            </w:rPr>
-            <w:t>6</w:t>
-          </w:r>
-          <w:r>
-            <w:rPr>
-              <w:b w:val="0"/>
-            </w:rPr>
-            <w:fldChar w:fldCharType="end"/>
-          </w:r>
-          <w:r>
-            <w:rPr>
-              <w:b w:val="0"/>
-            </w:rPr>
-            <w:fldChar w:fldCharType="end"/>
-          </w:r>
+          <w:hyperlink w:anchor="_Toc100040663" w:history="1">
+            <w:r>
+              <w:rPr>
+                <w:rStyle w:val="af0"/>
+                <w:b w:val="0"/>
+              </w:rPr>
+              <w:t>第四章</w:t>
+            </w:r>
+            <w:r>
+              <w:rPr>
+                <w:b w:val="0"/>
+                <w:sz w:val="21"/>
+                <w:szCs w:val="22"/>
+              </w:rPr>
+              <w:tab/>
+            </w:r>
+            <w:r>
+              <w:rPr>
+                <w:rStyle w:val="af0"/>
+                <w:b w:val="0"/>
+              </w:rPr>
+              <w:t>测试报告</w:t>
+            </w:r>
+            <w:r>
+              <w:rPr>
+                <w:b w:val="0"/>
+              </w:rPr>
+              <w:tab/>
+            </w:r>
+            <w:r>
+              <w:rPr>
+                <w:b w:val="0"/>
+              </w:rPr>
+              <w:fldChar w:fldCharType="begin"/>
+            </w:r>
+            <w:r>
+              <w:rPr>
+                <w:b w:val="0"/>
+              </w:rPr>
+              <w:instrText xml:space="preserve"> PAGEREF _Toc100040663 \h </w:instrText>
+            </w:r>
+            <w:r>
+              <w:rPr>
+                <w:b w:val="0"/>
+              </w:rPr>
+            </w:r>
+            <w:r>
+              <w:rPr>
+                <w:b w:val="0"/>
+              </w:rPr>
+              <w:fldChar w:fldCharType="separate"/>
+            </w:r>
+            <w:r>
+              <w:rPr>
+                <w:b w:val="0"/>
+              </w:rPr>
+              <w:t>6</w:t>
+            </w:r>
+            <w:r>
+              <w:rPr>
+                <w:b w:val="0"/>
+              </w:rPr>
+              <w:fldChar w:fldCharType="end"/>
+            </w:r>
+          </w:hyperlink>
         </w:p>
         <w:p>
           <w:pPr>
-            <w:pStyle w:val="8"/>
+            <w:pStyle w:val="TOC1"/>
             <w:rPr>
+              <w:rFonts w:hint="eastAsia"/>
               <w:b w:val="0"/>
               <w:sz w:val="21"/>
               <w:szCs w:val="22"/>
             </w:rPr>
           </w:pPr>
-          <w:r>
-            <w:fldChar w:fldCharType="begin"/>
-          </w:r>
-          <w:r>
-            <w:instrText xml:space="preserve"> HYPERLINK \l "_Toc100040664" </w:instrText>
-          </w:r>
-          <w:r>
-            <w:fldChar w:fldCharType="separate"/>
-          </w:r>
-          <w:r>
-            <w:rPr>
-              <w:rStyle w:val="13"/>
-              <w:b w:val="0"/>
-            </w:rPr>
-            <w:t>第五章</w:t>
-          </w:r>
-          <w:r>
-            <w:rPr>
-              <w:b w:val="0"/>
-              <w:sz w:val="21"/>
-              <w:szCs w:val="22"/>
-            </w:rPr>
-            <w:tab/>
-          </w:r>
-          <w:r>
-            <w:rPr>
-              <w:rStyle w:val="13"/>
-              <w:b w:val="0"/>
-            </w:rPr>
-            <w:t>安装及使用</w:t>
-          </w:r>
-          <w:r>
-            <w:rPr>
-              <w:b w:val="0"/>
-            </w:rPr>
-            <w:tab/>
-          </w:r>
-          <w:r>
-            <w:rPr>
-              <w:b w:val="0"/>
-            </w:rPr>
-            <w:fldChar w:fldCharType="begin"/>
-          </w:r>
-          <w:r>
-            <w:rPr>
-              <w:b w:val="0"/>
-            </w:rPr>
-            <w:instrText xml:space="preserve"> PAGEREF _Toc100040664 \h </w:instrText>
-          </w:r>
-          <w:r>
-            <w:rPr>
-              <w:b w:val="0"/>
-            </w:rPr>
-            <w:fldChar w:fldCharType="separate"/>
-          </w:r>
-          <w:r>
-            <w:rPr>
-              <w:b w:val="0"/>
-            </w:rPr>
-            <w:t>6</w:t>
-          </w:r>
-          <w:r>
-            <w:rPr>
-              <w:b w:val="0"/>
-            </w:rPr>
-            <w:fldChar w:fldCharType="end"/>
-          </w:r>
-          <w:r>
-            <w:rPr>
-              <w:b w:val="0"/>
-            </w:rPr>
-            <w:fldChar w:fldCharType="end"/>
-          </w:r>
+          <w:hyperlink w:anchor="_Toc100040664" w:history="1">
+            <w:r>
+              <w:rPr>
+                <w:rStyle w:val="af0"/>
+                <w:b w:val="0"/>
+              </w:rPr>
+              <w:t>第五章</w:t>
+            </w:r>
+            <w:r>
+              <w:rPr>
+                <w:b w:val="0"/>
+                <w:sz w:val="21"/>
+                <w:szCs w:val="22"/>
+              </w:rPr>
+              <w:tab/>
+            </w:r>
+            <w:r>
+              <w:rPr>
+                <w:rStyle w:val="af0"/>
+                <w:b w:val="0"/>
+              </w:rPr>
+              <w:t>安装及使用</w:t>
+            </w:r>
+            <w:r>
+              <w:rPr>
+                <w:b w:val="0"/>
+              </w:rPr>
+              <w:tab/>
+            </w:r>
+            <w:r>
+              <w:rPr>
+                <w:b w:val="0"/>
+              </w:rPr>
+              <w:fldChar w:fldCharType="begin"/>
+            </w:r>
+            <w:r>
+              <w:rPr>
+                <w:b w:val="0"/>
+              </w:rPr>
+              <w:instrText xml:space="preserve"> PAGEREF _Toc100040664 \h </w:instrText>
+            </w:r>
+            <w:r>
+              <w:rPr>
+                <w:b w:val="0"/>
+              </w:rPr>
+            </w:r>
+            <w:r>
+              <w:rPr>
+                <w:b w:val="0"/>
+              </w:rPr>
+              <w:fldChar w:fldCharType="separate"/>
+            </w:r>
+            <w:r>
+              <w:rPr>
+                <w:b w:val="0"/>
+              </w:rPr>
+              <w:t>6</w:t>
+            </w:r>
+            <w:r>
+              <w:rPr>
+                <w:b w:val="0"/>
+              </w:rPr>
+              <w:fldChar w:fldCharType="end"/>
+            </w:r>
+          </w:hyperlink>
         </w:p>
         <w:p>
           <w:pPr>
-            <w:pStyle w:val="8"/>
+            <w:pStyle w:val="TOC1"/>
             <w:rPr>
+              <w:rFonts w:hint="eastAsia"/>
               <w:b w:val="0"/>
               <w:sz w:val="21"/>
               <w:szCs w:val="22"/>
             </w:rPr>
           </w:pPr>
-          <w:r>
-            <w:fldChar w:fldCharType="begin"/>
-          </w:r>
-          <w:r>
-            <w:instrText xml:space="preserve"> HYPERLINK \l "_Toc100040665" </w:instrText>
-          </w:r>
-          <w:r>
-            <w:fldChar w:fldCharType="separate"/>
-          </w:r>
-          <w:r>
-            <w:rPr>
-              <w:rStyle w:val="13"/>
-              <w:b w:val="0"/>
-            </w:rPr>
-            <w:t>第六章</w:t>
-          </w:r>
-          <w:r>
-            <w:rPr>
-              <w:b w:val="0"/>
-              <w:sz w:val="21"/>
-              <w:szCs w:val="22"/>
-            </w:rPr>
-            <w:tab/>
-          </w:r>
-          <w:r>
-            <w:rPr>
-              <w:rStyle w:val="13"/>
-              <w:b w:val="0"/>
-            </w:rPr>
-            <w:t>项目总结</w:t>
-          </w:r>
-          <w:r>
-            <w:rPr>
-              <w:b w:val="0"/>
-            </w:rPr>
-            <w:tab/>
-          </w:r>
-          <w:r>
-            <w:rPr>
-              <w:b w:val="0"/>
-            </w:rPr>
-            <w:fldChar w:fldCharType="begin"/>
-          </w:r>
-          <w:r>
-            <w:rPr>
-              <w:b w:val="0"/>
-            </w:rPr>
-            <w:instrText xml:space="preserve"> PAGEREF _Toc100040665 \h </w:instrText>
-          </w:r>
-          <w:r>
-            <w:rPr>
-              <w:b w:val="0"/>
-            </w:rPr>
-            <w:fldChar w:fldCharType="separate"/>
-          </w:r>
-          <w:r>
-            <w:rPr>
-              <w:b w:val="0"/>
-            </w:rPr>
-            <w:t>6</w:t>
-          </w:r>
-          <w:r>
-            <w:rPr>
-              <w:b w:val="0"/>
-            </w:rPr>
-            <w:fldChar w:fldCharType="end"/>
-          </w:r>
-          <w:r>
-            <w:rPr>
-              <w:b w:val="0"/>
-            </w:rPr>
-            <w:fldChar w:fldCharType="end"/>
-          </w:r>
+          <w:hyperlink w:anchor="_Toc100040665" w:history="1">
+            <w:r>
+              <w:rPr>
+                <w:rStyle w:val="af0"/>
+                <w:b w:val="0"/>
+              </w:rPr>
+              <w:t>第六章</w:t>
+            </w:r>
+            <w:r>
+              <w:rPr>
+                <w:b w:val="0"/>
+                <w:sz w:val="21"/>
+                <w:szCs w:val="22"/>
+              </w:rPr>
+              <w:tab/>
+            </w:r>
+            <w:r>
+              <w:rPr>
+                <w:rStyle w:val="af0"/>
+                <w:b w:val="0"/>
+              </w:rPr>
+              <w:t>项目总结</w:t>
+            </w:r>
+            <w:r>
+              <w:rPr>
+                <w:b w:val="0"/>
+              </w:rPr>
+              <w:tab/>
+            </w:r>
+            <w:r>
+              <w:rPr>
+                <w:b w:val="0"/>
+              </w:rPr>
+              <w:fldChar w:fldCharType="begin"/>
+            </w:r>
+            <w:r>
+              <w:rPr>
+                <w:b w:val="0"/>
+              </w:rPr>
+              <w:instrText xml:space="preserve"> PAGEREF _Toc100040665 \h </w:instrText>
+            </w:r>
+            <w:r>
+              <w:rPr>
+                <w:b w:val="0"/>
+              </w:rPr>
+            </w:r>
+            <w:r>
+              <w:rPr>
+                <w:b w:val="0"/>
+              </w:rPr>
+              <w:fldChar w:fldCharType="separate"/>
+            </w:r>
+            <w:r>
+              <w:rPr>
+                <w:b w:val="0"/>
+              </w:rPr>
+              <w:t>6</w:t>
+            </w:r>
+            <w:r>
+              <w:rPr>
+                <w:b w:val="0"/>
+              </w:rPr>
+              <w:fldChar w:fldCharType="end"/>
+            </w:r>
+          </w:hyperlink>
         </w:p>
         <w:p>
           <w:pPr>
-            <w:pStyle w:val="8"/>
+            <w:pStyle w:val="TOC1"/>
             <w:rPr>
+              <w:rFonts w:hint="eastAsia"/>
               <w:b w:val="0"/>
               <w:sz w:val="21"/>
               <w:szCs w:val="22"/>
             </w:rPr>
           </w:pPr>
-          <w:r>
-            <w:fldChar w:fldCharType="begin"/>
-          </w:r>
-          <w:r>
-            <w:instrText xml:space="preserve"> HYPERLINK \l "_Toc100040666" </w:instrText>
-          </w:r>
-          <w:r>
-            <w:fldChar w:fldCharType="separate"/>
-          </w:r>
-          <w:r>
-            <w:rPr>
-              <w:rStyle w:val="13"/>
-              <w:b w:val="0"/>
-            </w:rPr>
-            <w:t>参考文献</w:t>
-          </w:r>
-          <w:r>
-            <w:rPr>
-              <w:b w:val="0"/>
-            </w:rPr>
-            <w:tab/>
-          </w:r>
-          <w:r>
-            <w:rPr>
-              <w:b w:val="0"/>
-            </w:rPr>
-            <w:fldChar w:fldCharType="begin"/>
-          </w:r>
-          <w:r>
-            <w:rPr>
-              <w:b w:val="0"/>
-            </w:rPr>
-            <w:instrText xml:space="preserve"> PAGEREF _Toc100040666 \h </w:instrText>
-          </w:r>
-          <w:r>
-            <w:rPr>
-              <w:b w:val="0"/>
-            </w:rPr>
-            <w:fldChar w:fldCharType="separate"/>
-          </w:r>
-          <w:r>
-            <w:rPr>
-              <w:b w:val="0"/>
-            </w:rPr>
-            <w:t>7</w:t>
-          </w:r>
-          <w:r>
-            <w:rPr>
-              <w:b w:val="0"/>
-            </w:rPr>
-            <w:fldChar w:fldCharType="end"/>
-          </w:r>
-          <w:r>
-            <w:rPr>
-              <w:b w:val="0"/>
-            </w:rPr>
-            <w:fldChar w:fldCharType="end"/>
-          </w:r>
+          <w:hyperlink w:anchor="_Toc100040666" w:history="1">
+            <w:r>
+              <w:rPr>
+                <w:rStyle w:val="af0"/>
+                <w:b w:val="0"/>
+              </w:rPr>
+              <w:t>参考文献</w:t>
+            </w:r>
+            <w:r>
+              <w:rPr>
+                <w:b w:val="0"/>
+              </w:rPr>
+              <w:tab/>
+            </w:r>
+            <w:r>
+              <w:rPr>
+                <w:b w:val="0"/>
+              </w:rPr>
+              <w:fldChar w:fldCharType="begin"/>
+            </w:r>
+            <w:r>
+              <w:rPr>
+                <w:b w:val="0"/>
+              </w:rPr>
+              <w:instrText xml:space="preserve"> PAGEREF _Toc100040666 \h </w:instrText>
+            </w:r>
+            <w:r>
+              <w:rPr>
+                <w:b w:val="0"/>
+              </w:rPr>
+            </w:r>
+            <w:r>
+              <w:rPr>
+                <w:b w:val="0"/>
+              </w:rPr>
+              <w:fldChar w:fldCharType="separate"/>
+            </w:r>
+            <w:r>
+              <w:rPr>
+                <w:b w:val="0"/>
+              </w:rPr>
+              <w:t>7</w:t>
+            </w:r>
+            <w:r>
+              <w:rPr>
+                <w:b w:val="0"/>
+              </w:rPr>
+              <w:fldChar w:fldCharType="end"/>
+            </w:r>
+          </w:hyperlink>
         </w:p>
         <w:p>
           <w:pPr>
-            <w:pStyle w:val="8"/>
+            <w:pStyle w:val="TOC1"/>
             <w:rPr>
+              <w:rFonts w:hint="eastAsia"/>
               <w:b w:val="0"/>
             </w:rPr>
           </w:pPr>
           <w:r>
             <w:rPr>
-              <w:rFonts w:ascii="华文楷体" w:hAnsi="华文楷体" w:eastAsia="华文楷体"/>
+              <w:rFonts w:ascii="华文楷体" w:eastAsia="华文楷体" w:hAnsi="华文楷体"/>
               <w:b w:val="0"/>
               <w:lang w:val="zh-CN"/>
             </w:rPr>
@@ -1540,6 +1512,9 @@
         <w:widowControl/>
         <w:ind w:firstLine="420"/>
         <w:jc w:val="left"/>
+        <w:rPr>
+          <w:rFonts w:hint="eastAsia"/>
+        </w:rPr>
       </w:pPr>
       <w:r>
         <w:br w:type="page"/>
@@ -1547,13 +1522,17 @@
     </w:p>
     <w:p>
       <w:pPr>
-        <w:pStyle w:val="2"/>
+        <w:pStyle w:val="1"/>
+        <w:rPr>
+          <w:rFonts w:hint="eastAsia"/>
+        </w:rPr>
       </w:pPr>
       <w:bookmarkStart w:id="0" w:name="_Toc100040660"/>
       <w:r>
         <w:rPr>
           <w:rFonts w:hint="eastAsia"/>
         </w:rPr>
+        <w:lastRenderedPageBreak/>
         <w:t>需求分析</w:t>
       </w:r>
       <w:bookmarkEnd w:id="0"/>
@@ -1584,20 +1563,663 @@
         <w:t>字以内为宜，简要说明为什么开发本作品，是否存在竞品，对标什么作品以及面向的用户、主要功能、主要性能等。如果存在竞品，建议有竞品分析表格，从多个维度分析本作品与竞品作品比较】</w:t>
       </w:r>
     </w:p>
-    <w:p>
-      <w:pPr>
-        <w:pStyle w:val="2"/>
+    <w:p/>
+    <w:p/>
+    <w:p>
+      <w:pPr>
+        <w:rPr>
+          <w:rFonts w:hint="eastAsia"/>
+          <w:b/>
+          <w:bCs/>
+        </w:rPr>
+      </w:pPr>
+      <w:r>
+        <w:rPr>
+          <w:rFonts w:hint="eastAsia"/>
+          <w:b/>
+          <w:bCs/>
+        </w:rPr>
+        <w:t>开发背景</w:t>
+      </w:r>
+    </w:p>
+    <w:p>
+      <w:pPr>
+        <w:ind w:firstLineChars="200" w:firstLine="420"/>
+        <w:rPr>
+          <w:rFonts w:hint="eastAsia"/>
+        </w:rPr>
+      </w:pPr>
+      <w:r>
+        <w:t>古建筑承载着丰富的历史文化价值，但大量文物因自然风化、人为破坏逐渐消失。传统三维重建依赖专业设备与复杂流程，普通人难以参与数字保护。与此同时，3D Gaussian Splatting（3DGS）等新兴技术使得高质量实时渲染成为可能，却缺乏面向大众的简易工具。为此，我们开发“筑忆”——一款让任何人仅用手机照片即可为古建筑生成3D数字档案的Web应用。主要面向希望记录家乡古建筑并分享</w:t>
+      </w:r>
+      <w:r>
+        <w:rPr>
+          <w:rFonts w:hint="eastAsia"/>
+        </w:rPr>
+        <w:t>的</w:t>
+      </w:r>
+      <w:r>
+        <w:t>文化遗产爱好者、需要低成本数字化存档工具</w:t>
+      </w:r>
+      <w:r>
+        <w:rPr>
+          <w:rFonts w:hint="eastAsia"/>
+        </w:rPr>
+        <w:t>的</w:t>
+      </w:r>
+      <w:r>
+        <w:t>文保单位或志愿者，以及通过探索页面欣赏各地古建筑3D模型</w:t>
+      </w:r>
+      <w:r>
+        <w:rPr>
+          <w:rFonts w:hint="eastAsia"/>
+        </w:rPr>
+        <w:t>的</w:t>
+      </w:r>
+      <w:r>
+        <w:t>普通公众。</w:t>
+      </w:r>
+    </w:p>
+    <w:p>
+      <w:pPr>
+        <w:ind w:firstLineChars="200" w:firstLine="420"/>
+      </w:pPr>
+    </w:p>
+    <w:p>
+      <w:pPr>
+        <w:rPr>
+          <w:b/>
+          <w:bCs/>
+        </w:rPr>
+      </w:pPr>
+      <w:proofErr w:type="gramStart"/>
+      <w:r>
+        <w:rPr>
+          <w:rFonts w:hint="eastAsia"/>
+          <w:b/>
+          <w:bCs/>
+        </w:rPr>
+        <w:t>竞品分析</w:t>
+      </w:r>
+      <w:proofErr w:type="gramEnd"/>
+    </w:p>
+    <w:tbl>
+      <w:tblPr>
+        <w:tblStyle w:val="af"/>
+        <w:tblW w:w="5000" w:type="pct"/>
+        <w:tblLook w:val="01E0" w:firstRow="1" w:lastRow="1" w:firstColumn="1" w:lastColumn="1" w:noHBand="0" w:noVBand="0"/>
+      </w:tblPr>
+      <w:tblGrid>
+        <w:gridCol w:w="1270"/>
+        <w:gridCol w:w="2411"/>
+        <w:gridCol w:w="2834"/>
+        <w:gridCol w:w="1787"/>
+      </w:tblGrid>
+      <w:tr>
+        <w:tc>
+          <w:tcPr>
+            <w:tcW w:w="765" w:type="pct"/>
+            <w:hideMark/>
+          </w:tcPr>
+          <w:p>
+            <w:pPr>
+              <w:rPr>
+                <w:b/>
+                <w:bCs/>
+              </w:rPr>
+            </w:pPr>
+            <w:r>
+              <w:rPr>
+                <w:b/>
+                <w:bCs/>
+              </w:rPr>
+              <w:t>维度</w:t>
+            </w:r>
+          </w:p>
+        </w:tc>
+        <w:tc>
+          <w:tcPr>
+            <w:tcW w:w="1452" w:type="pct"/>
+            <w:hideMark/>
+          </w:tcPr>
+          <w:p>
+            <w:pPr>
+              <w:rPr>
+                <w:b/>
+                <w:bCs/>
+              </w:rPr>
+            </w:pPr>
+            <w:proofErr w:type="gramStart"/>
+            <w:r>
+              <w:rPr>
+                <w:b/>
+                <w:bCs/>
+              </w:rPr>
+              <w:t>筑忆</w:t>
+            </w:r>
+            <w:proofErr w:type="gramEnd"/>
+          </w:p>
+        </w:tc>
+        <w:tc>
+          <w:tcPr>
+            <w:tcW w:w="1707" w:type="pct"/>
+            <w:hideMark/>
+          </w:tcPr>
+          <w:p>
+            <w:pPr>
+              <w:rPr>
+                <w:b/>
+                <w:bCs/>
+              </w:rPr>
+            </w:pPr>
+            <w:r>
+              <w:rPr>
+                <w:b/>
+                <w:bCs/>
+              </w:rPr>
+              <w:t xml:space="preserve">传统三维扫描软件（如 </w:t>
+            </w:r>
+            <w:proofErr w:type="spellStart"/>
+            <w:r>
+              <w:rPr>
+                <w:b/>
+                <w:bCs/>
+              </w:rPr>
+              <w:t>Metashape</w:t>
+            </w:r>
+            <w:proofErr w:type="spellEnd"/>
+            <w:r>
+              <w:rPr>
+                <w:b/>
+                <w:bCs/>
+              </w:rPr>
+              <w:t>）</w:t>
+            </w:r>
+          </w:p>
+        </w:tc>
+        <w:tc>
+          <w:tcPr>
+            <w:tcW w:w="1076" w:type="pct"/>
+            <w:hideMark/>
+          </w:tcPr>
+          <w:p>
+            <w:pPr>
+              <w:rPr>
+                <w:b/>
+                <w:bCs/>
+              </w:rPr>
+            </w:pPr>
+            <w:r>
+              <w:rPr>
+                <w:b/>
+                <w:bCs/>
+              </w:rPr>
+              <w:t xml:space="preserve">商业化平台（如 </w:t>
+            </w:r>
+            <w:proofErr w:type="spellStart"/>
+            <w:r>
+              <w:rPr>
+                <w:b/>
+                <w:bCs/>
+              </w:rPr>
+              <w:t>Sketchfab</w:t>
+            </w:r>
+            <w:proofErr w:type="spellEnd"/>
+            <w:r>
+              <w:rPr>
+                <w:b/>
+                <w:bCs/>
+              </w:rPr>
+              <w:t>）</w:t>
+            </w:r>
+          </w:p>
+        </w:tc>
+      </w:tr>
+      <w:tr>
+        <w:tc>
+          <w:tcPr>
+            <w:tcW w:w="765" w:type="pct"/>
+            <w:hideMark/>
+          </w:tcPr>
+          <w:p>
+            <w:r>
+              <w:t>用户门槛</w:t>
+            </w:r>
+          </w:p>
+        </w:tc>
+        <w:tc>
+          <w:tcPr>
+            <w:tcW w:w="1452" w:type="pct"/>
+            <w:hideMark/>
+          </w:tcPr>
+          <w:p>
+            <w:r>
+              <w:t>只需上传照片，自动位姿估计</w:t>
+            </w:r>
+          </w:p>
+        </w:tc>
+        <w:tc>
+          <w:tcPr>
+            <w:tcW w:w="1707" w:type="pct"/>
+            <w:hideMark/>
+          </w:tcPr>
+          <w:p>
+            <w:r>
+              <w:t>需专业操作 + 控制点</w:t>
+            </w:r>
+            <w:r>
+              <w:rPr>
+                <w:rFonts w:hint="eastAsia"/>
+              </w:rPr>
+              <w:t>或</w:t>
+            </w:r>
+            <w:r>
+              <w:t>标定</w:t>
+            </w:r>
+          </w:p>
+        </w:tc>
+        <w:tc>
+          <w:tcPr>
+            <w:tcW w:w="1076" w:type="pct"/>
+            <w:hideMark/>
+          </w:tcPr>
+          <w:p>
+            <w:r>
+              <w:t>仅浏览，无重建能力</w:t>
+            </w:r>
+          </w:p>
+        </w:tc>
+      </w:tr>
+      <w:tr>
+        <w:tc>
+          <w:tcPr>
+            <w:tcW w:w="765" w:type="pct"/>
+            <w:hideMark/>
+          </w:tcPr>
+          <w:p>
+            <w:r>
+              <w:t>重建技术</w:t>
+            </w:r>
+          </w:p>
+        </w:tc>
+        <w:tc>
+          <w:tcPr>
+            <w:tcW w:w="1452" w:type="pct"/>
+            <w:hideMark/>
+          </w:tcPr>
+          <w:p>
+            <w:r>
+              <w:t>COLMAP + 3DGS，轻量实时渲染</w:t>
+            </w:r>
+          </w:p>
+        </w:tc>
+        <w:tc>
+          <w:tcPr>
+            <w:tcW w:w="1707" w:type="pct"/>
+            <w:hideMark/>
+          </w:tcPr>
+          <w:p>
+            <w:r>
+              <w:t>密集点云 + 网格，文件庞大</w:t>
+            </w:r>
+          </w:p>
+        </w:tc>
+        <w:tc>
+          <w:tcPr>
+            <w:tcW w:w="1076" w:type="pct"/>
+            <w:hideMark/>
+          </w:tcPr>
+          <w:p>
+            <w:r>
+              <w:t>无重建，仅托管</w:t>
+            </w:r>
+          </w:p>
+        </w:tc>
+      </w:tr>
+      <w:tr>
+        <w:tc>
+          <w:tcPr>
+            <w:tcW w:w="765" w:type="pct"/>
+            <w:hideMark/>
+          </w:tcPr>
+          <w:p>
+            <w:proofErr w:type="gramStart"/>
+            <w:r>
+              <w:t>开放众包</w:t>
+            </w:r>
+            <w:proofErr w:type="gramEnd"/>
+          </w:p>
+        </w:tc>
+        <w:tc>
+          <w:tcPr>
+            <w:tcW w:w="1452" w:type="pct"/>
+            <w:hideMark/>
+          </w:tcPr>
+          <w:p>
+            <w:r>
+              <w:t>支持公共项目</w:t>
+            </w:r>
+            <w:proofErr w:type="gramStart"/>
+            <w:r>
+              <w:t>众包照片</w:t>
+            </w:r>
+            <w:proofErr w:type="gramEnd"/>
+            <w:r>
+              <w:t>合并重建</w:t>
+            </w:r>
+          </w:p>
+        </w:tc>
+        <w:tc>
+          <w:tcPr>
+            <w:tcW w:w="1707" w:type="pct"/>
+            <w:hideMark/>
+          </w:tcPr>
+          <w:p>
+            <w:r>
+              <w:t>不支持</w:t>
+            </w:r>
+          </w:p>
+        </w:tc>
+        <w:tc>
+          <w:tcPr>
+            <w:tcW w:w="1076" w:type="pct"/>
+            <w:hideMark/>
+          </w:tcPr>
+          <w:p>
+            <w:r>
+              <w:t>不支持</w:t>
+            </w:r>
+          </w:p>
+        </w:tc>
+      </w:tr>
+      <w:tr>
+        <w:tc>
+          <w:tcPr>
+            <w:tcW w:w="765" w:type="pct"/>
+            <w:hideMark/>
+          </w:tcPr>
+          <w:p>
+            <w:r>
+              <w:t>成本</w:t>
+            </w:r>
+          </w:p>
+        </w:tc>
+        <w:tc>
+          <w:tcPr>
+            <w:tcW w:w="1452" w:type="pct"/>
+            <w:hideMark/>
+          </w:tcPr>
+          <w:p>
+            <w:r>
+              <w:t>开源免费，仅需 GPU 计算</w:t>
+            </w:r>
+          </w:p>
+        </w:tc>
+        <w:tc>
+          <w:tcPr>
+            <w:tcW w:w="1707" w:type="pct"/>
+            <w:hideMark/>
+          </w:tcPr>
+          <w:p>
+            <w:r>
+              <w:t>商业许可昂贵</w:t>
+            </w:r>
+          </w:p>
+        </w:tc>
+        <w:tc>
+          <w:tcPr>
+            <w:tcW w:w="1076" w:type="pct"/>
+            <w:hideMark/>
+          </w:tcPr>
+          <w:p>
+            <w:r>
+              <w:t>订阅制</w:t>
+            </w:r>
+          </w:p>
+        </w:tc>
+      </w:tr>
+    </w:tbl>
+    <w:p>
+      <w:pPr>
+        <w:rPr>
+          <w:rFonts w:hint="eastAsia"/>
+        </w:rPr>
+      </w:pPr>
+    </w:p>
+    <w:p/>
+    <w:p>
+      <w:pPr>
+        <w:rPr>
+          <w:rFonts w:hint="eastAsia"/>
+          <w:b/>
+          <w:bCs/>
+        </w:rPr>
+      </w:pPr>
+      <w:r>
+        <w:rPr>
+          <w:rFonts w:hint="eastAsia"/>
+          <w:b/>
+          <w:bCs/>
+        </w:rPr>
+        <w:t>主要功能</w:t>
+      </w:r>
+    </w:p>
+    <w:p>
+      <w:pPr>
+        <w:pStyle w:val="af2"/>
+        <w:numPr>
+          <w:ilvl w:val="0"/>
+          <w:numId w:val="4"/>
+        </w:numPr>
+        <w:ind w:firstLineChars="0"/>
+        <w:rPr>
+          <w:rFonts w:hint="eastAsia"/>
+        </w:rPr>
+      </w:pPr>
+      <w:r>
+        <w:rPr>
+          <w:rFonts w:hint="eastAsia"/>
+        </w:rPr>
+        <w:t>个人重建模式：用户上传多角度照片 → 后端自动运行COLMAP估计相机位姿 → 3DGS训练生成.splat模型 → 保存至“我的模型”随时查看。</w:t>
+      </w:r>
+    </w:p>
+    <w:p>
+      <w:pPr>
+        <w:pStyle w:val="af2"/>
+        <w:numPr>
+          <w:ilvl w:val="0"/>
+          <w:numId w:val="4"/>
+        </w:numPr>
+        <w:ind w:firstLineChars="0"/>
+        <w:rPr>
+          <w:rFonts w:hint="eastAsia"/>
+        </w:rPr>
+      </w:pPr>
+      <w:proofErr w:type="gramStart"/>
+      <w:r>
+        <w:rPr>
+          <w:rFonts w:hint="eastAsia"/>
+        </w:rPr>
+        <w:t>公共众包模式</w:t>
+      </w:r>
+      <w:proofErr w:type="gramEnd"/>
+      <w:r>
+        <w:rPr>
+          <w:rFonts w:hint="eastAsia"/>
+        </w:rPr>
+        <w:t>（预留接口）：平台发起古建筑公共项目，用户上传照片汇入资源池，合并重建后生成公共3D展示页。</w:t>
+      </w:r>
+    </w:p>
+    <w:p>
+      <w:pPr>
+        <w:pStyle w:val="af2"/>
+        <w:numPr>
+          <w:ilvl w:val="0"/>
+          <w:numId w:val="4"/>
+        </w:numPr>
+        <w:ind w:firstLineChars="0"/>
+        <w:rPr>
+          <w:rFonts w:hint="eastAsia"/>
+        </w:rPr>
+      </w:pPr>
+      <w:r>
+        <w:rPr>
+          <w:rFonts w:hint="eastAsia"/>
+        </w:rPr>
+        <w:t>探索与漫游：基于天地图查看古建筑分布，点击进入详情</w:t>
+      </w:r>
+      <w:proofErr w:type="gramStart"/>
+      <w:r>
+        <w:rPr>
+          <w:rFonts w:hint="eastAsia"/>
+        </w:rPr>
+        <w:t>页进行</w:t>
+      </w:r>
+      <w:proofErr w:type="gramEnd"/>
+      <w:r>
+        <w:rPr>
+          <w:rFonts w:hint="eastAsia"/>
+        </w:rPr>
+        <w:t>3D漫游，并预留AI对话与知识卡片。</w:t>
+      </w:r>
+    </w:p>
+    <w:p>
+      <w:pPr>
+        <w:rPr>
+          <w:rFonts w:hint="eastAsia"/>
+        </w:rPr>
+      </w:pPr>
+    </w:p>
+    <w:p>
+      <w:pPr>
+        <w:rPr>
+          <w:rFonts w:hint="eastAsia"/>
+          <w:b/>
+          <w:bCs/>
+        </w:rPr>
+      </w:pPr>
+      <w:r>
+        <w:rPr>
+          <w:rFonts w:hint="eastAsia"/>
+          <w:b/>
+          <w:bCs/>
+        </w:rPr>
+        <w:t>主要性能指标</w:t>
+      </w:r>
+    </w:p>
+    <w:p>
+      <w:pPr>
+        <w:pStyle w:val="af2"/>
+        <w:numPr>
+          <w:ilvl w:val="0"/>
+          <w:numId w:val="5"/>
+        </w:numPr>
+        <w:ind w:firstLineChars="0"/>
+        <w:rPr>
+          <w:rFonts w:hint="eastAsia"/>
+        </w:rPr>
+      </w:pPr>
+      <w:r>
+        <w:rPr>
+          <w:rFonts w:hint="eastAsia"/>
+        </w:rPr>
+        <w:t>前端首屏加载 &lt; 2秒，3D模型加载 &lt; 10秒（10MB级.splat）</w:t>
+      </w:r>
+    </w:p>
+    <w:p>
+      <w:pPr>
+        <w:pStyle w:val="af2"/>
+        <w:numPr>
+          <w:ilvl w:val="0"/>
+          <w:numId w:val="5"/>
+        </w:numPr>
+        <w:ind w:firstLineChars="0"/>
+        <w:rPr>
+          <w:rFonts w:hint="eastAsia"/>
+        </w:rPr>
+      </w:pPr>
+      <w:r>
+        <w:rPr>
+          <w:rFonts w:hint="eastAsia"/>
+        </w:rPr>
+        <w:t>支持同时渲染50万+高斯点，</w:t>
+      </w:r>
+      <w:proofErr w:type="gramStart"/>
+      <w:r>
+        <w:rPr>
+          <w:rFonts w:hint="eastAsia"/>
+        </w:rPr>
+        <w:t>帧率</w:t>
+      </w:r>
+      <w:proofErr w:type="gramEnd"/>
+      <w:r>
+        <w:rPr>
+          <w:rFonts w:hint="eastAsia"/>
+        </w:rPr>
+        <w:t xml:space="preserve"> ≥ 30fps</w:t>
+      </w:r>
+    </w:p>
+    <w:p>
+      <w:pPr>
+        <w:pStyle w:val="af2"/>
+        <w:numPr>
+          <w:ilvl w:val="0"/>
+          <w:numId w:val="5"/>
+        </w:numPr>
+        <w:ind w:firstLineChars="0"/>
+        <w:rPr>
+          <w:rFonts w:hint="eastAsia"/>
+        </w:rPr>
+      </w:pPr>
+      <w:r>
+        <w:rPr>
+          <w:rFonts w:hint="eastAsia"/>
+        </w:rPr>
+        <w:t>重建任务：50-200张照片，COLMAP+3DGS总耗时 ≤ 30分钟（RTX 3090）</w:t>
+      </w:r>
+    </w:p>
+    <w:p>
+      <w:pPr>
+        <w:pStyle w:val="af2"/>
+        <w:numPr>
+          <w:ilvl w:val="0"/>
+          <w:numId w:val="5"/>
+        </w:numPr>
+        <w:ind w:firstLineChars="0"/>
+        <w:rPr>
+          <w:rFonts w:hint="eastAsia"/>
+        </w:rPr>
+      </w:pPr>
+      <w:r>
+        <w:rPr>
+          <w:rFonts w:hint="eastAsia"/>
+        </w:rPr>
+        <w:t>响应式布局，适配主流移动端与桌面浏览器</w:t>
+      </w:r>
+    </w:p>
+    <w:p>
+      <w:pPr>
+        <w:pStyle w:val="1"/>
+        <w:rPr>
+          <w:rFonts w:hint="eastAsia"/>
+        </w:rPr>
       </w:pPr>
       <w:bookmarkStart w:id="1" w:name="_Toc100040661"/>
       <w:r>
         <w:rPr>
           <w:rFonts w:hint="eastAsia"/>
         </w:rPr>
+        <w:lastRenderedPageBreak/>
         <w:t>概要设计</w:t>
       </w:r>
       <w:bookmarkEnd w:id="1"/>
     </w:p>
     <w:p>
+      <w:pPr>
+        <w:rPr>
+          <w:rFonts w:hint="eastAsia"/>
+        </w:rPr>
+      </w:pPr>
       <w:r>
         <w:rPr>
           <w:rFonts w:hint="eastAsia"/>
@@ -1614,7 +2236,7 @@
       </w:r>
       <w:r>
         <w:rPr>
-          <w:rFonts w:hint="eastAsia" w:ascii="Arial" w:hAnsi="Arial" w:cs="Arial"/>
+          <w:rFonts w:ascii="Arial" w:hAnsi="Arial" w:cs="Arial" w:hint="eastAsia"/>
           <w:szCs w:val="21"/>
           <w:shd w:val="clear" w:color="auto" w:fill="FFFFFF"/>
         </w:rPr>
@@ -1631,7 +2253,7 @@
       </w:r>
       <w:r>
         <w:rPr>
-          <w:rFonts w:hint="eastAsia" w:ascii="Arial" w:hAnsi="Arial" w:cs="Arial"/>
+          <w:rFonts w:ascii="Arial" w:hAnsi="Arial" w:cs="Arial" w:hint="eastAsia"/>
           <w:color w:val="333333"/>
           <w:szCs w:val="21"/>
           <w:shd w:val="clear" w:color="auto" w:fill="FFFFFF"/>
@@ -1649,12 +2271,21 @@
       </w:r>
       <w:r>
         <w:rPr>
-          <w:rFonts w:hint="eastAsia" w:ascii="Arial" w:hAnsi="Arial" w:cs="Arial"/>
+          <w:rFonts w:ascii="Arial" w:hAnsi="Arial" w:cs="Arial" w:hint="eastAsia"/>
           <w:color w:val="333333"/>
           <w:szCs w:val="21"/>
           <w:shd w:val="clear" w:color="auto" w:fill="FFFFFF"/>
         </w:rPr>
-        <w:t>，建议用图体现内容，不宜全文字描述。建议图文总体不超过A</w:t>
+        <w:t>，建议用图体现内容，不宜全文字描述。建议图文总体不超过</w:t>
+      </w:r>
+      <w:r>
+        <w:rPr>
+          <w:rFonts w:ascii="Arial" w:hAnsi="Arial" w:cs="Arial" w:hint="eastAsia"/>
+          <w:color w:val="333333"/>
+          <w:szCs w:val="21"/>
+          <w:shd w:val="clear" w:color="auto" w:fill="FFFFFF"/>
+        </w:rPr>
+        <w:t>A</w:t>
       </w:r>
       <w:r>
         <w:rPr>
@@ -1667,126 +2298,160 @@
       </w:r>
       <w:r>
         <w:rPr>
-          <w:rFonts w:hint="eastAsia" w:ascii="Arial" w:hAnsi="Arial" w:cs="Arial"/>
+          <w:rFonts w:ascii="Arial" w:hAnsi="Arial" w:cs="Arial" w:hint="eastAsia"/>
           <w:color w:val="333333"/>
           <w:szCs w:val="21"/>
           <w:shd w:val="clear" w:color="auto" w:fill="FFFFFF"/>
         </w:rPr>
-        <w:t>纸两页，以1页为宜。</w:t>
-      </w:r>
-      <w:r>
-        <w:rPr>
-          <w:rFonts w:hint="eastAsia"/>
-        </w:rPr>
-        <w:t>】</w:t>
-      </w:r>
-    </w:p>
-    <w:p>
-      <w:pPr>
-        <w:pStyle w:val="2"/>
-      </w:pPr>
-      <w:bookmarkStart w:id="2" w:name="_Toc100040662"/>
-      <w:r>
-        <w:rPr>
-          <w:rFonts w:hint="eastAsia"/>
-        </w:rPr>
-        <w:t>详细设计</w:t>
-      </w:r>
-      <w:bookmarkEnd w:id="2"/>
-    </w:p>
-    <w:p>
-      <w:r>
-        <w:rPr>
-          <w:rFonts w:hint="eastAsia"/>
-        </w:rPr>
-        <w:t>【填写说明：包括但不限于：界面设计、数据库设计(如果有</w:t>
-      </w:r>
-      <w:r>
-        <w:t>)</w:t>
-      </w:r>
-      <w:r>
-        <w:rPr>
-          <w:rFonts w:hint="eastAsia"/>
-        </w:rPr>
-        <w:t>、关键算法。界面设计建议用作品实际界面，建议包括典型使用流程；数据库设计建议用表格、E</w:t>
-      </w:r>
-      <w:r>
-        <w:t>R</w:t>
-      </w:r>
-      <w:r>
-        <w:rPr>
-          <w:rFonts w:hint="eastAsia"/>
-        </w:rPr>
-        <w:t>图或U</w:t>
-      </w:r>
-      <w:r>
-        <w:t>ML</w:t>
-      </w:r>
-      <w:r>
-        <w:rPr>
-          <w:rFonts w:hint="eastAsia"/>
-        </w:rPr>
-        <w:t>方式，说明文字简明扼要，违背范式的设计建议请说明理由；关键算法也可以替换为关键技术、技术创新等。本部分不宜大篇幅铺陈，建议突出重点痛点难点特点。】</w:t>
-      </w:r>
-    </w:p>
-    <w:p>
-      <w:pPr>
-        <w:pStyle w:val="2"/>
-      </w:pPr>
-      <w:bookmarkStart w:id="3" w:name="_Toc100040663"/>
-      <w:r>
-        <w:rPr>
-          <w:rFonts w:hint="eastAsia"/>
-        </w:rPr>
-        <w:t>测试报告</w:t>
-      </w:r>
-      <w:bookmarkEnd w:id="3"/>
-    </w:p>
-    <w:p>
-      <w:pPr>
-        <w:rPr>
-          <w:lang w:val="zh-CN"/>
-        </w:rPr>
-      </w:pPr>
-      <w:r>
-        <w:rPr>
-          <w:rFonts w:hint="eastAsia"/>
-        </w:rPr>
-        <w:t>【填写说明：包括测试报告和技术指标。为了保证作品质量，建议多进行测试，并将测试用例、测试过程、测试结果、修正过程或结果形成文档，也可以将本标题修改为主要测试，撰写主要测试过程结果及其修正；根据测试结果，形成多维度技术指标，包括：运行速度、安全性、扩展性、部署方便性和可用性等。本部分简要说明即可，减少常识性内容。】</w:t>
-      </w:r>
-    </w:p>
-    <w:p>
-      <w:pPr>
-        <w:pStyle w:val="2"/>
-      </w:pPr>
-      <w:bookmarkStart w:id="4" w:name="_Toc100040664"/>
-      <w:r>
-        <w:rPr>
-          <w:rFonts w:hint="eastAsia"/>
-        </w:rPr>
-        <w:t>安装及使用</w:t>
-      </w:r>
-      <w:bookmarkEnd w:id="4"/>
-    </w:p>
-    <w:p>
-      <w:pPr>
-        <w:rPr>
-          <w:lang w:val="zh-CN"/>
-        </w:rPr>
-      </w:pPr>
-      <w:r>
-        <w:rPr>
-          <w:rFonts w:hint="eastAsia"/>
-        </w:rPr>
-        <w:t>【填写说明：简要说明安装环境要求、安装过程、主要流程等</w:t>
-      </w:r>
-      <w:r>
-        <w:rPr>
-          <w:rFonts w:hint="eastAsia" w:ascii="Arial" w:hAnsi="Arial" w:cs="Arial"/>
+        <w:t>纸两页，以</w:t>
+      </w:r>
+      <w:r>
+        <w:rPr>
+          <w:rFonts w:ascii="Arial" w:hAnsi="Arial" w:cs="Arial" w:hint="eastAsia"/>
           <w:color w:val="333333"/>
           <w:szCs w:val="21"/>
           <w:shd w:val="clear" w:color="auto" w:fill="FFFFFF"/>
         </w:rPr>
+        <w:t>1</w:t>
+      </w:r>
+      <w:r>
+        <w:rPr>
+          <w:rFonts w:ascii="Arial" w:hAnsi="Arial" w:cs="Arial" w:hint="eastAsia"/>
+          <w:color w:val="333333"/>
+          <w:szCs w:val="21"/>
+          <w:shd w:val="clear" w:color="auto" w:fill="FFFFFF"/>
+        </w:rPr>
+        <w:t>页为宜。</w:t>
+      </w:r>
+      <w:r>
+        <w:rPr>
+          <w:rFonts w:hint="eastAsia"/>
+        </w:rPr>
+        <w:t>】</w:t>
+      </w:r>
+    </w:p>
+    <w:p>
+      <w:pPr>
+        <w:pStyle w:val="1"/>
+        <w:rPr>
+          <w:rFonts w:hint="eastAsia"/>
+        </w:rPr>
+      </w:pPr>
+      <w:bookmarkStart w:id="2" w:name="_Toc100040662"/>
+      <w:r>
+        <w:rPr>
+          <w:rFonts w:hint="eastAsia"/>
+        </w:rPr>
+        <w:t>详细设计</w:t>
+      </w:r>
+      <w:bookmarkEnd w:id="2"/>
+    </w:p>
+    <w:p>
+      <w:pPr>
+        <w:rPr>
+          <w:rFonts w:hint="eastAsia"/>
+        </w:rPr>
+      </w:pPr>
+      <w:r>
+        <w:rPr>
+          <w:rFonts w:hint="eastAsia"/>
+        </w:rPr>
+        <w:t>【填写说明：包括但不限于：界面设计、数据库设计(如果有</w:t>
+      </w:r>
+      <w:r>
+        <w:t>)</w:t>
+      </w:r>
+      <w:r>
+        <w:rPr>
+          <w:rFonts w:hint="eastAsia"/>
+        </w:rPr>
+        <w:t>、关键算法。界面设计建议用作品实际界面，建议包括典型使用流程；数据库设计建议用表格、E</w:t>
+      </w:r>
+      <w:r>
+        <w:t>R</w:t>
+      </w:r>
+      <w:r>
+        <w:rPr>
+          <w:rFonts w:hint="eastAsia"/>
+        </w:rPr>
+        <w:t>图或U</w:t>
+      </w:r>
+      <w:r>
+        <w:t>ML</w:t>
+      </w:r>
+      <w:r>
+        <w:rPr>
+          <w:rFonts w:hint="eastAsia"/>
+        </w:rPr>
+        <w:t>方式，说明文字简明扼要，违背范式的设计建议请说明理由；关键算法也可以替换为关键技术、技术创新等。本部分不宜大篇幅铺陈，建议突出重点痛点难点特点。】</w:t>
+      </w:r>
+    </w:p>
+    <w:p>
+      <w:pPr>
+        <w:pStyle w:val="1"/>
+        <w:rPr>
+          <w:rFonts w:hint="eastAsia"/>
+        </w:rPr>
+      </w:pPr>
+      <w:bookmarkStart w:id="3" w:name="_Toc100040663"/>
+      <w:r>
+        <w:rPr>
+          <w:rFonts w:hint="eastAsia"/>
+        </w:rPr>
+        <w:t>测试报告</w:t>
+      </w:r>
+      <w:bookmarkEnd w:id="3"/>
+    </w:p>
+    <w:p>
+      <w:pPr>
+        <w:rPr>
+          <w:rFonts w:hint="eastAsia"/>
+          <w:lang w:val="zh-CN"/>
+        </w:rPr>
+      </w:pPr>
+      <w:r>
+        <w:rPr>
+          <w:rFonts w:hint="eastAsia"/>
+        </w:rPr>
+        <w:t>【填写说明：包括测试报告和技术指标。为了保证作品质量，建议多进行测试，并将测试用例、测试过程、测试结果、修正过程或结果形成文档，也可以将本标题修改为主要测试，撰写主要测试过程结果及其修正；根据测试结果，形成多维度技术指标，包括：运行速度、安全性、扩展性、部署方便性和可用性等。本部分简要说明即可，减少常识性内容。】</w:t>
+      </w:r>
+    </w:p>
+    <w:p>
+      <w:pPr>
+        <w:pStyle w:val="1"/>
+        <w:rPr>
+          <w:rFonts w:hint="eastAsia"/>
+        </w:rPr>
+      </w:pPr>
+      <w:bookmarkStart w:id="4" w:name="_Toc100040664"/>
+      <w:r>
+        <w:rPr>
+          <w:rFonts w:hint="eastAsia"/>
+        </w:rPr>
+        <w:t>安装及使用</w:t>
+      </w:r>
+      <w:bookmarkEnd w:id="4"/>
+    </w:p>
+    <w:p>
+      <w:pPr>
+        <w:rPr>
+          <w:rFonts w:hint="eastAsia"/>
+          <w:lang w:val="zh-CN"/>
+        </w:rPr>
+      </w:pPr>
+      <w:r>
+        <w:rPr>
+          <w:rFonts w:hint="eastAsia"/>
+        </w:rPr>
+        <w:t>【填写说明：简要说明安装环境要求、安装过程、主要流程等</w:t>
+      </w:r>
+      <w:r>
+        <w:rPr>
+          <w:rFonts w:ascii="Arial" w:hAnsi="Arial" w:cs="Arial" w:hint="eastAsia"/>
+          <w:color w:val="333333"/>
+          <w:szCs w:val="21"/>
+          <w:shd w:val="clear" w:color="auto" w:fill="FFFFFF"/>
+        </w:rPr>
         <w:t>。建议包含默认安装和典型使用流程。</w:t>
       </w:r>
       <w:r>
@@ -1798,7 +2463,10 @@
     </w:p>
     <w:p>
       <w:pPr>
-        <w:pStyle w:val="2"/>
+        <w:pStyle w:val="1"/>
+        <w:rPr>
+          <w:rFonts w:hint="eastAsia"/>
+        </w:rPr>
       </w:pPr>
       <w:bookmarkStart w:id="5" w:name="_Toc100040665"/>
       <w:r>
@@ -1812,6 +2480,7 @@
     <w:p>
       <w:pPr>
         <w:rPr>
+          <w:rFonts w:hint="eastAsia"/>
           <w:lang w:val="zh-CN"/>
         </w:rPr>
       </w:pPr>
@@ -1833,11 +2502,14 @@
     </w:p>
     <w:p>
       <w:pPr>
-        <w:pStyle w:val="2"/>
+        <w:pStyle w:val="1"/>
         <w:numPr>
           <w:ilvl w:val="0"/>
           <w:numId w:val="0"/>
         </w:numPr>
+        <w:rPr>
+          <w:rFonts w:hint="eastAsia"/>
+        </w:rPr>
       </w:pPr>
       <w:bookmarkStart w:id="6" w:name="_Toc100040666"/>
       <w:r>
@@ -1851,12 +2523,12 @@
     <w:p>
       <w:pPr>
         <w:rPr>
-          <w:rFonts w:ascii="楷体" w:hAnsi="楷体" w:eastAsia="楷体"/>
-        </w:rPr>
-      </w:pPr>
-      <w:r>
-        <w:rPr>
-          <w:rFonts w:hint="eastAsia" w:ascii="楷体" w:hAnsi="楷体" w:eastAsia="楷体"/>
+          <w:rFonts w:ascii="楷体" w:eastAsia="楷体" w:hAnsi="楷体" w:hint="eastAsia"/>
+        </w:rPr>
+      </w:pPr>
+      <w:r>
+        <w:rPr>
+          <w:rFonts w:ascii="楷体" w:eastAsia="楷体" w:hAnsi="楷体" w:hint="eastAsia"/>
         </w:rPr>
         <w:t>【请按照标准参考文件格式填写】</w:t>
       </w:r>
@@ -1865,42 +2537,195 @@
       <w:pPr>
         <w:widowControl/>
         <w:jc w:val="left"/>
+        <w:rPr>
+          <w:rFonts w:hint="eastAsia"/>
+        </w:rPr>
       </w:pPr>
     </w:p>
     <w:sectPr>
-      <w:footerReference r:id="rId3" w:type="default"/>
+      <w:footerReference w:type="default" r:id="rId10"/>
       <w:pgSz w:w="11906" w:h="16838"/>
       <w:pgMar w:top="851" w:right="1797" w:bottom="851" w:left="1797" w:header="851" w:footer="992" w:gutter="0"/>
-      <w:cols w:space="425" w:num="1"/>
-      <w:docGrid w:type="lines" w:linePitch="312" w:charSpace="0"/>
+      <w:cols w:space="425"/>
+      <w:docGrid w:type="lines" w:linePitch="312"/>
     </w:sectPr>
   </w:body>
 </w:document>
 </file>
 
+<file path=word/endnotes.xml><?xml version="1.0" encoding="utf-8"?>
+<w:endnotes xmlns:wpc="http://schemas.microsoft.com/office/word/2010/wordprocessingCanvas" xmlns:cx="http://schemas.microsoft.com/office/drawing/2014/chartex" xmlns:cx1="http://schemas.microsoft.com/office/drawing/2015/9/8/chartex" xmlns:cx2="http://schemas.microsoft.com/office/drawing/2015/10/21/chartex" xmlns:cx3="http://schemas.microsoft.com/office/drawing/2016/5/9/chartex" xmlns:cx4="http://schemas.microsoft.com/office/drawing/2016/5/10/chartex" xmlns:cx5="http://schemas.microsoft.com/office/drawing/2016/5/11/chartex" xmlns:cx6="http://schemas.microsoft.com/office/drawing/2016/5/12/chartex" xmlns:cx7="http://schemas.microsoft.com/office/drawing/2016/5/13/chartex" xmlns:cx8="http://schemas.microsoft.com/office/drawing/2016/5/14/chartex" xmlns:mc="http://schemas.openxmlformats.org/markup-compatibility/2006" xmlns:aink="http://schemas.microsoft.com/office/drawing/2016/ink" xmlns:am3d="http://schemas.microsoft.com/office/drawing/2017/model3d" xmlns:o="urn:schemas-microsoft-com:office:office" xmlns:oel="http://schemas.microsoft.com/office/2019/extlst" xmlns:r="http://schemas.openxmlformats.org/officeDocument/2006/relationships" xmlns:m="http://schemas.openxmlformats.org/officeDocument/2006/math" xmlns:v="urn:schemas-microsoft-com:vml" xmlns:wp14="http://schemas.microsoft.com/office/word/2010/wordprocessingDrawing" xmlns:wp="http://schemas.openxmlformats.org/drawingml/2006/wordprocessingDrawing" xmlns:w10="urn:schemas-microsoft-com:office:word" xmlns:w="http://schemas.openxmlformats.org/wordprocessingml/2006/main" xmlns:w14="http://schemas.microsoft.com/office/word/2010/wordml" xmlns:w15="http://schemas.microsoft.com/office/word/2012/wordml" xmlns:w16cex="http://schemas.microsoft.com/office/word/2018/wordml/cex" xmlns:w16cid="http://schemas.microsoft.com/office/word/2016/wordml/cid" xmlns:w16="http://schemas.microsoft.com/office/word/2018/wordml" xmlns:w16du="http://schemas.microsoft.com/office/word/2023/wordml/word16du" xmlns:w16sdtdh="http://schemas.microsoft.com/office/word/2020/wordml/sdtdatahash" xmlns:w16sdtfl="http://schemas.microsoft.com/office/word/2024/wordml/sdtformatlock" xmlns:w16se="http://schemas.microsoft.com/office/word/2015/wordml/symex" xmlns:wpg="http://schemas.microsoft.com/office/word/2010/wordprocessingGroup" xmlns:wpi="http://schemas.microsoft.com/office/word/2010/wordprocessingInk" xmlns:wne="http://schemas.microsoft.com/office/word/2006/wordml" xmlns:wps="http://schemas.microsoft.com/office/word/2010/wordprocessingShape" mc:Ignorable="w14 w15 w16se w16cid w16 w16cex w16sdtdh w16sdtfl w16du wp14">
+  <w:endnote w:type="separator" w:id="-1">
+    <w:p>
+      <w:pPr>
+        <w:rPr>
+          <w:rFonts w:hint="eastAsia"/>
+        </w:rPr>
+      </w:pPr>
+      <w:r>
+        <w:separator/>
+      </w:r>
+    </w:p>
+  </w:endnote>
+  <w:endnote w:type="continuationSeparator" w:id="0">
+    <w:p>
+      <w:pPr>
+        <w:rPr>
+          <w:rFonts w:hint="eastAsia"/>
+        </w:rPr>
+      </w:pPr>
+      <w:r>
+        <w:continuationSeparator/>
+      </w:r>
+    </w:p>
+  </w:endnote>
+</w:endnotes>
+</file>
+
 <file path=word/footer1.xml><?xml version="1.0" encoding="utf-8"?>
-<w:ftr xmlns:wpc="http://schemas.microsoft.com/office/word/2010/wordprocessingCanvas" xmlns:mc="http://schemas.openxmlformats.org/markup-compatibility/2006" xmlns:o="urn:schemas-microsoft-com:office:office" xmlns:r="http://schemas.openxmlformats.org/officeDocument/2006/relationships" xmlns:m="http://schemas.openxmlformats.org/officeDocument/2006/math" xmlns:v="urn:schemas-microsoft-com:vml" xmlns:wp14="http://schemas.microsoft.com/office/word/2010/wordprocessingDrawing" xmlns:wp="http://schemas.openxmlformats.org/drawingml/2006/wordprocessingDrawing" xmlns:w10="urn:schemas-microsoft-com:office:word" xmlns:w="http://schemas.openxmlformats.org/wordprocessingml/2006/main" xmlns:w14="http://schemas.microsoft.com/office/word/2010/wordml" xmlns:w15="http://schemas.microsoft.com/office/word/2012/wordml" xmlns:wpg="http://schemas.microsoft.com/office/word/2010/wordprocessingGroup" xmlns:wpi="http://schemas.microsoft.com/office/word/2010/wordprocessingInk" xmlns:wne="http://schemas.microsoft.com/office/word/2006/wordml" xmlns:wps="http://schemas.microsoft.com/office/word/2010/wordprocessingShape" xmlns:wpsCustomData="http://www.wps.cn/officeDocument/2013/wpsCustomData" mc:Ignorable="w14 w15 wp14">
+<w:ftr xmlns:wpc="http://schemas.microsoft.com/office/word/2010/wordprocessingCanvas" xmlns:cx="http://schemas.microsoft.com/office/drawing/2014/chartex" xmlns:cx1="http://schemas.microsoft.com/office/drawing/2015/9/8/chartex" xmlns:cx2="http://schemas.microsoft.com/office/drawing/2015/10/21/chartex" xmlns:cx3="http://schemas.microsoft.com/office/drawing/2016/5/9/chartex" xmlns:cx4="http://schemas.microsoft.com/office/drawing/2016/5/10/chartex" xmlns:cx5="http://schemas.microsoft.com/office/drawing/2016/5/11/chartex" xmlns:cx6="http://schemas.microsoft.com/office/drawing/2016/5/12/chartex" xmlns:cx7="http://schemas.microsoft.com/office/drawing/2016/5/13/chartex" xmlns:cx8="http://schemas.microsoft.com/office/drawing/2016/5/14/chartex" xmlns:mc="http://schemas.openxmlformats.org/markup-compatibility/2006" xmlns:aink="http://schemas.microsoft.com/office/drawing/2016/ink" xmlns:am3d="http://schemas.microsoft.com/office/drawing/2017/model3d" xmlns:o="urn:schemas-microsoft-com:office:office" xmlns:oel="http://schemas.microsoft.com/office/2019/extlst" xmlns:r="http://schemas.openxmlformats.org/officeDocument/2006/relationships" xmlns:m="http://schemas.openxmlformats.org/officeDocument/2006/math" xmlns:v="urn:schemas-microsoft-com:vml" xmlns:wp14="http://schemas.microsoft.com/office/word/2010/wordprocessingDrawing" xmlns:wp="http://schemas.openxmlformats.org/drawingml/2006/wordprocessingDrawing" xmlns:w10="urn:schemas-microsoft-com:office:word" xmlns:w="http://schemas.openxmlformats.org/wordprocessingml/2006/main" xmlns:w14="http://schemas.microsoft.com/office/word/2010/wordml" xmlns:w15="http://schemas.microsoft.com/office/word/2012/wordml" xmlns:w16cex="http://schemas.microsoft.com/office/word/2018/wordml/cex" xmlns:w16cid="http://schemas.microsoft.com/office/word/2016/wordml/cid" xmlns:w16="http://schemas.microsoft.com/office/word/2018/wordml" xmlns:w16du="http://schemas.microsoft.com/office/word/2023/wordml/word16du" xmlns:w16sdtdh="http://schemas.microsoft.com/office/word/2020/wordml/sdtdatahash" xmlns:w16sdtfl="http://schemas.microsoft.com/office/word/2024/wordml/sdtformatlock" xmlns:w16se="http://schemas.microsoft.com/office/word/2015/wordml/symex" xmlns:wpg="http://schemas.microsoft.com/office/word/2010/wordprocessingGroup" xmlns:wpi="http://schemas.microsoft.com/office/word/2010/wordprocessingInk" xmlns:wne="http://schemas.microsoft.com/office/word/2006/wordml" xmlns:wps="http://schemas.microsoft.com/office/word/2010/wordprocessingShape" mc:Ignorable="w14 w15 w16se w16cid w16 w16cex w16sdtdh w16sdtfl w16du wp14">
   <w:p>
     <w:pPr>
-      <w:pStyle w:val="6"/>
+      <w:pStyle w:val="a9"/>
       <w:jc w:val="right"/>
+      <w:rPr>
+        <w:rFonts w:hint="eastAsia"/>
+      </w:rPr>
     </w:pPr>
   </w:p>
   <w:p>
     <w:pPr>
-      <w:pStyle w:val="6"/>
+      <w:pStyle w:val="a9"/>
+      <w:rPr>
+        <w:rFonts w:hint="eastAsia"/>
+      </w:rPr>
     </w:pPr>
   </w:p>
 </w:ftr>
 </file>
 
+<file path=word/footnotes.xml><?xml version="1.0" encoding="utf-8"?>
+<w:footnotes xmlns:wpc="http://schemas.microsoft.com/office/word/2010/wordprocessingCanvas" xmlns:cx="http://schemas.microsoft.com/office/drawing/2014/chartex" xmlns:cx1="http://schemas.microsoft.com/office/drawing/2015/9/8/chartex" xmlns:cx2="http://schemas.microsoft.com/office/drawing/2015/10/21/chartex" xmlns:cx3="http://schemas.microsoft.com/office/drawing/2016/5/9/chartex" xmlns:cx4="http://schemas.microsoft.com/office/drawing/2016/5/10/chartex" xmlns:cx5="http://schemas.microsoft.com/office/drawing/2016/5/11/chartex" xmlns:cx6="http://schemas.microsoft.com/office/drawing/2016/5/12/chartex" xmlns:cx7="http://schemas.microsoft.com/office/drawing/2016/5/13/chartex" xmlns:cx8="http://schemas.microsoft.com/office/drawing/2016/5/14/chartex" xmlns:mc="http://schemas.openxmlformats.org/markup-compatibility/2006" xmlns:aink="http://schemas.microsoft.com/office/drawing/2016/ink" xmlns:am3d="http://schemas.microsoft.com/office/drawing/2017/model3d" xmlns:o="urn:schemas-microsoft-com:office:office" xmlns:oel="http://schemas.microsoft.com/office/2019/extlst" xmlns:r="http://schemas.openxmlformats.org/officeDocument/2006/relationships" xmlns:m="http://schemas.openxmlformats.org/officeDocument/2006/math" xmlns:v="urn:schemas-microsoft-com:vml" xmlns:wp14="http://schemas.microsoft.com/office/word/2010/wordprocessingDrawing" xmlns:wp="http://schemas.openxmlformats.org/drawingml/2006/wordprocessingDrawing" xmlns:w10="urn:schemas-microsoft-com:office:word" xmlns:w="http://schemas.openxmlformats.org/wordprocessingml/2006/main" xmlns:w14="http://schemas.microsoft.com/office/word/2010/wordml" xmlns:w15="http://schemas.microsoft.com/office/word/2012/wordml" xmlns:w16cex="http://schemas.microsoft.com/office/word/2018/wordml/cex" xmlns:w16cid="http://schemas.microsoft.com/office/word/2016/wordml/cid" xmlns:w16="http://schemas.microsoft.com/office/word/2018/wordml" xmlns:w16du="http://schemas.microsoft.com/office/word/2023/wordml/word16du" xmlns:w16sdtdh="http://schemas.microsoft.com/office/word/2020/wordml/sdtdatahash" xmlns:w16sdtfl="http://schemas.microsoft.com/office/word/2024/wordml/sdtformatlock" xmlns:w16se="http://schemas.microsoft.com/office/word/2015/wordml/symex" xmlns:wpg="http://schemas.microsoft.com/office/word/2010/wordprocessingGroup" xmlns:wpi="http://schemas.microsoft.com/office/word/2010/wordprocessingInk" xmlns:wne="http://schemas.microsoft.com/office/word/2006/wordml" xmlns:wps="http://schemas.microsoft.com/office/word/2010/wordprocessingShape" mc:Ignorable="w14 w15 w16se w16cid w16 w16cex w16sdtdh w16sdtfl w16du wp14">
+  <w:footnote w:type="separator" w:id="-1">
+    <w:p>
+      <w:pPr>
+        <w:rPr>
+          <w:rFonts w:hint="eastAsia"/>
+        </w:rPr>
+      </w:pPr>
+      <w:r>
+        <w:separator/>
+      </w:r>
+    </w:p>
+  </w:footnote>
+  <w:footnote w:type="continuationSeparator" w:id="0">
+    <w:p>
+      <w:pPr>
+        <w:rPr>
+          <w:rFonts w:hint="eastAsia"/>
+        </w:rPr>
+      </w:pPr>
+      <w:r>
+        <w:continuationSeparator/>
+      </w:r>
+    </w:p>
+  </w:footnote>
+</w:footnotes>
+</file>
+
 <file path=word/numbering.xml><?xml version="1.0" encoding="utf-8"?>
-<w:numbering xmlns:wpc="http://schemas.microsoft.com/office/word/2010/wordprocessingCanvas" xmlns:mc="http://schemas.openxmlformats.org/markup-compatibility/2006" xmlns:o="urn:schemas-microsoft-com:office:office" xmlns:r="http://schemas.openxmlformats.org/officeDocument/2006/relationships" xmlns:m="http://schemas.openxmlformats.org/officeDocument/2006/math" xmlns:v="urn:schemas-microsoft-com:vml" xmlns:wp14="http://schemas.microsoft.com/office/word/2010/wordprocessingDrawing" xmlns:wp="http://schemas.openxmlformats.org/drawingml/2006/wordprocessingDrawing" xmlns:w10="urn:schemas-microsoft-com:office:word" xmlns:w="http://schemas.openxmlformats.org/wordprocessingml/2006/main" xmlns:w14="http://schemas.microsoft.com/office/word/2010/wordml" xmlns:wpg="http://schemas.microsoft.com/office/word/2010/wordprocessingGroup" xmlns:wpi="http://schemas.microsoft.com/office/word/2010/wordprocessingInk" xmlns:wne="http://schemas.microsoft.com/office/word/2006/wordml" xmlns:wps="http://schemas.microsoft.com/office/word/2010/wordprocessingShape" xmlns:wpsCustomData="http://www.wps.cn/officeDocument/2013/wpsCustomData" mc:Ignorable="w14 wp14">
-  <w:abstractNum w:abstractNumId="0">
+<w:numbering xmlns:wpc="http://schemas.microsoft.com/office/word/2010/wordprocessingCanvas" xmlns:cx="http://schemas.microsoft.com/office/drawing/2014/chartex" xmlns:cx1="http://schemas.microsoft.com/office/drawing/2015/9/8/chartex" xmlns:cx2="http://schemas.microsoft.com/office/drawing/2015/10/21/chartex" xmlns:cx3="http://schemas.microsoft.com/office/drawing/2016/5/9/chartex" xmlns:cx4="http://schemas.microsoft.com/office/drawing/2016/5/10/chartex" xmlns:cx5="http://schemas.microsoft.com/office/drawing/2016/5/11/chartex" xmlns:cx6="http://schemas.microsoft.com/office/drawing/2016/5/12/chartex" xmlns:cx7="http://schemas.microsoft.com/office/drawing/2016/5/13/chartex" xmlns:cx8="http://schemas.microsoft.com/office/drawing/2016/5/14/chartex" xmlns:mc="http://schemas.openxmlformats.org/markup-compatibility/2006" xmlns:aink="http://schemas.microsoft.com/office/drawing/2016/ink" xmlns:am3d="http://schemas.microsoft.com/office/drawing/2017/model3d" xmlns:o="urn:schemas-microsoft-com:office:office" xmlns:oel="http://schemas.microsoft.com/office/2019/extlst" xmlns:r="http://schemas.openxmlformats.org/officeDocument/2006/relationships" xmlns:m="http://schemas.openxmlformats.org/officeDocument/2006/math" xmlns:v="urn:schemas-microsoft-com:vml" xmlns:wp14="http://schemas.microsoft.com/office/word/2010/wordprocessingDrawing" xmlns:wp="http://schemas.openxmlformats.org/drawingml/2006/wordprocessingDrawing" xmlns:w10="urn:schemas-microsoft-com:office:word" xmlns:w="http://schemas.openxmlformats.org/wordprocessingml/2006/main" xmlns:w14="http://schemas.microsoft.com/office/word/2010/wordml" xmlns:w15="http://schemas.microsoft.com/office/word/2012/wordml" xmlns:w16cex="http://schemas.microsoft.com/office/word/2018/wordml/cex" xmlns:w16cid="http://schemas.microsoft.com/office/word/2016/wordml/cid" xmlns:w16="http://schemas.microsoft.com/office/word/2018/wordml" xmlns:w16du="http://schemas.microsoft.com/office/word/2023/wordml/word16du" xmlns:w16sdtdh="http://schemas.microsoft.com/office/word/2020/wordml/sdtdatahash" xmlns:w16sdtfl="http://schemas.microsoft.com/office/word/2024/wordml/sdtformatlock" xmlns:w16se="http://schemas.microsoft.com/office/word/2015/wordml/symex" xmlns:wpg="http://schemas.microsoft.com/office/word/2010/wordprocessingGroup" xmlns:wpi="http://schemas.microsoft.com/office/word/2010/wordprocessingInk" xmlns:wne="http://schemas.microsoft.com/office/word/2006/wordml" xmlns:wps="http://schemas.microsoft.com/office/word/2010/wordprocessingShape" mc:Ignorable="w14 w15 w16se w16cid w16 w16cex w16sdtdh w16sdtfl w16du wp14">
+  <w:abstractNum w:abstractNumId="0" w15:restartNumberingAfterBreak="0">
+    <w:nsid w:val="12B441C5"/>
+    <w:multiLevelType w:val="hybridMultilevel"/>
+    <w:tmpl w:val="E620D730"/>
+    <w:lvl w:ilvl="0" w:tplc="04090011">
+      <w:start w:val="1"/>
+      <w:numFmt w:val="decimal"/>
+      <w:lvlText w:val="%1)"/>
+      <w:lvlJc w:val="left"/>
+      <w:pPr>
+        <w:ind w:left="440" w:hanging="440"/>
+      </w:pPr>
+    </w:lvl>
+    <w:lvl w:ilvl="1" w:tplc="04090019" w:tentative="1">
+      <w:start w:val="1"/>
+      <w:numFmt w:val="lowerLetter"/>
+      <w:lvlText w:val="%2)"/>
+      <w:lvlJc w:val="left"/>
+      <w:pPr>
+        <w:ind w:left="880" w:hanging="440"/>
+      </w:pPr>
+    </w:lvl>
+    <w:lvl w:ilvl="2" w:tplc="0409001B" w:tentative="1">
+      <w:start w:val="1"/>
+      <w:numFmt w:val="lowerRoman"/>
+      <w:lvlText w:val="%3."/>
+      <w:lvlJc w:val="right"/>
+      <w:pPr>
+        <w:ind w:left="1320" w:hanging="440"/>
+      </w:pPr>
+    </w:lvl>
+    <w:lvl w:ilvl="3" w:tplc="0409000F" w:tentative="1">
+      <w:start w:val="1"/>
+      <w:numFmt w:val="decimal"/>
+      <w:lvlText w:val="%4."/>
+      <w:lvlJc w:val="left"/>
+      <w:pPr>
+        <w:ind w:left="1760" w:hanging="440"/>
+      </w:pPr>
+    </w:lvl>
+    <w:lvl w:ilvl="4" w:tplc="04090019" w:tentative="1">
+      <w:start w:val="1"/>
+      <w:numFmt w:val="lowerLetter"/>
+      <w:lvlText w:val="%5)"/>
+      <w:lvlJc w:val="left"/>
+      <w:pPr>
+        <w:ind w:left="2200" w:hanging="440"/>
+      </w:pPr>
+    </w:lvl>
+    <w:lvl w:ilvl="5" w:tplc="0409001B" w:tentative="1">
+      <w:start w:val="1"/>
+      <w:numFmt w:val="lowerRoman"/>
+      <w:lvlText w:val="%6."/>
+      <w:lvlJc w:val="right"/>
+      <w:pPr>
+        <w:ind w:left="2640" w:hanging="440"/>
+      </w:pPr>
+    </w:lvl>
+    <w:lvl w:ilvl="6" w:tplc="0409000F" w:tentative="1">
+      <w:start w:val="1"/>
+      <w:numFmt w:val="decimal"/>
+      <w:lvlText w:val="%7."/>
+      <w:lvlJc w:val="left"/>
+      <w:pPr>
+        <w:ind w:left="3080" w:hanging="440"/>
+      </w:pPr>
+    </w:lvl>
+    <w:lvl w:ilvl="7" w:tplc="04090019" w:tentative="1">
+      <w:start w:val="1"/>
+      <w:numFmt w:val="lowerLetter"/>
+      <w:lvlText w:val="%8)"/>
+      <w:lvlJc w:val="left"/>
+      <w:pPr>
+        <w:ind w:left="3520" w:hanging="440"/>
+      </w:pPr>
+    </w:lvl>
+    <w:lvl w:ilvl="8" w:tplc="0409001B" w:tentative="1">
+      <w:start w:val="1"/>
+      <w:numFmt w:val="lowerRoman"/>
+      <w:lvlText w:val="%9."/>
+      <w:lvlJc w:val="right"/>
+      <w:pPr>
+        <w:ind w:left="3960" w:hanging="440"/>
+      </w:pPr>
+    </w:lvl>
+  </w:abstractNum>
+  <w:abstractNum w:abstractNumId="1" w15:restartNumberingAfterBreak="0">
     <w:nsid w:val="2DEE30F7"/>
     <w:multiLevelType w:val="multilevel"/>
     <w:tmpl w:val="2DEE30F7"/>
-    <w:lvl w:ilvl="0" w:tentative="0">
+    <w:lvl w:ilvl="0">
       <w:start w:val="1"/>
       <w:numFmt w:val="decimalFullWidth"/>
       <w:lvlText w:val="%1、"/>
@@ -1912,7 +2737,7 @@
         <w:rFonts w:hint="default"/>
       </w:rPr>
     </w:lvl>
-    <w:lvl w:ilvl="1" w:tentative="0">
+    <w:lvl w:ilvl="1">
       <w:start w:val="1"/>
       <w:numFmt w:val="lowerLetter"/>
       <w:lvlText w:val="%2)"/>
@@ -1921,7 +2746,7 @@
         <w:ind w:left="840" w:hanging="420"/>
       </w:pPr>
     </w:lvl>
-    <w:lvl w:ilvl="2" w:tentative="0">
+    <w:lvl w:ilvl="2">
       <w:start w:val="1"/>
       <w:numFmt w:val="lowerRoman"/>
       <w:lvlText w:val="%3."/>
@@ -1930,7 +2755,7 @@
         <w:ind w:left="1260" w:hanging="420"/>
       </w:pPr>
     </w:lvl>
-    <w:lvl w:ilvl="3" w:tentative="0">
+    <w:lvl w:ilvl="3">
       <w:start w:val="1"/>
       <w:numFmt w:val="decimal"/>
       <w:lvlText w:val="%4."/>
@@ -1939,7 +2764,7 @@
         <w:ind w:left="1680" w:hanging="420"/>
       </w:pPr>
     </w:lvl>
-    <w:lvl w:ilvl="4" w:tentative="0">
+    <w:lvl w:ilvl="4">
       <w:start w:val="1"/>
       <w:numFmt w:val="lowerLetter"/>
       <w:lvlText w:val="%5)"/>
@@ -1948,7 +2773,7 @@
         <w:ind w:left="2100" w:hanging="420"/>
       </w:pPr>
     </w:lvl>
-    <w:lvl w:ilvl="5" w:tentative="0">
+    <w:lvl w:ilvl="5">
       <w:start w:val="1"/>
       <w:numFmt w:val="lowerRoman"/>
       <w:lvlText w:val="%6."/>
@@ -1957,7 +2782,7 @@
         <w:ind w:left="2520" w:hanging="420"/>
       </w:pPr>
     </w:lvl>
-    <w:lvl w:ilvl="6" w:tentative="0">
+    <w:lvl w:ilvl="6">
       <w:start w:val="1"/>
       <w:numFmt w:val="decimal"/>
       <w:lvlText w:val="%7."/>
@@ -1966,7 +2791,7 @@
         <w:ind w:left="2940" w:hanging="420"/>
       </w:pPr>
     </w:lvl>
-    <w:lvl w:ilvl="7" w:tentative="0">
+    <w:lvl w:ilvl="7">
       <w:start w:val="1"/>
       <w:numFmt w:val="lowerLetter"/>
       <w:lvlText w:val="%8)"/>
@@ -1975,7 +2800,7 @@
         <w:ind w:left="3360" w:hanging="420"/>
       </w:pPr>
     </w:lvl>
-    <w:lvl w:ilvl="8" w:tentative="0">
+    <w:lvl w:ilvl="8">
       <w:start w:val="1"/>
       <w:numFmt w:val="lowerRoman"/>
       <w:lvlText w:val="%9."/>
@@ -1985,14 +2810,14 @@
       </w:pPr>
     </w:lvl>
   </w:abstractNum>
-  <w:abstractNum w:abstractNumId="1">
+  <w:abstractNum w:abstractNumId="2" w15:restartNumberingAfterBreak="0">
     <w:nsid w:val="3209352C"/>
     <w:multiLevelType w:val="multilevel"/>
     <w:tmpl w:val="3209352C"/>
-    <w:lvl w:ilvl="0" w:tentative="0">
+    <w:lvl w:ilvl="0">
       <w:start w:val="1"/>
       <w:numFmt w:val="japaneseCounting"/>
-      <w:pStyle w:val="2"/>
+      <w:pStyle w:val="1"/>
       <w:lvlText w:val="第%1章"/>
       <w:lvlJc w:val="left"/>
       <w:pPr>
@@ -2002,7 +2827,7 @@
         <w:rFonts w:hint="default"/>
       </w:rPr>
     </w:lvl>
-    <w:lvl w:ilvl="1" w:tentative="0">
+    <w:lvl w:ilvl="1">
       <w:start w:val="1"/>
       <w:numFmt w:val="lowerLetter"/>
       <w:lvlText w:val="%2)"/>
@@ -2011,7 +2836,7 @@
         <w:ind w:left="840" w:hanging="420"/>
       </w:pPr>
     </w:lvl>
-    <w:lvl w:ilvl="2" w:tentative="0">
+    <w:lvl w:ilvl="2">
       <w:start w:val="1"/>
       <w:numFmt w:val="lowerRoman"/>
       <w:lvlText w:val="%3."/>
@@ -2020,7 +2845,7 @@
         <w:ind w:left="1260" w:hanging="420"/>
       </w:pPr>
     </w:lvl>
-    <w:lvl w:ilvl="3" w:tentative="0">
+    <w:lvl w:ilvl="3">
       <w:start w:val="1"/>
       <w:numFmt w:val="decimal"/>
       <w:lvlText w:val="%4."/>
@@ -2029,7 +2854,7 @@
         <w:ind w:left="1680" w:hanging="420"/>
       </w:pPr>
     </w:lvl>
-    <w:lvl w:ilvl="4" w:tentative="0">
+    <w:lvl w:ilvl="4">
       <w:start w:val="1"/>
       <w:numFmt w:val="lowerLetter"/>
       <w:lvlText w:val="%5)"/>
@@ -2038,7 +2863,7 @@
         <w:ind w:left="2100" w:hanging="420"/>
       </w:pPr>
     </w:lvl>
-    <w:lvl w:ilvl="5" w:tentative="0">
+    <w:lvl w:ilvl="5">
       <w:start w:val="1"/>
       <w:numFmt w:val="lowerRoman"/>
       <w:lvlText w:val="%6."/>
@@ -2047,7 +2872,7 @@
         <w:ind w:left="2520" w:hanging="420"/>
       </w:pPr>
     </w:lvl>
-    <w:lvl w:ilvl="6" w:tentative="0">
+    <w:lvl w:ilvl="6">
       <w:start w:val="1"/>
       <w:numFmt w:val="decimal"/>
       <w:lvlText w:val="%7."/>
@@ -2056,7 +2881,7 @@
         <w:ind w:left="2940" w:hanging="420"/>
       </w:pPr>
     </w:lvl>
-    <w:lvl w:ilvl="7" w:tentative="0">
+    <w:lvl w:ilvl="7">
       <w:start w:val="1"/>
       <w:numFmt w:val="lowerLetter"/>
       <w:lvlText w:val="%8)"/>
@@ -2065,7 +2890,7 @@
         <w:ind w:left="3360" w:hanging="420"/>
       </w:pPr>
     </w:lvl>
-    <w:lvl w:ilvl="8" w:tentative="0">
+    <w:lvl w:ilvl="8">
       <w:start w:val="1"/>
       <w:numFmt w:val="lowerRoman"/>
       <w:lvlText w:val="%9."/>
@@ -2075,305 +2900,610 @@
       </w:pPr>
     </w:lvl>
   </w:abstractNum>
-  <w:num w:numId="1">
+  <w:abstractNum w:abstractNumId="3" w15:restartNumberingAfterBreak="0">
+    <w:nsid w:val="41B32286"/>
+    <w:multiLevelType w:val="hybridMultilevel"/>
+    <w:tmpl w:val="3FFAA7E4"/>
+    <w:lvl w:ilvl="0" w:tplc="04090011">
+      <w:start w:val="1"/>
+      <w:numFmt w:val="decimal"/>
+      <w:lvlText w:val="%1)"/>
+      <w:lvlJc w:val="left"/>
+      <w:pPr>
+        <w:ind w:left="440" w:hanging="440"/>
+      </w:pPr>
+    </w:lvl>
+    <w:lvl w:ilvl="1" w:tplc="04090019" w:tentative="1">
+      <w:start w:val="1"/>
+      <w:numFmt w:val="lowerLetter"/>
+      <w:lvlText w:val="%2)"/>
+      <w:lvlJc w:val="left"/>
+      <w:pPr>
+        <w:ind w:left="880" w:hanging="440"/>
+      </w:pPr>
+    </w:lvl>
+    <w:lvl w:ilvl="2" w:tplc="0409001B" w:tentative="1">
+      <w:start w:val="1"/>
+      <w:numFmt w:val="lowerRoman"/>
+      <w:lvlText w:val="%3."/>
+      <w:lvlJc w:val="right"/>
+      <w:pPr>
+        <w:ind w:left="1320" w:hanging="440"/>
+      </w:pPr>
+    </w:lvl>
+    <w:lvl w:ilvl="3" w:tplc="0409000F" w:tentative="1">
+      <w:start w:val="1"/>
+      <w:numFmt w:val="decimal"/>
+      <w:lvlText w:val="%4."/>
+      <w:lvlJc w:val="left"/>
+      <w:pPr>
+        <w:ind w:left="1760" w:hanging="440"/>
+      </w:pPr>
+    </w:lvl>
+    <w:lvl w:ilvl="4" w:tplc="04090019" w:tentative="1">
+      <w:start w:val="1"/>
+      <w:numFmt w:val="lowerLetter"/>
+      <w:lvlText w:val="%5)"/>
+      <w:lvlJc w:val="left"/>
+      <w:pPr>
+        <w:ind w:left="2200" w:hanging="440"/>
+      </w:pPr>
+    </w:lvl>
+    <w:lvl w:ilvl="5" w:tplc="0409001B" w:tentative="1">
+      <w:start w:val="1"/>
+      <w:numFmt w:val="lowerRoman"/>
+      <w:lvlText w:val="%6."/>
+      <w:lvlJc w:val="right"/>
+      <w:pPr>
+        <w:ind w:left="2640" w:hanging="440"/>
+      </w:pPr>
+    </w:lvl>
+    <w:lvl w:ilvl="6" w:tplc="0409000F" w:tentative="1">
+      <w:start w:val="1"/>
+      <w:numFmt w:val="decimal"/>
+      <w:lvlText w:val="%7."/>
+      <w:lvlJc w:val="left"/>
+      <w:pPr>
+        <w:ind w:left="3080" w:hanging="440"/>
+      </w:pPr>
+    </w:lvl>
+    <w:lvl w:ilvl="7" w:tplc="04090019" w:tentative="1">
+      <w:start w:val="1"/>
+      <w:numFmt w:val="lowerLetter"/>
+      <w:lvlText w:val="%8)"/>
+      <w:lvlJc w:val="left"/>
+      <w:pPr>
+        <w:ind w:left="3520" w:hanging="440"/>
+      </w:pPr>
+    </w:lvl>
+    <w:lvl w:ilvl="8" w:tplc="0409001B" w:tentative="1">
+      <w:start w:val="1"/>
+      <w:numFmt w:val="lowerRoman"/>
+      <w:lvlText w:val="%9."/>
+      <w:lvlJc w:val="right"/>
+      <w:pPr>
+        <w:ind w:left="3960" w:hanging="440"/>
+      </w:pPr>
+    </w:lvl>
+  </w:abstractNum>
+  <w:abstractNum w:abstractNumId="4" w15:restartNumberingAfterBreak="0">
+    <w:nsid w:val="534E1F08"/>
+    <w:multiLevelType w:val="hybridMultilevel"/>
+    <w:tmpl w:val="442A5742"/>
+    <w:lvl w:ilvl="0" w:tplc="04090011">
+      <w:start w:val="1"/>
+      <w:numFmt w:val="decimal"/>
+      <w:lvlText w:val="%1)"/>
+      <w:lvlJc w:val="left"/>
+      <w:pPr>
+        <w:ind w:left="440" w:hanging="440"/>
+      </w:pPr>
+    </w:lvl>
+    <w:lvl w:ilvl="1" w:tplc="04090019" w:tentative="1">
+      <w:start w:val="1"/>
+      <w:numFmt w:val="lowerLetter"/>
+      <w:lvlText w:val="%2)"/>
+      <w:lvlJc w:val="left"/>
+      <w:pPr>
+        <w:ind w:left="880" w:hanging="440"/>
+      </w:pPr>
+    </w:lvl>
+    <w:lvl w:ilvl="2" w:tplc="0409001B" w:tentative="1">
+      <w:start w:val="1"/>
+      <w:numFmt w:val="lowerRoman"/>
+      <w:lvlText w:val="%3."/>
+      <w:lvlJc w:val="right"/>
+      <w:pPr>
+        <w:ind w:left="1320" w:hanging="440"/>
+      </w:pPr>
+    </w:lvl>
+    <w:lvl w:ilvl="3" w:tplc="0409000F" w:tentative="1">
+      <w:start w:val="1"/>
+      <w:numFmt w:val="decimal"/>
+      <w:lvlText w:val="%4."/>
+      <w:lvlJc w:val="left"/>
+      <w:pPr>
+        <w:ind w:left="1760" w:hanging="440"/>
+      </w:pPr>
+    </w:lvl>
+    <w:lvl w:ilvl="4" w:tplc="04090019" w:tentative="1">
+      <w:start w:val="1"/>
+      <w:numFmt w:val="lowerLetter"/>
+      <w:lvlText w:val="%5)"/>
+      <w:lvlJc w:val="left"/>
+      <w:pPr>
+        <w:ind w:left="2200" w:hanging="440"/>
+      </w:pPr>
+    </w:lvl>
+    <w:lvl w:ilvl="5" w:tplc="0409001B" w:tentative="1">
+      <w:start w:val="1"/>
+      <w:numFmt w:val="lowerRoman"/>
+      <w:lvlText w:val="%6."/>
+      <w:lvlJc w:val="right"/>
+      <w:pPr>
+        <w:ind w:left="2640" w:hanging="440"/>
+      </w:pPr>
+    </w:lvl>
+    <w:lvl w:ilvl="6" w:tplc="0409000F" w:tentative="1">
+      <w:start w:val="1"/>
+      <w:numFmt w:val="decimal"/>
+      <w:lvlText w:val="%7."/>
+      <w:lvlJc w:val="left"/>
+      <w:pPr>
+        <w:ind w:left="3080" w:hanging="440"/>
+      </w:pPr>
+    </w:lvl>
+    <w:lvl w:ilvl="7" w:tplc="04090019" w:tentative="1">
+      <w:start w:val="1"/>
+      <w:numFmt w:val="lowerLetter"/>
+      <w:lvlText w:val="%8)"/>
+      <w:lvlJc w:val="left"/>
+      <w:pPr>
+        <w:ind w:left="3520" w:hanging="440"/>
+      </w:pPr>
+    </w:lvl>
+    <w:lvl w:ilvl="8" w:tplc="0409001B" w:tentative="1">
+      <w:start w:val="1"/>
+      <w:numFmt w:val="lowerRoman"/>
+      <w:lvlText w:val="%9."/>
+      <w:lvlJc w:val="right"/>
+      <w:pPr>
+        <w:ind w:left="3960" w:hanging="440"/>
+      </w:pPr>
+    </w:lvl>
+  </w:abstractNum>
+  <w:num w:numId="1" w16cid:durableId="2013338628">
+    <w:abstractNumId w:val="2"/>
+  </w:num>
+  <w:num w:numId="2" w16cid:durableId="1037122579">
     <w:abstractNumId w:val="1"/>
   </w:num>
-  <w:num w:numId="2">
+  <w:num w:numId="3" w16cid:durableId="1806579136">
+    <w:abstractNumId w:val="3"/>
+  </w:num>
+  <w:num w:numId="4" w16cid:durableId="1612276821">
+    <w:abstractNumId w:val="4"/>
+  </w:num>
+  <w:num w:numId="5" w16cid:durableId="1861897448">
     <w:abstractNumId w:val="0"/>
   </w:num>
 </w:numbering>
 </file>
 
 <file path=word/styles.xml><?xml version="1.0" encoding="utf-8"?>
-<w:styles xmlns:mc="http://schemas.openxmlformats.org/markup-compatibility/2006" xmlns:o="urn:schemas-microsoft-com:office:office" xmlns:r="http://schemas.openxmlformats.org/officeDocument/2006/relationships" xmlns:m="http://schemas.openxmlformats.org/officeDocument/2006/math" xmlns:v="urn:schemas-microsoft-com:vml" xmlns:w="http://schemas.openxmlformats.org/wordprocessingml/2006/main" xmlns:w14="http://schemas.microsoft.com/office/word/2010/wordml" xmlns:w10="urn:schemas-microsoft-com:office:word" xmlns:sl="http://schemas.openxmlformats.org/schemaLibrary/2006/main" xmlns:wpsCustomData="http://www.wps.cn/officeDocument/2013/wpsCustomData" mc:Ignorable="w14">
+<w:styles xmlns:mc="http://schemas.openxmlformats.org/markup-compatibility/2006" xmlns:r="http://schemas.openxmlformats.org/officeDocument/2006/relationships" xmlns:w="http://schemas.openxmlformats.org/wordprocessingml/2006/main" xmlns:w14="http://schemas.microsoft.com/office/word/2010/wordml" xmlns:w15="http://schemas.microsoft.com/office/word/2012/wordml" xmlns:w16cex="http://schemas.microsoft.com/office/word/2018/wordml/cex" xmlns:w16cid="http://schemas.microsoft.com/office/word/2016/wordml/cid" xmlns:w16="http://schemas.microsoft.com/office/word/2018/wordml" xmlns:w16du="http://schemas.microsoft.com/office/word/2023/wordml/word16du" xmlns:w16sdtdh="http://schemas.microsoft.com/office/word/2020/wordml/sdtdatahash" xmlns:w16sdtfl="http://schemas.microsoft.com/office/word/2024/wordml/sdtformatlock" xmlns:w16se="http://schemas.microsoft.com/office/word/2015/wordml/symex" mc:Ignorable="w14 w15 w16se w16cid w16 w16cex w16sdtdh w16sdtfl w16du">
   <w:docDefaults>
     <w:rPrDefault>
       <w:rPr>
-        <w:rFonts w:asciiTheme="minorHAnsi" w:hAnsiTheme="minorHAnsi" w:eastAsiaTheme="minorEastAsia" w:cstheme="minorBidi"/>
+        <w:rFonts w:asciiTheme="minorHAnsi" w:eastAsiaTheme="minorEastAsia" w:hAnsiTheme="minorHAnsi" w:cstheme="minorBidi"/>
+        <w:lang w:val="en-US" w:eastAsia="zh-CN" w:bidi="ar-SA"/>
       </w:rPr>
     </w:rPrDefault>
     <w:pPrDefault/>
   </w:docDefaults>
-  <w:latentStyles w:count="260" w:defQFormat="0" w:defUnhideWhenUsed="1" w:defSemiHidden="1" w:defUIPriority="99" w:defLockedState="0">
-    <w:lsdException w:qFormat="1" w:unhideWhenUsed="0" w:uiPriority="0" w:semiHidden="0" w:name="Normal"/>
-    <w:lsdException w:qFormat="1" w:unhideWhenUsed="0" w:uiPriority="9" w:semiHidden="0" w:name="heading 1"/>
-    <w:lsdException w:qFormat="1" w:uiPriority="9" w:name="heading 2"/>
-    <w:lsdException w:qFormat="1" w:uiPriority="9" w:name="heading 3"/>
-    <w:lsdException w:qFormat="1" w:uiPriority="9" w:name="heading 4"/>
-    <w:lsdException w:qFormat="1" w:uiPriority="9" w:name="heading 5"/>
-    <w:lsdException w:qFormat="1" w:uiPriority="9" w:name="heading 6"/>
-    <w:lsdException w:qFormat="1" w:uiPriority="9" w:name="heading 7"/>
-    <w:lsdException w:qFormat="1" w:uiPriority="9" w:name="heading 8"/>
-    <w:lsdException w:qFormat="1" w:uiPriority="9" w:name="heading 9"/>
-    <w:lsdException w:uiPriority="99" w:name="index 1"/>
-    <w:lsdException w:uiPriority="99" w:name="index 2"/>
-    <w:lsdException w:uiPriority="99" w:name="index 3"/>
-    <w:lsdException w:uiPriority="99" w:name="index 4"/>
-    <w:lsdException w:uiPriority="99" w:name="index 5"/>
-    <w:lsdException w:uiPriority="99" w:name="index 6"/>
-    <w:lsdException w:uiPriority="99" w:name="index 7"/>
-    <w:lsdException w:uiPriority="99" w:name="index 8"/>
-    <w:lsdException w:uiPriority="99" w:name="index 9"/>
-    <w:lsdException w:qFormat="1" w:uiPriority="39" w:semiHidden="0" w:name="toc 1"/>
-    <w:lsdException w:uiPriority="39" w:name="toc 2"/>
-    <w:lsdException w:uiPriority="39" w:name="toc 3"/>
-    <w:lsdException w:uiPriority="39" w:name="toc 4"/>
-    <w:lsdException w:uiPriority="39" w:name="toc 5"/>
-    <w:lsdException w:uiPriority="39" w:name="toc 6"/>
-    <w:lsdException w:uiPriority="39" w:name="toc 7"/>
-    <w:lsdException w:uiPriority="39" w:name="toc 8"/>
-    <w:lsdException w:uiPriority="39" w:name="toc 9"/>
-    <w:lsdException w:uiPriority="99" w:name="Normal Indent"/>
-    <w:lsdException w:uiPriority="99" w:name="footnote text"/>
-    <w:lsdException w:qFormat="1" w:uiPriority="99" w:name="annotation text"/>
-    <w:lsdException w:qFormat="1" w:uiPriority="99" w:semiHidden="0" w:name="header"/>
-    <w:lsdException w:uiPriority="99" w:semiHidden="0" w:name="footer"/>
-    <w:lsdException w:uiPriority="99" w:name="index heading"/>
-    <w:lsdException w:qFormat="1" w:uiPriority="35" w:name="caption"/>
-    <w:lsdException w:uiPriority="99" w:name="table of figures"/>
-    <w:lsdException w:uiPriority="99" w:name="envelope address"/>
-    <w:lsdException w:uiPriority="99" w:name="envelope return"/>
-    <w:lsdException w:uiPriority="99" w:name="footnote reference"/>
-    <w:lsdException w:uiPriority="99" w:name="annotation reference"/>
-    <w:lsdException w:uiPriority="99" w:name="line number"/>
-    <w:lsdException w:uiPriority="99" w:name="page number"/>
-    <w:lsdException w:uiPriority="99" w:name="endnote reference"/>
-    <w:lsdException w:uiPriority="99" w:name="endnote text"/>
-    <w:lsdException w:uiPriority="99" w:name="table of authorities"/>
-    <w:lsdException w:uiPriority="99" w:name="macro"/>
-    <w:lsdException w:uiPriority="99" w:name="toa heading"/>
-    <w:lsdException w:uiPriority="99" w:name="List"/>
-    <w:lsdException w:uiPriority="99" w:name="List Bullet"/>
-    <w:lsdException w:uiPriority="99" w:name="List Number"/>
-    <w:lsdException w:uiPriority="99" w:name="List 2"/>
-    <w:lsdException w:uiPriority="99" w:name="List 3"/>
-    <w:lsdException w:uiPriority="99" w:name="List 4"/>
-    <w:lsdException w:uiPriority="99" w:name="List 5"/>
-    <w:lsdException w:uiPriority="99" w:name="List Bullet 2"/>
-    <w:lsdException w:uiPriority="99" w:name="List Bullet 3"/>
-    <w:lsdException w:uiPriority="99" w:name="List Bullet 4"/>
-    <w:lsdException w:uiPriority="99" w:name="List Bullet 5"/>
-    <w:lsdException w:uiPriority="99" w:name="List Number 2"/>
-    <w:lsdException w:uiPriority="99" w:name="List Number 3"/>
-    <w:lsdException w:uiPriority="99" w:name="List Number 4"/>
-    <w:lsdException w:uiPriority="99" w:name="List Number 5"/>
-    <w:lsdException w:qFormat="1" w:unhideWhenUsed="0" w:uiPriority="10" w:semiHidden="0" w:name="Title"/>
-    <w:lsdException w:uiPriority="99" w:name="Closing"/>
-    <w:lsdException w:uiPriority="99" w:name="Signature"/>
-    <w:lsdException w:uiPriority="1" w:name="Default Paragraph Font"/>
-    <w:lsdException w:qFormat="1" w:uiPriority="99" w:semiHidden="0" w:name="Body Text"/>
-    <w:lsdException w:uiPriority="99" w:name="Body Text Indent"/>
-    <w:lsdException w:uiPriority="99" w:name="List Continue"/>
-    <w:lsdException w:uiPriority="99" w:name="List Continue 2"/>
-    <w:lsdException w:uiPriority="99" w:name="List Continue 3"/>
-    <w:lsdException w:uiPriority="99" w:name="List Continue 4"/>
-    <w:lsdException w:uiPriority="99" w:name="List Continue 5"/>
-    <w:lsdException w:uiPriority="99" w:name="Message Header"/>
-    <w:lsdException w:qFormat="1" w:unhideWhenUsed="0" w:uiPriority="11" w:semiHidden="0" w:name="Subtitle"/>
-    <w:lsdException w:uiPriority="99" w:name="Salutation"/>
-    <w:lsdException w:uiPriority="99" w:name="Date"/>
-    <w:lsdException w:uiPriority="99" w:name="Body Text First Indent"/>
-    <w:lsdException w:uiPriority="99" w:name="Body Text First Indent 2"/>
-    <w:lsdException w:uiPriority="99" w:name="Note Heading"/>
-    <w:lsdException w:uiPriority="99" w:name="Body Text 2"/>
-    <w:lsdException w:uiPriority="99" w:name="Body Text 3"/>
-    <w:lsdException w:uiPriority="99" w:name="Body Text Indent 2"/>
-    <w:lsdException w:uiPriority="99" w:name="Body Text Indent 3"/>
-    <w:lsdException w:uiPriority="99" w:name="Block Text"/>
-    <w:lsdException w:uiPriority="99" w:semiHidden="0" w:name="Hyperlink"/>
-    <w:lsdException w:uiPriority="99" w:name="FollowedHyperlink"/>
-    <w:lsdException w:qFormat="1" w:unhideWhenUsed="0" w:uiPriority="22" w:semiHidden="0" w:name="Strong"/>
-    <w:lsdException w:qFormat="1" w:unhideWhenUsed="0" w:uiPriority="20" w:semiHidden="0" w:name="Emphasis"/>
-    <w:lsdException w:uiPriority="99" w:name="Document Map"/>
-    <w:lsdException w:uiPriority="99" w:name="Plain Text"/>
-    <w:lsdException w:uiPriority="99" w:name="E-mail Signature"/>
-    <w:lsdException w:uiPriority="99" w:name="Normal (Web)"/>
-    <w:lsdException w:uiPriority="99" w:name="HTML Acronym"/>
-    <w:lsdException w:uiPriority="99" w:name="HTML Address"/>
-    <w:lsdException w:uiPriority="99" w:name="HTML Cite"/>
-    <w:lsdException w:uiPriority="99" w:name="HTML Code"/>
-    <w:lsdException w:uiPriority="99" w:name="HTML Definition"/>
-    <w:lsdException w:uiPriority="99" w:name="HTML Keyboard"/>
-    <w:lsdException w:uiPriority="99" w:name="HTML Preformatted"/>
-    <w:lsdException w:uiPriority="99" w:name="HTML Sample"/>
-    <w:lsdException w:uiPriority="99" w:name="HTML Typewriter"/>
-    <w:lsdException w:uiPriority="99" w:name="HTML Variable"/>
-    <w:lsdException w:qFormat="1" w:uiPriority="99" w:name="Normal Table"/>
-    <w:lsdException w:qFormat="1" w:uiPriority="99" w:name="annotation subject"/>
-    <w:lsdException w:uiPriority="99" w:name="Table Simple 1"/>
-    <w:lsdException w:uiPriority="99" w:name="Table Simple 2"/>
-    <w:lsdException w:uiPriority="99" w:name="Table Simple 3"/>
-    <w:lsdException w:uiPriority="99" w:name="Table Classic 1"/>
-    <w:lsdException w:uiPriority="99" w:name="Table Classic 2"/>
-    <w:lsdException w:uiPriority="99" w:name="Table Classic 3"/>
-    <w:lsdException w:uiPriority="99" w:name="Table Classic 4"/>
-    <w:lsdException w:uiPriority="99" w:name="Table Colorful 1"/>
-    <w:lsdException w:uiPriority="99" w:name="Table Colorful 2"/>
-    <w:lsdException w:uiPriority="99" w:name="Table Colorful 3"/>
-    <w:lsdException w:uiPriority="99" w:name="Table Columns 1"/>
-    <w:lsdException w:uiPriority="99" w:name="Table Columns 2"/>
-    <w:lsdException w:uiPriority="99" w:name="Table Columns 3"/>
-    <w:lsdException w:uiPriority="99" w:name="Table Columns 4"/>
-    <w:lsdException w:uiPriority="99" w:name="Table Columns 5"/>
-    <w:lsdException w:uiPriority="99" w:name="Table Grid 1"/>
-    <w:lsdException w:uiPriority="99" w:name="Table Grid 2"/>
-    <w:lsdException w:uiPriority="99" w:name="Table Grid 3"/>
-    <w:lsdException w:uiPriority="99" w:name="Table Grid 4"/>
-    <w:lsdException w:uiPriority="99" w:name="Table Grid 5"/>
-    <w:lsdException w:uiPriority="99" w:name="Table Grid 6"/>
-    <w:lsdException w:uiPriority="99" w:name="Table Grid 7"/>
-    <w:lsdException w:uiPriority="99" w:name="Table Grid 8"/>
-    <w:lsdException w:uiPriority="99" w:name="Table List 1"/>
-    <w:lsdException w:uiPriority="99" w:name="Table List 2"/>
-    <w:lsdException w:uiPriority="99" w:name="Table List 3"/>
-    <w:lsdException w:uiPriority="99" w:name="Table List 4"/>
-    <w:lsdException w:uiPriority="99" w:name="Table List 5"/>
-    <w:lsdException w:uiPriority="99" w:name="Table List 6"/>
-    <w:lsdException w:uiPriority="99" w:name="Table List 7"/>
-    <w:lsdException w:uiPriority="99" w:name="Table List 8"/>
-    <w:lsdException w:uiPriority="99" w:name="Table 3D effects 1"/>
-    <w:lsdException w:uiPriority="99" w:name="Table 3D effects 2"/>
-    <w:lsdException w:uiPriority="99" w:name="Table 3D effects 3"/>
-    <w:lsdException w:uiPriority="99" w:name="Table Contemporary"/>
-    <w:lsdException w:uiPriority="99" w:name="Table Elegant"/>
-    <w:lsdException w:uiPriority="99" w:name="Table Professional"/>
-    <w:lsdException w:unhideWhenUsed="0" w:uiPriority="99" w:semiHidden="0" w:name="Table Subtle 1"/>
-    <w:lsdException w:uiPriority="99" w:name="Table Subtle 2"/>
-    <w:lsdException w:uiPriority="99" w:name="Table Web 1"/>
-    <w:lsdException w:unhideWhenUsed="0" w:uiPriority="99" w:semiHidden="0" w:name="Table Web 2"/>
-    <w:lsdException w:unhideWhenUsed="0" w:uiPriority="99" w:semiHidden="0" w:name="Table Web 3"/>
-    <w:lsdException w:qFormat="1" w:uiPriority="99" w:name="Balloon Text"/>
-    <w:lsdException w:qFormat="1" w:unhideWhenUsed="0" w:uiPriority="39" w:semiHidden="0" w:name="Table Grid"/>
-    <w:lsdException w:uiPriority="99" w:name="Table Theme"/>
-    <w:lsdException w:unhideWhenUsed="0" w:uiPriority="60" w:semiHidden="0" w:name="Light Shading"/>
-    <w:lsdException w:unhideWhenUsed="0" w:uiPriority="61" w:semiHidden="0" w:name="Light List"/>
-    <w:lsdException w:unhideWhenUsed="0" w:uiPriority="62" w:semiHidden="0" w:name="Light Grid"/>
-    <w:lsdException w:unhideWhenUsed="0" w:uiPriority="63" w:semiHidden="0" w:name="Medium Shading 1"/>
-    <w:lsdException w:unhideWhenUsed="0" w:uiPriority="64" w:semiHidden="0" w:name="Medium Shading 2"/>
-    <w:lsdException w:unhideWhenUsed="0" w:uiPriority="65" w:semiHidden="0" w:name="Medium List 1"/>
-    <w:lsdException w:unhideWhenUsed="0" w:uiPriority="66" w:semiHidden="0" w:name="Medium List 2"/>
-    <w:lsdException w:unhideWhenUsed="0" w:uiPriority="67" w:semiHidden="0" w:name="Medium Grid 1"/>
-    <w:lsdException w:unhideWhenUsed="0" w:uiPriority="68" w:semiHidden="0" w:name="Medium Grid 2"/>
-    <w:lsdException w:unhideWhenUsed="0" w:uiPriority="69" w:semiHidden="0" w:name="Medium Grid 3"/>
-    <w:lsdException w:unhideWhenUsed="0" w:uiPriority="70" w:semiHidden="0" w:name="Dark List"/>
-    <w:lsdException w:unhideWhenUsed="0" w:uiPriority="71" w:semiHidden="0" w:name="Colorful Shading"/>
-    <w:lsdException w:unhideWhenUsed="0" w:uiPriority="72" w:semiHidden="0" w:name="Colorful List"/>
-    <w:lsdException w:unhideWhenUsed="0" w:uiPriority="73" w:semiHidden="0" w:name="Colorful Grid"/>
-    <w:lsdException w:unhideWhenUsed="0" w:uiPriority="60" w:semiHidden="0" w:name="Light Shading Accent 1"/>
-    <w:lsdException w:unhideWhenUsed="0" w:uiPriority="61" w:semiHidden="0" w:name="Light List Accent 1"/>
-    <w:lsdException w:unhideWhenUsed="0" w:uiPriority="62" w:semiHidden="0" w:name="Light Grid Accent 1"/>
-    <w:lsdException w:unhideWhenUsed="0" w:uiPriority="63" w:semiHidden="0" w:name="Medium Shading 1 Accent 1"/>
-    <w:lsdException w:unhideWhenUsed="0" w:uiPriority="64" w:semiHidden="0" w:name="Medium Shading 2 Accent 1"/>
-    <w:lsdException w:unhideWhenUsed="0" w:uiPriority="65" w:semiHidden="0" w:name="Medium List 1 Accent 1"/>
-    <w:lsdException w:qFormat="1" w:unhideWhenUsed="0" w:uiPriority="34" w:semiHidden="0" w:name="List Paragraph"/>
-    <w:lsdException w:unhideWhenUsed="0" w:uiPriority="66" w:semiHidden="0" w:name="Medium List 2 Accent 1"/>
-    <w:lsdException w:unhideWhenUsed="0" w:uiPriority="67" w:semiHidden="0" w:name="Medium Grid 1 Accent 1"/>
-    <w:lsdException w:unhideWhenUsed="0" w:uiPriority="68" w:semiHidden="0" w:name="Medium Grid 2 Accent 1"/>
-    <w:lsdException w:unhideWhenUsed="0" w:uiPriority="69" w:semiHidden="0" w:name="Medium Grid 3 Accent 1"/>
-    <w:lsdException w:unhideWhenUsed="0" w:uiPriority="70" w:semiHidden="0" w:name="Dark List Accent 1"/>
-    <w:lsdException w:unhideWhenUsed="0" w:uiPriority="71" w:semiHidden="0" w:name="Colorful Shading Accent 1"/>
-    <w:lsdException w:unhideWhenUsed="0" w:uiPriority="72" w:semiHidden="0" w:name="Colorful List Accent 1"/>
-    <w:lsdException w:unhideWhenUsed="0" w:uiPriority="73" w:semiHidden="0" w:name="Colorful Grid Accent 1"/>
-    <w:lsdException w:unhideWhenUsed="0" w:uiPriority="60" w:semiHidden="0" w:name="Light Shading Accent 2"/>
-    <w:lsdException w:unhideWhenUsed="0" w:uiPriority="61" w:semiHidden="0" w:name="Light List Accent 2"/>
-    <w:lsdException w:unhideWhenUsed="0" w:uiPriority="62" w:semiHidden="0" w:name="Light Grid Accent 2"/>
-    <w:lsdException w:unhideWhenUsed="0" w:uiPriority="63" w:semiHidden="0" w:name="Medium Shading 1 Accent 2"/>
-    <w:lsdException w:unhideWhenUsed="0" w:uiPriority="64" w:semiHidden="0" w:name="Medium Shading 2 Accent 2"/>
-    <w:lsdException w:unhideWhenUsed="0" w:uiPriority="65" w:semiHidden="0" w:name="Medium List 1 Accent 2"/>
-    <w:lsdException w:unhideWhenUsed="0" w:uiPriority="66" w:semiHidden="0" w:name="Medium List 2 Accent 2"/>
-    <w:lsdException w:unhideWhenUsed="0" w:uiPriority="67" w:semiHidden="0" w:name="Medium Grid 1 Accent 2"/>
-    <w:lsdException w:unhideWhenUsed="0" w:uiPriority="68" w:semiHidden="0" w:name="Medium Grid 2 Accent 2"/>
-    <w:lsdException w:unhideWhenUsed="0" w:uiPriority="69" w:semiHidden="0" w:name="Medium Grid 3 Accent 2"/>
-    <w:lsdException w:unhideWhenUsed="0" w:uiPriority="70" w:semiHidden="0" w:name="Dark List Accent 2"/>
-    <w:lsdException w:unhideWhenUsed="0" w:uiPriority="71" w:semiHidden="0" w:name="Colorful Shading Accent 2"/>
-    <w:lsdException w:unhideWhenUsed="0" w:uiPriority="72" w:semiHidden="0" w:name="Colorful List Accent 2"/>
-    <w:lsdException w:unhideWhenUsed="0" w:uiPriority="73" w:semiHidden="0" w:name="Colorful Grid Accent 2"/>
-    <w:lsdException w:unhideWhenUsed="0" w:uiPriority="60" w:semiHidden="0" w:name="Light Shading Accent 3"/>
-    <w:lsdException w:unhideWhenUsed="0" w:uiPriority="61" w:semiHidden="0" w:name="Light List Accent 3"/>
-    <w:lsdException w:unhideWhenUsed="0" w:uiPriority="62" w:semiHidden="0" w:name="Light Grid Accent 3"/>
-    <w:lsdException w:unhideWhenUsed="0" w:uiPriority="63" w:semiHidden="0" w:name="Medium Shading 1 Accent 3"/>
-    <w:lsdException w:unhideWhenUsed="0" w:uiPriority="64" w:semiHidden="0" w:name="Medium Shading 2 Accent 3"/>
-    <w:lsdException w:unhideWhenUsed="0" w:uiPriority="65" w:semiHidden="0" w:name="Medium List 1 Accent 3"/>
-    <w:lsdException w:unhideWhenUsed="0" w:uiPriority="66" w:semiHidden="0" w:name="Medium List 2 Accent 3"/>
-    <w:lsdException w:unhideWhenUsed="0" w:uiPriority="67" w:semiHidden="0" w:name="Medium Grid 1 Accent 3"/>
-    <w:lsdException w:unhideWhenUsed="0" w:uiPriority="68" w:semiHidden="0" w:name="Medium Grid 2 Accent 3"/>
-    <w:lsdException w:unhideWhenUsed="0" w:uiPriority="69" w:semiHidden="0" w:name="Medium Grid 3 Accent 3"/>
-    <w:lsdException w:unhideWhenUsed="0" w:uiPriority="70" w:semiHidden="0" w:name="Dark List Accent 3"/>
-    <w:lsdException w:unhideWhenUsed="0" w:uiPriority="71" w:semiHidden="0" w:name="Colorful Shading Accent 3"/>
-    <w:lsdException w:unhideWhenUsed="0" w:uiPriority="72" w:semiHidden="0" w:name="Colorful List Accent 3"/>
-    <w:lsdException w:unhideWhenUsed="0" w:uiPriority="73" w:semiHidden="0" w:name="Colorful Grid Accent 3"/>
-    <w:lsdException w:unhideWhenUsed="0" w:uiPriority="60" w:semiHidden="0" w:name="Light Shading Accent 4"/>
-    <w:lsdException w:unhideWhenUsed="0" w:uiPriority="61" w:semiHidden="0" w:name="Light List Accent 4"/>
-    <w:lsdException w:unhideWhenUsed="0" w:uiPriority="62" w:semiHidden="0" w:name="Light Grid Accent 4"/>
-    <w:lsdException w:unhideWhenUsed="0" w:uiPriority="63" w:semiHidden="0" w:name="Medium Shading 1 Accent 4"/>
-    <w:lsdException w:unhideWhenUsed="0" w:uiPriority="64" w:semiHidden="0" w:name="Medium Shading 2 Accent 4"/>
-    <w:lsdException w:unhideWhenUsed="0" w:uiPriority="65" w:semiHidden="0" w:name="Medium List 1 Accent 4"/>
-    <w:lsdException w:unhideWhenUsed="0" w:uiPriority="66" w:semiHidden="0" w:name="Medium List 2 Accent 4"/>
-    <w:lsdException w:unhideWhenUsed="0" w:uiPriority="67" w:semiHidden="0" w:name="Medium Grid 1 Accent 4"/>
-    <w:lsdException w:unhideWhenUsed="0" w:uiPriority="68" w:semiHidden="0" w:name="Medium Grid 2 Accent 4"/>
-    <w:lsdException w:unhideWhenUsed="0" w:uiPriority="69" w:semiHidden="0" w:name="Medium Grid 3 Accent 4"/>
-    <w:lsdException w:unhideWhenUsed="0" w:uiPriority="70" w:semiHidden="0" w:name="Dark List Accent 4"/>
-    <w:lsdException w:unhideWhenUsed="0" w:uiPriority="71" w:semiHidden="0" w:name="Colorful Shading Accent 4"/>
-    <w:lsdException w:unhideWhenUsed="0" w:uiPriority="72" w:semiHidden="0" w:name="Colorful List Accent 4"/>
-    <w:lsdException w:unhideWhenUsed="0" w:uiPriority="73" w:semiHidden="0" w:name="Colorful Grid Accent 4"/>
-    <w:lsdException w:unhideWhenUsed="0" w:uiPriority="60" w:semiHidden="0" w:name="Light Shading Accent 5"/>
-    <w:lsdException w:unhideWhenUsed="0" w:uiPriority="61" w:semiHidden="0" w:name="Light List Accent 5"/>
-    <w:lsdException w:unhideWhenUsed="0" w:uiPriority="62" w:semiHidden="0" w:name="Light Grid Accent 5"/>
-    <w:lsdException w:unhideWhenUsed="0" w:uiPriority="63" w:semiHidden="0" w:name="Medium Shading 1 Accent 5"/>
-    <w:lsdException w:unhideWhenUsed="0" w:uiPriority="64" w:semiHidden="0" w:name="Medium Shading 2 Accent 5"/>
-    <w:lsdException w:unhideWhenUsed="0" w:uiPriority="65" w:semiHidden="0" w:name="Medium List 1 Accent 5"/>
-    <w:lsdException w:unhideWhenUsed="0" w:uiPriority="66" w:semiHidden="0" w:name="Medium List 2 Accent 5"/>
-    <w:lsdException w:unhideWhenUsed="0" w:uiPriority="67" w:semiHidden="0" w:name="Medium Grid 1 Accent 5"/>
-    <w:lsdException w:unhideWhenUsed="0" w:uiPriority="68" w:semiHidden="0" w:name="Medium Grid 2 Accent 5"/>
-    <w:lsdException w:unhideWhenUsed="0" w:uiPriority="69" w:semiHidden="0" w:name="Medium Grid 3 Accent 5"/>
-    <w:lsdException w:unhideWhenUsed="0" w:uiPriority="70" w:semiHidden="0" w:name="Dark List Accent 5"/>
-    <w:lsdException w:unhideWhenUsed="0" w:uiPriority="71" w:semiHidden="0" w:name="Colorful Shading Accent 5"/>
-    <w:lsdException w:unhideWhenUsed="0" w:uiPriority="72" w:semiHidden="0" w:name="Colorful List Accent 5"/>
-    <w:lsdException w:unhideWhenUsed="0" w:uiPriority="73" w:semiHidden="0" w:name="Colorful Grid Accent 5"/>
-    <w:lsdException w:unhideWhenUsed="0" w:uiPriority="60" w:semiHidden="0" w:name="Light Shading Accent 6"/>
-    <w:lsdException w:unhideWhenUsed="0" w:uiPriority="61" w:semiHidden="0" w:name="Light List Accent 6"/>
-    <w:lsdException w:unhideWhenUsed="0" w:uiPriority="62" w:semiHidden="0" w:name="Light Grid Accent 6"/>
-    <w:lsdException w:unhideWhenUsed="0" w:uiPriority="63" w:semiHidden="0" w:name="Medium Shading 1 Accent 6"/>
-    <w:lsdException w:unhideWhenUsed="0" w:uiPriority="64" w:semiHidden="0" w:name="Medium Shading 2 Accent 6"/>
-    <w:lsdException w:unhideWhenUsed="0" w:uiPriority="65" w:semiHidden="0" w:name="Medium List 1 Accent 6"/>
-    <w:lsdException w:unhideWhenUsed="0" w:uiPriority="66" w:semiHidden="0" w:name="Medium List 2 Accent 6"/>
-    <w:lsdException w:unhideWhenUsed="0" w:uiPriority="67" w:semiHidden="0" w:name="Medium Grid 1 Accent 6"/>
-    <w:lsdException w:unhideWhenUsed="0" w:uiPriority="68" w:semiHidden="0" w:name="Medium Grid 2 Accent 6"/>
-    <w:lsdException w:unhideWhenUsed="0" w:uiPriority="69" w:semiHidden="0" w:name="Medium Grid 3 Accent 6"/>
-    <w:lsdException w:unhideWhenUsed="0" w:uiPriority="70" w:semiHidden="0" w:name="Dark List Accent 6"/>
-    <w:lsdException w:unhideWhenUsed="0" w:uiPriority="71" w:semiHidden="0" w:name="Colorful Shading Accent 6"/>
-    <w:lsdException w:unhideWhenUsed="0" w:uiPriority="72" w:semiHidden="0" w:name="Colorful List Accent 6"/>
-    <w:lsdException w:unhideWhenUsed="0" w:uiPriority="73" w:semiHidden="0" w:name="Colorful Grid Accent 6"/>
+  <w:latentStyles w:defLockedState="0" w:defUIPriority="99" w:defSemiHidden="0" w:defUnhideWhenUsed="0" w:defQFormat="0" w:count="376">
+    <w:lsdException w:name="Normal" w:uiPriority="0" w:qFormat="1"/>
+    <w:lsdException w:name="heading 1" w:uiPriority="9" w:qFormat="1"/>
+    <w:lsdException w:name="heading 2" w:semiHidden="1" w:uiPriority="9" w:unhideWhenUsed="1" w:qFormat="1"/>
+    <w:lsdException w:name="heading 3" w:semiHidden="1" w:uiPriority="9" w:unhideWhenUsed="1" w:qFormat="1"/>
+    <w:lsdException w:name="heading 4" w:semiHidden="1" w:uiPriority="9" w:unhideWhenUsed="1" w:qFormat="1"/>
+    <w:lsdException w:name="heading 5" w:semiHidden="1" w:uiPriority="9" w:unhideWhenUsed="1" w:qFormat="1"/>
+    <w:lsdException w:name="heading 6" w:semiHidden="1" w:uiPriority="9" w:unhideWhenUsed="1" w:qFormat="1"/>
+    <w:lsdException w:name="heading 7" w:semiHidden="1" w:uiPriority="9" w:unhideWhenUsed="1" w:qFormat="1"/>
+    <w:lsdException w:name="heading 8" w:semiHidden="1" w:uiPriority="9" w:unhideWhenUsed="1" w:qFormat="1"/>
+    <w:lsdException w:name="heading 9" w:semiHidden="1" w:uiPriority="9" w:unhideWhenUsed="1" w:qFormat="1"/>
+    <w:lsdException w:name="index 1" w:semiHidden="1" w:unhideWhenUsed="1"/>
+    <w:lsdException w:name="index 2" w:semiHidden="1" w:unhideWhenUsed="1"/>
+    <w:lsdException w:name="index 3" w:semiHidden="1" w:unhideWhenUsed="1"/>
+    <w:lsdException w:name="index 4" w:semiHidden="1" w:unhideWhenUsed="1"/>
+    <w:lsdException w:name="index 5" w:semiHidden="1" w:unhideWhenUsed="1"/>
+    <w:lsdException w:name="index 6" w:semiHidden="1" w:unhideWhenUsed="1"/>
+    <w:lsdException w:name="index 7" w:semiHidden="1" w:unhideWhenUsed="1"/>
+    <w:lsdException w:name="index 8" w:semiHidden="1" w:unhideWhenUsed="1"/>
+    <w:lsdException w:name="index 9" w:semiHidden="1" w:unhideWhenUsed="1"/>
+    <w:lsdException w:name="toc 1" w:uiPriority="39" w:unhideWhenUsed="1" w:qFormat="1"/>
+    <w:lsdException w:name="toc 2" w:semiHidden="1" w:uiPriority="39" w:unhideWhenUsed="1"/>
+    <w:lsdException w:name="toc 3" w:semiHidden="1" w:uiPriority="39" w:unhideWhenUsed="1"/>
+    <w:lsdException w:name="toc 4" w:semiHidden="1" w:uiPriority="39" w:unhideWhenUsed="1"/>
+    <w:lsdException w:name="toc 5" w:semiHidden="1" w:uiPriority="39" w:unhideWhenUsed="1"/>
+    <w:lsdException w:name="toc 6" w:semiHidden="1" w:uiPriority="39" w:unhideWhenUsed="1"/>
+    <w:lsdException w:name="toc 7" w:semiHidden="1" w:uiPriority="39" w:unhideWhenUsed="1"/>
+    <w:lsdException w:name="toc 8" w:semiHidden="1" w:uiPriority="39" w:unhideWhenUsed="1"/>
+    <w:lsdException w:name="toc 9" w:semiHidden="1" w:uiPriority="39" w:unhideWhenUsed="1"/>
+    <w:lsdException w:name="Normal Indent" w:semiHidden="1" w:unhideWhenUsed="1"/>
+    <w:lsdException w:name="footnote text" w:semiHidden="1" w:unhideWhenUsed="1"/>
+    <w:lsdException w:name="annotation text" w:semiHidden="1" w:unhideWhenUsed="1" w:qFormat="1"/>
+    <w:lsdException w:name="header" w:unhideWhenUsed="1" w:qFormat="1"/>
+    <w:lsdException w:name="footer" w:unhideWhenUsed="1"/>
+    <w:lsdException w:name="index heading" w:semiHidden="1" w:unhideWhenUsed="1"/>
+    <w:lsdException w:name="caption" w:semiHidden="1" w:uiPriority="35" w:unhideWhenUsed="1" w:qFormat="1"/>
+    <w:lsdException w:name="table of figures" w:semiHidden="1" w:unhideWhenUsed="1"/>
+    <w:lsdException w:name="envelope address" w:semiHidden="1" w:unhideWhenUsed="1"/>
+    <w:lsdException w:name="envelope return" w:semiHidden="1" w:unhideWhenUsed="1"/>
+    <w:lsdException w:name="footnote reference" w:semiHidden="1" w:unhideWhenUsed="1"/>
+    <w:lsdException w:name="annotation reference" w:semiHidden="1" w:unhideWhenUsed="1"/>
+    <w:lsdException w:name="line number" w:semiHidden="1" w:unhideWhenUsed="1"/>
+    <w:lsdException w:name="page number" w:semiHidden="1" w:unhideWhenUsed="1"/>
+    <w:lsdException w:name="endnote reference" w:semiHidden="1" w:unhideWhenUsed="1"/>
+    <w:lsdException w:name="endnote text" w:semiHidden="1" w:unhideWhenUsed="1"/>
+    <w:lsdException w:name="table of authorities" w:semiHidden="1" w:unhideWhenUsed="1"/>
+    <w:lsdException w:name="macro" w:semiHidden="1" w:unhideWhenUsed="1"/>
+    <w:lsdException w:name="toa heading" w:semiHidden="1" w:unhideWhenUsed="1"/>
+    <w:lsdException w:name="List" w:semiHidden="1" w:unhideWhenUsed="1"/>
+    <w:lsdException w:name="List Bullet" w:semiHidden="1" w:unhideWhenUsed="1"/>
+    <w:lsdException w:name="List Number" w:semiHidden="1" w:unhideWhenUsed="1"/>
+    <w:lsdException w:name="List 2" w:semiHidden="1" w:unhideWhenUsed="1"/>
+    <w:lsdException w:name="List 3" w:semiHidden="1" w:unhideWhenUsed="1"/>
+    <w:lsdException w:name="List 4" w:semiHidden="1" w:unhideWhenUsed="1"/>
+    <w:lsdException w:name="List 5" w:semiHidden="1" w:unhideWhenUsed="1"/>
+    <w:lsdException w:name="List Bullet 2" w:semiHidden="1" w:unhideWhenUsed="1"/>
+    <w:lsdException w:name="List Bullet 3" w:semiHidden="1" w:unhideWhenUsed="1"/>
+    <w:lsdException w:name="List Bullet 4" w:semiHidden="1" w:unhideWhenUsed="1"/>
+    <w:lsdException w:name="List Bullet 5" w:semiHidden="1" w:unhideWhenUsed="1"/>
+    <w:lsdException w:name="List Number 2" w:semiHidden="1" w:unhideWhenUsed="1"/>
+    <w:lsdException w:name="List Number 3" w:semiHidden="1" w:unhideWhenUsed="1"/>
+    <w:lsdException w:name="List Number 4" w:semiHidden="1" w:unhideWhenUsed="1"/>
+    <w:lsdException w:name="List Number 5" w:semiHidden="1" w:unhideWhenUsed="1"/>
+    <w:lsdException w:name="Title" w:uiPriority="10" w:qFormat="1"/>
+    <w:lsdException w:name="Closing" w:semiHidden="1" w:unhideWhenUsed="1"/>
+    <w:lsdException w:name="Signature" w:semiHidden="1" w:unhideWhenUsed="1"/>
+    <w:lsdException w:name="Default Paragraph Font" w:semiHidden="1" w:uiPriority="1" w:unhideWhenUsed="1"/>
+    <w:lsdException w:name="Body Text" w:unhideWhenUsed="1" w:qFormat="1"/>
+    <w:lsdException w:name="Body Text Indent" w:semiHidden="1" w:unhideWhenUsed="1"/>
+    <w:lsdException w:name="List Continue" w:semiHidden="1" w:unhideWhenUsed="1"/>
+    <w:lsdException w:name="List Continue 2" w:semiHidden="1" w:unhideWhenUsed="1"/>
+    <w:lsdException w:name="List Continue 3" w:semiHidden="1" w:unhideWhenUsed="1"/>
+    <w:lsdException w:name="List Continue 4" w:semiHidden="1" w:unhideWhenUsed="1"/>
+    <w:lsdException w:name="List Continue 5" w:semiHidden="1" w:unhideWhenUsed="1"/>
+    <w:lsdException w:name="Message Header" w:semiHidden="1" w:unhideWhenUsed="1"/>
+    <w:lsdException w:name="Subtitle" w:uiPriority="11" w:qFormat="1"/>
+    <w:lsdException w:name="Salutation" w:semiHidden="1" w:unhideWhenUsed="1"/>
+    <w:lsdException w:name="Date" w:semiHidden="1" w:unhideWhenUsed="1"/>
+    <w:lsdException w:name="Body Text First Indent" w:semiHidden="1" w:unhideWhenUsed="1"/>
+    <w:lsdException w:name="Body Text First Indent 2" w:semiHidden="1" w:unhideWhenUsed="1"/>
+    <w:lsdException w:name="Note Heading" w:semiHidden="1" w:unhideWhenUsed="1"/>
+    <w:lsdException w:name="Body Text 2" w:semiHidden="1" w:unhideWhenUsed="1"/>
+    <w:lsdException w:name="Body Text 3" w:semiHidden="1" w:unhideWhenUsed="1"/>
+    <w:lsdException w:name="Body Text Indent 2" w:semiHidden="1" w:unhideWhenUsed="1"/>
+    <w:lsdException w:name="Body Text Indent 3" w:semiHidden="1" w:unhideWhenUsed="1"/>
+    <w:lsdException w:name="Block Text" w:semiHidden="1" w:unhideWhenUsed="1"/>
+    <w:lsdException w:name="Hyperlink" w:unhideWhenUsed="1"/>
+    <w:lsdException w:name="FollowedHyperlink" w:semiHidden="1" w:unhideWhenUsed="1"/>
+    <w:lsdException w:name="Strong" w:uiPriority="22" w:qFormat="1"/>
+    <w:lsdException w:name="Emphasis" w:uiPriority="20" w:qFormat="1"/>
+    <w:lsdException w:name="Document Map" w:semiHidden="1" w:unhideWhenUsed="1"/>
+    <w:lsdException w:name="Plain Text" w:semiHidden="1" w:unhideWhenUsed="1"/>
+    <w:lsdException w:name="E-mail Signature" w:semiHidden="1" w:unhideWhenUsed="1"/>
+    <w:lsdException w:name="HTML Top of Form" w:semiHidden="1" w:unhideWhenUsed="1"/>
+    <w:lsdException w:name="HTML Bottom of Form" w:semiHidden="1" w:unhideWhenUsed="1"/>
+    <w:lsdException w:name="Normal (Web)" w:semiHidden="1" w:unhideWhenUsed="1"/>
+    <w:lsdException w:name="HTML Acronym" w:semiHidden="1" w:unhideWhenUsed="1"/>
+    <w:lsdException w:name="HTML Address" w:semiHidden="1" w:unhideWhenUsed="1"/>
+    <w:lsdException w:name="HTML Cite" w:semiHidden="1" w:unhideWhenUsed="1"/>
+    <w:lsdException w:name="HTML Code" w:semiHidden="1" w:unhideWhenUsed="1"/>
+    <w:lsdException w:name="HTML Definition" w:semiHidden="1" w:unhideWhenUsed="1"/>
+    <w:lsdException w:name="HTML Keyboard" w:semiHidden="1" w:unhideWhenUsed="1"/>
+    <w:lsdException w:name="HTML Preformatted" w:semiHidden="1" w:unhideWhenUsed="1"/>
+    <w:lsdException w:name="HTML Sample" w:semiHidden="1" w:unhideWhenUsed="1"/>
+    <w:lsdException w:name="HTML Typewriter" w:semiHidden="1" w:unhideWhenUsed="1"/>
+    <w:lsdException w:name="HTML Variable" w:semiHidden="1" w:unhideWhenUsed="1"/>
+    <w:lsdException w:name="Normal Table" w:semiHidden="1" w:unhideWhenUsed="1" w:qFormat="1"/>
+    <w:lsdException w:name="annotation subject" w:semiHidden="1" w:unhideWhenUsed="1" w:qFormat="1"/>
+    <w:lsdException w:name="No List" w:semiHidden="1" w:unhideWhenUsed="1"/>
+    <w:lsdException w:name="Outline List 1" w:semiHidden="1" w:unhideWhenUsed="1"/>
+    <w:lsdException w:name="Outline List 2" w:semiHidden="1" w:unhideWhenUsed="1"/>
+    <w:lsdException w:name="Outline List 3" w:semiHidden="1" w:unhideWhenUsed="1"/>
+    <w:lsdException w:name="Table Simple 1" w:semiHidden="1" w:unhideWhenUsed="1"/>
+    <w:lsdException w:name="Table Simple 2" w:semiHidden="1" w:unhideWhenUsed="1"/>
+    <w:lsdException w:name="Table Simple 3" w:semiHidden="1" w:unhideWhenUsed="1"/>
+    <w:lsdException w:name="Table Classic 1" w:semiHidden="1" w:unhideWhenUsed="1"/>
+    <w:lsdException w:name="Table Classic 2" w:semiHidden="1" w:unhideWhenUsed="1"/>
+    <w:lsdException w:name="Table Classic 3" w:semiHidden="1" w:unhideWhenUsed="1"/>
+    <w:lsdException w:name="Table Classic 4" w:semiHidden="1" w:unhideWhenUsed="1"/>
+    <w:lsdException w:name="Table Colorful 1" w:semiHidden="1" w:unhideWhenUsed="1"/>
+    <w:lsdException w:name="Table Colorful 2" w:semiHidden="1" w:unhideWhenUsed="1"/>
+    <w:lsdException w:name="Table Colorful 3" w:semiHidden="1" w:unhideWhenUsed="1"/>
+    <w:lsdException w:name="Table Columns 1" w:semiHidden="1" w:unhideWhenUsed="1"/>
+    <w:lsdException w:name="Table Columns 2" w:semiHidden="1" w:unhideWhenUsed="1"/>
+    <w:lsdException w:name="Table Columns 3" w:semiHidden="1" w:unhideWhenUsed="1"/>
+    <w:lsdException w:name="Table Columns 4" w:semiHidden="1" w:unhideWhenUsed="1"/>
+    <w:lsdException w:name="Table Columns 5" w:semiHidden="1" w:unhideWhenUsed="1"/>
+    <w:lsdException w:name="Table Grid 1" w:semiHidden="1" w:unhideWhenUsed="1"/>
+    <w:lsdException w:name="Table Grid 2" w:semiHidden="1" w:unhideWhenUsed="1"/>
+    <w:lsdException w:name="Table Grid 3" w:semiHidden="1" w:unhideWhenUsed="1"/>
+    <w:lsdException w:name="Table Grid 4" w:semiHidden="1" w:unhideWhenUsed="1"/>
+    <w:lsdException w:name="Table Grid 5" w:semiHidden="1" w:unhideWhenUsed="1"/>
+    <w:lsdException w:name="Table Grid 6" w:semiHidden="1" w:unhideWhenUsed="1"/>
+    <w:lsdException w:name="Table Grid 7" w:semiHidden="1" w:unhideWhenUsed="1"/>
+    <w:lsdException w:name="Table Grid 8" w:semiHidden="1" w:unhideWhenUsed="1"/>
+    <w:lsdException w:name="Table List 1" w:semiHidden="1" w:unhideWhenUsed="1"/>
+    <w:lsdException w:name="Table List 2" w:semiHidden="1" w:unhideWhenUsed="1"/>
+    <w:lsdException w:name="Table List 3" w:semiHidden="1" w:unhideWhenUsed="1"/>
+    <w:lsdException w:name="Table List 4" w:semiHidden="1" w:unhideWhenUsed="1"/>
+    <w:lsdException w:name="Table List 5" w:semiHidden="1" w:unhideWhenUsed="1"/>
+    <w:lsdException w:name="Table List 6" w:semiHidden="1" w:unhideWhenUsed="1"/>
+    <w:lsdException w:name="Table List 7" w:semiHidden="1" w:unhideWhenUsed="1"/>
+    <w:lsdException w:name="Table List 8" w:semiHidden="1" w:unhideWhenUsed="1"/>
+    <w:lsdException w:name="Table 3D effects 1" w:semiHidden="1" w:unhideWhenUsed="1"/>
+    <w:lsdException w:name="Table 3D effects 2" w:semiHidden="1" w:unhideWhenUsed="1"/>
+    <w:lsdException w:name="Table 3D effects 3" w:semiHidden="1" w:unhideWhenUsed="1"/>
+    <w:lsdException w:name="Table Contemporary" w:semiHidden="1" w:unhideWhenUsed="1"/>
+    <w:lsdException w:name="Table Elegant" w:semiHidden="1" w:unhideWhenUsed="1"/>
+    <w:lsdException w:name="Table Professional" w:semiHidden="1" w:unhideWhenUsed="1"/>
+    <w:lsdException w:name="Table Subtle 1" w:semiHidden="1" w:unhideWhenUsed="1"/>
+    <w:lsdException w:name="Table Subtle 2" w:semiHidden="1" w:unhideWhenUsed="1"/>
+    <w:lsdException w:name="Table Web 1" w:semiHidden="1" w:unhideWhenUsed="1"/>
+    <w:lsdException w:name="Table Web 2" w:semiHidden="1" w:unhideWhenUsed="1"/>
+    <w:lsdException w:name="Table Web 3" w:semiHidden="1" w:unhideWhenUsed="1"/>
+    <w:lsdException w:name="Balloon Text" w:semiHidden="1" w:unhideWhenUsed="1" w:qFormat="1"/>
+    <w:lsdException w:name="Table Grid" w:uiPriority="39" w:qFormat="1"/>
+    <w:lsdException w:name="Table Theme" w:semiHidden="1" w:unhideWhenUsed="1"/>
+    <w:lsdException w:name="Placeholder Text" w:semiHidden="1" w:unhideWhenUsed="1"/>
+    <w:lsdException w:name="No Spacing" w:semiHidden="1" w:unhideWhenUsed="1"/>
+    <w:lsdException w:name="Light Shading" w:uiPriority="60"/>
+    <w:lsdException w:name="Light List" w:uiPriority="61"/>
+    <w:lsdException w:name="Light Grid" w:uiPriority="62"/>
+    <w:lsdException w:name="Medium Shading 1" w:uiPriority="63"/>
+    <w:lsdException w:name="Medium Shading 2" w:uiPriority="64"/>
+    <w:lsdException w:name="Medium List 1" w:uiPriority="65"/>
+    <w:lsdException w:name="Medium List 2" w:uiPriority="66"/>
+    <w:lsdException w:name="Medium Grid 1" w:uiPriority="67"/>
+    <w:lsdException w:name="Medium Grid 2" w:uiPriority="68"/>
+    <w:lsdException w:name="Medium Grid 3" w:uiPriority="69"/>
+    <w:lsdException w:name="Dark List" w:uiPriority="70"/>
+    <w:lsdException w:name="Colorful Shading" w:uiPriority="71"/>
+    <w:lsdException w:name="Colorful List" w:uiPriority="72"/>
+    <w:lsdException w:name="Colorful Grid" w:uiPriority="73"/>
+    <w:lsdException w:name="Light Shading Accent 1" w:uiPriority="60"/>
+    <w:lsdException w:name="Light List Accent 1" w:uiPriority="61"/>
+    <w:lsdException w:name="Light Grid Accent 1" w:uiPriority="62"/>
+    <w:lsdException w:name="Medium Shading 1 Accent 1" w:uiPriority="63"/>
+    <w:lsdException w:name="Medium Shading 2 Accent 1" w:uiPriority="64"/>
+    <w:lsdException w:name="Medium List 1 Accent 1" w:uiPriority="65"/>
+    <w:lsdException w:name="Revision" w:semiHidden="1" w:unhideWhenUsed="1"/>
+    <w:lsdException w:name="List Paragraph" w:uiPriority="34" w:qFormat="1"/>
+    <w:lsdException w:name="Quote" w:semiHidden="1" w:unhideWhenUsed="1"/>
+    <w:lsdException w:name="Intense Quote" w:semiHidden="1" w:unhideWhenUsed="1"/>
+    <w:lsdException w:name="Medium List 2 Accent 1" w:uiPriority="66"/>
+    <w:lsdException w:name="Medium Grid 1 Accent 1" w:uiPriority="67"/>
+    <w:lsdException w:name="Medium Grid 2 Accent 1" w:uiPriority="68"/>
+    <w:lsdException w:name="Medium Grid 3 Accent 1" w:uiPriority="69"/>
+    <w:lsdException w:name="Dark List Accent 1" w:uiPriority="70"/>
+    <w:lsdException w:name="Colorful Shading Accent 1" w:uiPriority="71"/>
+    <w:lsdException w:name="Colorful List Accent 1" w:uiPriority="72"/>
+    <w:lsdException w:name="Colorful Grid Accent 1" w:uiPriority="73"/>
+    <w:lsdException w:name="Light Shading Accent 2" w:uiPriority="60"/>
+    <w:lsdException w:name="Light List Accent 2" w:uiPriority="61"/>
+    <w:lsdException w:name="Light Grid Accent 2" w:uiPriority="62"/>
+    <w:lsdException w:name="Medium Shading 1 Accent 2" w:uiPriority="63"/>
+    <w:lsdException w:name="Medium Shading 2 Accent 2" w:uiPriority="64"/>
+    <w:lsdException w:name="Medium List 1 Accent 2" w:uiPriority="65"/>
+    <w:lsdException w:name="Medium List 2 Accent 2" w:uiPriority="66"/>
+    <w:lsdException w:name="Medium Grid 1 Accent 2" w:uiPriority="67"/>
+    <w:lsdException w:name="Medium Grid 2 Accent 2" w:uiPriority="68"/>
+    <w:lsdException w:name="Medium Grid 3 Accent 2" w:uiPriority="69"/>
+    <w:lsdException w:name="Dark List Accent 2" w:uiPriority="70"/>
+    <w:lsdException w:name="Colorful Shading Accent 2" w:uiPriority="71"/>
+    <w:lsdException w:name="Colorful List Accent 2" w:uiPriority="72"/>
+    <w:lsdException w:name="Colorful Grid Accent 2" w:uiPriority="73"/>
+    <w:lsdException w:name="Light Shading Accent 3" w:uiPriority="60"/>
+    <w:lsdException w:name="Light List Accent 3" w:uiPriority="61"/>
+    <w:lsdException w:name="Light Grid Accent 3" w:uiPriority="62"/>
+    <w:lsdException w:name="Medium Shading 1 Accent 3" w:uiPriority="63"/>
+    <w:lsdException w:name="Medium Shading 2 Accent 3" w:uiPriority="64"/>
+    <w:lsdException w:name="Medium List 1 Accent 3" w:uiPriority="65"/>
+    <w:lsdException w:name="Medium List 2 Accent 3" w:uiPriority="66"/>
+    <w:lsdException w:name="Medium Grid 1 Accent 3" w:uiPriority="67"/>
+    <w:lsdException w:name="Medium Grid 2 Accent 3" w:uiPriority="68"/>
+    <w:lsdException w:name="Medium Grid 3 Accent 3" w:uiPriority="69"/>
+    <w:lsdException w:name="Dark List Accent 3" w:uiPriority="70"/>
+    <w:lsdException w:name="Colorful Shading Accent 3" w:uiPriority="71"/>
+    <w:lsdException w:name="Colorful List Accent 3" w:uiPriority="72"/>
+    <w:lsdException w:name="Colorful Grid Accent 3" w:uiPriority="73"/>
+    <w:lsdException w:name="Light Shading Accent 4" w:uiPriority="60"/>
+    <w:lsdException w:name="Light List Accent 4" w:uiPriority="61"/>
+    <w:lsdException w:name="Light Grid Accent 4" w:uiPriority="62"/>
+    <w:lsdException w:name="Medium Shading 1 Accent 4" w:uiPriority="63"/>
+    <w:lsdException w:name="Medium Shading 2 Accent 4" w:uiPriority="64"/>
+    <w:lsdException w:name="Medium List 1 Accent 4" w:uiPriority="65"/>
+    <w:lsdException w:name="Medium List 2 Accent 4" w:uiPriority="66"/>
+    <w:lsdException w:name="Medium Grid 1 Accent 4" w:uiPriority="67"/>
+    <w:lsdException w:name="Medium Grid 2 Accent 4" w:uiPriority="68"/>
+    <w:lsdException w:name="Medium Grid 3 Accent 4" w:uiPriority="69"/>
+    <w:lsdException w:name="Dark List Accent 4" w:uiPriority="70"/>
+    <w:lsdException w:name="Colorful Shading Accent 4" w:uiPriority="71"/>
+    <w:lsdException w:name="Colorful List Accent 4" w:uiPriority="72"/>
+    <w:lsdException w:name="Colorful Grid Accent 4" w:uiPriority="73"/>
+    <w:lsdException w:name="Light Shading Accent 5" w:uiPriority="60"/>
+    <w:lsdException w:name="Light List Accent 5" w:uiPriority="61"/>
+    <w:lsdException w:name="Light Grid Accent 5" w:uiPriority="62"/>
+    <w:lsdException w:name="Medium Shading 1 Accent 5" w:uiPriority="63"/>
+    <w:lsdException w:name="Medium Shading 2 Accent 5" w:uiPriority="64"/>
+    <w:lsdException w:name="Medium List 1 Accent 5" w:uiPriority="65"/>
+    <w:lsdException w:name="Medium List 2 Accent 5" w:uiPriority="66"/>
+    <w:lsdException w:name="Medium Grid 1 Accent 5" w:uiPriority="67"/>
+    <w:lsdException w:name="Medium Grid 2 Accent 5" w:uiPriority="68"/>
+    <w:lsdException w:name="Medium Grid 3 Accent 5" w:uiPriority="69"/>
+    <w:lsdException w:name="Dark List Accent 5" w:uiPriority="70"/>
+    <w:lsdException w:name="Colorful Shading Accent 5" w:uiPriority="71"/>
+    <w:lsdException w:name="Colorful List Accent 5" w:uiPriority="72"/>
+    <w:lsdException w:name="Colorful Grid Accent 5" w:uiPriority="73"/>
+    <w:lsdException w:name="Light Shading Accent 6" w:uiPriority="60"/>
+    <w:lsdException w:name="Light List Accent 6" w:uiPriority="61"/>
+    <w:lsdException w:name="Light Grid Accent 6" w:uiPriority="62"/>
+    <w:lsdException w:name="Medium Shading 1 Accent 6" w:uiPriority="63"/>
+    <w:lsdException w:name="Medium Shading 2 Accent 6" w:uiPriority="64"/>
+    <w:lsdException w:name="Medium List 1 Accent 6" w:uiPriority="65"/>
+    <w:lsdException w:name="Medium List 2 Accent 6" w:uiPriority="66"/>
+    <w:lsdException w:name="Medium Grid 1 Accent 6" w:uiPriority="67"/>
+    <w:lsdException w:name="Medium Grid 2 Accent 6" w:uiPriority="68"/>
+    <w:lsdException w:name="Medium Grid 3 Accent 6" w:uiPriority="69"/>
+    <w:lsdException w:name="Dark List Accent 6" w:uiPriority="70"/>
+    <w:lsdException w:name="Colorful Shading Accent 6" w:uiPriority="71"/>
+    <w:lsdException w:name="Colorful List Accent 6" w:uiPriority="72"/>
+    <w:lsdException w:name="Colorful Grid Accent 6" w:uiPriority="73"/>
+    <w:lsdException w:name="Subtle Emphasis" w:uiPriority="19" w:qFormat="1"/>
+    <w:lsdException w:name="Intense Emphasis" w:uiPriority="21" w:qFormat="1"/>
+    <w:lsdException w:name="Subtle Reference" w:uiPriority="31" w:qFormat="1"/>
+    <w:lsdException w:name="Intense Reference" w:uiPriority="32" w:qFormat="1"/>
+    <w:lsdException w:name="Book Title" w:uiPriority="33" w:qFormat="1"/>
+    <w:lsdException w:name="Bibliography" w:semiHidden="1" w:uiPriority="37" w:unhideWhenUsed="1"/>
+    <w:lsdException w:name="TOC Heading" w:semiHidden="1" w:uiPriority="39" w:unhideWhenUsed="1" w:qFormat="1"/>
+    <w:lsdException w:name="Plain Table 1" w:uiPriority="41"/>
+    <w:lsdException w:name="Plain Table 2" w:uiPriority="42"/>
+    <w:lsdException w:name="Plain Table 3" w:uiPriority="43"/>
+    <w:lsdException w:name="Plain Table 4" w:uiPriority="44"/>
+    <w:lsdException w:name="Plain Table 5" w:uiPriority="45"/>
+    <w:lsdException w:name="Grid Table Light" w:uiPriority="40"/>
+    <w:lsdException w:name="Grid Table 1 Light" w:uiPriority="46"/>
+    <w:lsdException w:name="Grid Table 2" w:uiPriority="47"/>
+    <w:lsdException w:name="Grid Table 3" w:uiPriority="48"/>
+    <w:lsdException w:name="Grid Table 4" w:uiPriority="49"/>
+    <w:lsdException w:name="Grid Table 5 Dark" w:uiPriority="50"/>
+    <w:lsdException w:name="Grid Table 6 Colorful" w:uiPriority="51"/>
+    <w:lsdException w:name="Grid Table 7 Colorful" w:uiPriority="52"/>
+    <w:lsdException w:name="Grid Table 1 Light Accent 1" w:uiPriority="46"/>
+    <w:lsdException w:name="Grid Table 2 Accent 1" w:uiPriority="47"/>
+    <w:lsdException w:name="Grid Table 3 Accent 1" w:uiPriority="48"/>
+    <w:lsdException w:name="Grid Table 4 Accent 1" w:uiPriority="49"/>
+    <w:lsdException w:name="Grid Table 5 Dark Accent 1" w:uiPriority="50"/>
+    <w:lsdException w:name="Grid Table 6 Colorful Accent 1" w:uiPriority="51"/>
+    <w:lsdException w:name="Grid Table 7 Colorful Accent 1" w:uiPriority="52"/>
+    <w:lsdException w:name="Grid Table 1 Light Accent 2" w:uiPriority="46"/>
+    <w:lsdException w:name="Grid Table 2 Accent 2" w:uiPriority="47"/>
+    <w:lsdException w:name="Grid Table 3 Accent 2" w:uiPriority="48"/>
+    <w:lsdException w:name="Grid Table 4 Accent 2" w:uiPriority="49"/>
+    <w:lsdException w:name="Grid Table 5 Dark Accent 2" w:uiPriority="50"/>
+    <w:lsdException w:name="Grid Table 6 Colorful Accent 2" w:uiPriority="51"/>
+    <w:lsdException w:name="Grid Table 7 Colorful Accent 2" w:uiPriority="52"/>
+    <w:lsdException w:name="Grid Table 1 Light Accent 3" w:uiPriority="46"/>
+    <w:lsdException w:name="Grid Table 2 Accent 3" w:uiPriority="47"/>
+    <w:lsdException w:name="Grid Table 3 Accent 3" w:uiPriority="48"/>
+    <w:lsdException w:name="Grid Table 4 Accent 3" w:uiPriority="49"/>
+    <w:lsdException w:name="Grid Table 5 Dark Accent 3" w:uiPriority="50"/>
+    <w:lsdException w:name="Grid Table 6 Colorful Accent 3" w:uiPriority="51"/>
+    <w:lsdException w:name="Grid Table 7 Colorful Accent 3" w:uiPriority="52"/>
+    <w:lsdException w:name="Grid Table 1 Light Accent 4" w:uiPriority="46"/>
+    <w:lsdException w:name="Grid Table 2 Accent 4" w:uiPriority="47"/>
+    <w:lsdException w:name="Grid Table 3 Accent 4" w:uiPriority="48"/>
+    <w:lsdException w:name="Grid Table 4 Accent 4" w:uiPriority="49"/>
+    <w:lsdException w:name="Grid Table 5 Dark Accent 4" w:uiPriority="50"/>
+    <w:lsdException w:name="Grid Table 6 Colorful Accent 4" w:uiPriority="51"/>
+    <w:lsdException w:name="Grid Table 7 Colorful Accent 4" w:uiPriority="52"/>
+    <w:lsdException w:name="Grid Table 1 Light Accent 5" w:uiPriority="46"/>
+    <w:lsdException w:name="Grid Table 2 Accent 5" w:uiPriority="47"/>
+    <w:lsdException w:name="Grid Table 3 Accent 5" w:uiPriority="48"/>
+    <w:lsdException w:name="Grid Table 4 Accent 5" w:uiPriority="49"/>
+    <w:lsdException w:name="Grid Table 5 Dark Accent 5" w:uiPriority="50"/>
+    <w:lsdException w:name="Grid Table 6 Colorful Accent 5" w:uiPriority="51"/>
+    <w:lsdException w:name="Grid Table 7 Colorful Accent 5" w:uiPriority="52"/>
+    <w:lsdException w:name="Grid Table 1 Light Accent 6" w:uiPriority="46"/>
+    <w:lsdException w:name="Grid Table 2 Accent 6" w:uiPriority="47"/>
+    <w:lsdException w:name="Grid Table 3 Accent 6" w:uiPriority="48"/>
+    <w:lsdException w:name="Grid Table 4 Accent 6" w:uiPriority="49"/>
+    <w:lsdException w:name="Grid Table 5 Dark Accent 6" w:uiPriority="50"/>
+    <w:lsdException w:name="Grid Table 6 Colorful Accent 6" w:uiPriority="51"/>
+    <w:lsdException w:name="Grid Table 7 Colorful Accent 6" w:uiPriority="52"/>
+    <w:lsdException w:name="List Table 1 Light" w:uiPriority="46"/>
+    <w:lsdException w:name="List Table 2" w:uiPriority="47"/>
+    <w:lsdException w:name="List Table 3" w:uiPriority="48"/>
+    <w:lsdException w:name="List Table 4" w:uiPriority="49"/>
+    <w:lsdException w:name="List Table 5 Dark" w:uiPriority="50"/>
+    <w:lsdException w:name="List Table 6 Colorful" w:uiPriority="51"/>
+    <w:lsdException w:name="List Table 7 Colorful" w:uiPriority="52"/>
+    <w:lsdException w:name="List Table 1 Light Accent 1" w:uiPriority="46"/>
+    <w:lsdException w:name="List Table 2 Accent 1" w:uiPriority="47"/>
+    <w:lsdException w:name="List Table 3 Accent 1" w:uiPriority="48"/>
+    <w:lsdException w:name="List Table 4 Accent 1" w:uiPriority="49"/>
+    <w:lsdException w:name="List Table 5 Dark Accent 1" w:uiPriority="50"/>
+    <w:lsdException w:name="List Table 6 Colorful Accent 1" w:uiPriority="51"/>
+    <w:lsdException w:name="List Table 7 Colorful Accent 1" w:uiPriority="52"/>
+    <w:lsdException w:name="List Table 1 Light Accent 2" w:uiPriority="46"/>
+    <w:lsdException w:name="List Table 2 Accent 2" w:uiPriority="47"/>
+    <w:lsdException w:name="List Table 3 Accent 2" w:uiPriority="48"/>
+    <w:lsdException w:name="List Table 4 Accent 2" w:uiPriority="49"/>
+    <w:lsdException w:name="List Table 5 Dark Accent 2" w:uiPriority="50"/>
+    <w:lsdException w:name="List Table 6 Colorful Accent 2" w:uiPriority="51"/>
+    <w:lsdException w:name="List Table 7 Colorful Accent 2" w:uiPriority="52"/>
+    <w:lsdException w:name="List Table 1 Light Accent 3" w:uiPriority="46"/>
+    <w:lsdException w:name="List Table 2 Accent 3" w:uiPriority="47"/>
+    <w:lsdException w:name="List Table 3 Accent 3" w:uiPriority="48"/>
+    <w:lsdException w:name="List Table 4 Accent 3" w:uiPriority="49"/>
+    <w:lsdException w:name="List Table 5 Dark Accent 3" w:uiPriority="50"/>
+    <w:lsdException w:name="List Table 6 Colorful Accent 3" w:uiPriority="51"/>
+    <w:lsdException w:name="List Table 7 Colorful Accent 3" w:uiPriority="52"/>
+    <w:lsdException w:name="List Table 1 Light Accent 4" w:uiPriority="46"/>
+    <w:lsdException w:name="List Table 2 Accent 4" w:uiPriority="47"/>
+    <w:lsdException w:name="List Table 3 Accent 4" w:uiPriority="48"/>
+    <w:lsdException w:name="List Table 4 Accent 4" w:uiPriority="49"/>
+    <w:lsdException w:name="List Table 5 Dark Accent 4" w:uiPriority="50"/>
+    <w:lsdException w:name="List Table 6 Colorful Accent 4" w:uiPriority="51"/>
+    <w:lsdException w:name="List Table 7 Colorful Accent 4" w:uiPriority="52"/>
+    <w:lsdException w:name="List Table 1 Light Accent 5" w:uiPriority="46"/>
+    <w:lsdException w:name="List Table 2 Accent 5" w:uiPriority="47"/>
+    <w:lsdException w:name="List Table 3 Accent 5" w:uiPriority="48"/>
+    <w:lsdException w:name="List Table 4 Accent 5" w:uiPriority="49"/>
+    <w:lsdException w:name="List Table 5 Dark Accent 5" w:uiPriority="50"/>
+    <w:lsdException w:name="List Table 6 Colorful Accent 5" w:uiPriority="51"/>
+    <w:lsdException w:name="List Table 7 Colorful Accent 5" w:uiPriority="52"/>
+    <w:lsdException w:name="List Table 1 Light Accent 6" w:uiPriority="46"/>
+    <w:lsdException w:name="List Table 2 Accent 6" w:uiPriority="47"/>
+    <w:lsdException w:name="List Table 3 Accent 6" w:uiPriority="48"/>
+    <w:lsdException w:name="List Table 4 Accent 6" w:uiPriority="49"/>
+    <w:lsdException w:name="List Table 5 Dark Accent 6" w:uiPriority="50"/>
+    <w:lsdException w:name="List Table 6 Colorful Accent 6" w:uiPriority="51"/>
+    <w:lsdException w:name="List Table 7 Colorful Accent 6" w:uiPriority="52"/>
+    <w:lsdException w:name="Mention" w:semiHidden="1" w:unhideWhenUsed="1"/>
+    <w:lsdException w:name="Smart Hyperlink" w:semiHidden="1" w:unhideWhenUsed="1"/>
+    <w:lsdException w:name="Hashtag" w:semiHidden="1" w:unhideWhenUsed="1"/>
+    <w:lsdException w:name="Unresolved Mention" w:semiHidden="1" w:unhideWhenUsed="1"/>
+    <w:lsdException w:name="Smart Link" w:semiHidden="1" w:unhideWhenUsed="1"/>
   </w:latentStyles>
-  <w:style w:type="paragraph" w:default="1" w:styleId="1">
+  <w:style w:type="paragraph" w:default="1" w:styleId="a">
     <w:name w:val="Normal"/>
     <w:qFormat/>
-    <w:uiPriority w:val="0"/>
     <w:pPr>
       <w:widowControl w:val="0"/>
       <w:jc w:val="both"/>
     </w:pPr>
     <w:rPr>
-      <w:rFonts w:asciiTheme="minorHAnsi" w:hAnsiTheme="minorHAnsi" w:eastAsiaTheme="minorEastAsia" w:cstheme="minorBidi"/>
       <w:kern w:val="2"/>
       <w:sz w:val="21"/>
       <w:szCs w:val="22"/>
-      <w:lang w:val="en-US" w:eastAsia="zh-CN" w:bidi="ar-SA"/>
     </w:rPr>
   </w:style>
-  <w:style w:type="paragraph" w:styleId="2">
+  <w:style w:type="paragraph" w:styleId="1">
     <w:name w:val="heading 1"/>
-    <w:basedOn w:val="1"/>
-    <w:next w:val="1"/>
-    <w:link w:val="19"/>
+    <w:basedOn w:val="a"/>
+    <w:next w:val="a"/>
+    <w:link w:val="10"/>
     <w:autoRedefine/>
+    <w:uiPriority w:val="9"/>
     <w:qFormat/>
-    <w:uiPriority w:val="9"/>
     <w:pPr>
       <w:keepNext/>
       <w:keepLines/>
       <w:numPr>
-        <w:ilvl w:val="0"/>
         <w:numId w:val="1"/>
       </w:numPr>
       <w:spacing w:before="340" w:after="330" w:line="578" w:lineRule="auto"/>
@@ -2388,19 +3518,42 @@
       <w:lang w:val="zh-CN"/>
     </w:rPr>
   </w:style>
-  <w:style w:type="character" w:default="1" w:styleId="12">
-    <w:name w:val="Default Paragraph Font"/>
-    <w:semiHidden/>
-    <w:unhideWhenUsed/>
-    <w:uiPriority w:val="1"/>
-  </w:style>
-  <w:style w:type="table" w:default="1" w:styleId="10">
-    <w:name w:val="Normal Table"/>
+  <w:style w:type="paragraph" w:styleId="2">
+    <w:name w:val="heading 2"/>
+    <w:basedOn w:val="a"/>
+    <w:next w:val="a"/>
+    <w:link w:val="20"/>
+    <w:uiPriority w:val="9"/>
     <w:semiHidden/>
     <w:unhideWhenUsed/>
     <w:qFormat/>
+    <w:rsid w:val="00701FC2"/>
+    <w:pPr>
+      <w:keepNext/>
+      <w:keepLines/>
+      <w:spacing w:before="260" w:after="260" w:line="416" w:lineRule="auto"/>
+      <w:outlineLvl w:val="1"/>
+    </w:pPr>
+    <w:rPr>
+      <w:rFonts w:asciiTheme="majorHAnsi" w:eastAsiaTheme="majorEastAsia" w:hAnsiTheme="majorHAnsi" w:cstheme="majorBidi"/>
+      <w:b/>
+      <w:bCs/>
+      <w:sz w:val="32"/>
+      <w:szCs w:val="32"/>
+    </w:rPr>
+  </w:style>
+  <w:style w:type="character" w:default="1" w:styleId="a0">
+    <w:name w:val="Default Paragraph Font"/>
+    <w:uiPriority w:val="1"/>
+    <w:unhideWhenUsed/>
+  </w:style>
+  <w:style w:type="table" w:default="1" w:styleId="a1">
+    <w:name w:val="Normal Table"/>
     <w:uiPriority w:val="99"/>
+    <w:semiHidden/>
+    <w:unhideWhenUsed/>
     <w:tblPr>
+      <w:tblInd w:w="0" w:type="dxa"/>
       <w:tblCellMar>
         <w:top w:w="0" w:type="dxa"/>
         <w:left w:w="108" w:type="dxa"/>
@@ -2409,48 +3562,54 @@
       </w:tblCellMar>
     </w:tblPr>
   </w:style>
-  <w:style w:type="paragraph" w:styleId="3">
+  <w:style w:type="numbering" w:default="1" w:styleId="a2">
+    <w:name w:val="No List"/>
+    <w:uiPriority w:val="99"/>
+    <w:semiHidden/>
+    <w:unhideWhenUsed/>
+  </w:style>
+  <w:style w:type="paragraph" w:styleId="a3">
     <w:name w:val="annotation text"/>
-    <w:basedOn w:val="1"/>
-    <w:link w:val="21"/>
+    <w:basedOn w:val="a"/>
+    <w:link w:val="a4"/>
+    <w:uiPriority w:val="99"/>
     <w:semiHidden/>
     <w:unhideWhenUsed/>
     <w:qFormat/>
-    <w:uiPriority w:val="99"/>
     <w:pPr>
       <w:jc w:val="left"/>
     </w:pPr>
   </w:style>
-  <w:style w:type="paragraph" w:styleId="4">
+  <w:style w:type="paragraph" w:styleId="a5">
     <w:name w:val="Body Text"/>
-    <w:basedOn w:val="1"/>
-    <w:link w:val="15"/>
+    <w:basedOn w:val="a"/>
+    <w:link w:val="a6"/>
+    <w:uiPriority w:val="99"/>
     <w:unhideWhenUsed/>
     <w:qFormat/>
-    <w:uiPriority w:val="99"/>
     <w:pPr>
       <w:spacing w:after="120"/>
     </w:pPr>
   </w:style>
-  <w:style w:type="paragraph" w:styleId="5">
+  <w:style w:type="paragraph" w:styleId="a7">
     <w:name w:val="Balloon Text"/>
-    <w:basedOn w:val="1"/>
-    <w:link w:val="20"/>
+    <w:basedOn w:val="a"/>
+    <w:link w:val="a8"/>
+    <w:uiPriority w:val="99"/>
     <w:semiHidden/>
     <w:unhideWhenUsed/>
     <w:qFormat/>
-    <w:uiPriority w:val="99"/>
     <w:rPr>
       <w:sz w:val="18"/>
       <w:szCs w:val="18"/>
     </w:rPr>
   </w:style>
-  <w:style w:type="paragraph" w:styleId="6">
+  <w:style w:type="paragraph" w:styleId="a9">
     <w:name w:val="footer"/>
-    <w:basedOn w:val="1"/>
-    <w:link w:val="18"/>
+    <w:basedOn w:val="a"/>
+    <w:link w:val="aa"/>
+    <w:uiPriority w:val="99"/>
     <w:unhideWhenUsed/>
-    <w:uiPriority w:val="99"/>
     <w:pPr>
       <w:tabs>
         <w:tab w:val="center" w:pos="4153"/>
@@ -2464,16 +3623,16 @@
       <w:szCs w:val="18"/>
     </w:rPr>
   </w:style>
-  <w:style w:type="paragraph" w:styleId="7">
+  <w:style w:type="paragraph" w:styleId="ab">
     <w:name w:val="header"/>
-    <w:basedOn w:val="1"/>
-    <w:link w:val="17"/>
+    <w:basedOn w:val="a"/>
+    <w:link w:val="ac"/>
+    <w:uiPriority w:val="99"/>
     <w:unhideWhenUsed/>
     <w:qFormat/>
-    <w:uiPriority w:val="99"/>
     <w:pPr>
       <w:pBdr>
-        <w:bottom w:val="single" w:color="auto" w:sz="6" w:space="1"/>
+        <w:bottom w:val="single" w:sz="6" w:space="1" w:color="auto"/>
       </w:pBdr>
       <w:tabs>
         <w:tab w:val="center" w:pos="4153"/>
@@ -2487,14 +3646,14 @@
       <w:szCs w:val="18"/>
     </w:rPr>
   </w:style>
-  <w:style w:type="paragraph" w:styleId="8">
+  <w:style w:type="paragraph" w:styleId="TOC1">
     <w:name w:val="toc 1"/>
-    <w:basedOn w:val="1"/>
-    <w:next w:val="1"/>
+    <w:basedOn w:val="a"/>
+    <w:next w:val="a"/>
     <w:autoRedefine/>
+    <w:uiPriority w:val="39"/>
     <w:unhideWhenUsed/>
     <w:qFormat/>
-    <w:uiPriority w:val="39"/>
     <w:pPr>
       <w:tabs>
         <w:tab w:val="left" w:pos="1050"/>
@@ -2507,101 +3666,101 @@
       <w:szCs w:val="28"/>
     </w:rPr>
   </w:style>
-  <w:style w:type="paragraph" w:styleId="9">
+  <w:style w:type="paragraph" w:styleId="ad">
     <w:name w:val="annotation subject"/>
-    <w:basedOn w:val="3"/>
-    <w:next w:val="3"/>
-    <w:link w:val="22"/>
+    <w:basedOn w:val="a3"/>
+    <w:next w:val="a3"/>
+    <w:link w:val="ae"/>
+    <w:uiPriority w:val="99"/>
     <w:semiHidden/>
     <w:unhideWhenUsed/>
     <w:qFormat/>
-    <w:uiPriority w:val="99"/>
     <w:rPr>
       <w:b/>
       <w:bCs/>
     </w:rPr>
   </w:style>
-  <w:style w:type="table" w:styleId="11">
+  <w:style w:type="table" w:styleId="af">
     <w:name w:val="Table Grid"/>
-    <w:basedOn w:val="10"/>
+    <w:basedOn w:val="a1"/>
+    <w:uiPriority w:val="39"/>
     <w:qFormat/>
-    <w:uiPriority w:val="39"/>
     <w:tblPr>
       <w:tblBorders>
-        <w:top w:val="single" w:color="auto" w:sz="4" w:space="0"/>
-        <w:left w:val="single" w:color="auto" w:sz="4" w:space="0"/>
-        <w:bottom w:val="single" w:color="auto" w:sz="4" w:space="0"/>
-        <w:right w:val="single" w:color="auto" w:sz="4" w:space="0"/>
-        <w:insideH w:val="single" w:color="auto" w:sz="4" w:space="0"/>
-        <w:insideV w:val="single" w:color="auto" w:sz="4" w:space="0"/>
+        <w:top w:val="single" w:sz="4" w:space="0" w:color="auto"/>
+        <w:left w:val="single" w:sz="4" w:space="0" w:color="auto"/>
+        <w:bottom w:val="single" w:sz="4" w:space="0" w:color="auto"/>
+        <w:right w:val="single" w:sz="4" w:space="0" w:color="auto"/>
+        <w:insideH w:val="single" w:sz="4" w:space="0" w:color="auto"/>
+        <w:insideV w:val="single" w:sz="4" w:space="0" w:color="auto"/>
       </w:tblBorders>
     </w:tblPr>
   </w:style>
-  <w:style w:type="character" w:styleId="13">
+  <w:style w:type="character" w:styleId="af0">
     <w:name w:val="Hyperlink"/>
-    <w:basedOn w:val="12"/>
+    <w:basedOn w:val="a0"/>
+    <w:uiPriority w:val="99"/>
     <w:unhideWhenUsed/>
-    <w:uiPriority w:val="99"/>
     <w:rPr>
       <w:color w:val="0000FF"/>
       <w:u w:val="single"/>
     </w:rPr>
   </w:style>
-  <w:style w:type="character" w:styleId="14">
+  <w:style w:type="character" w:styleId="af1">
     <w:name w:val="annotation reference"/>
-    <w:basedOn w:val="12"/>
+    <w:basedOn w:val="a0"/>
+    <w:uiPriority w:val="99"/>
     <w:semiHidden/>
     <w:unhideWhenUsed/>
-    <w:uiPriority w:val="99"/>
     <w:rPr>
       <w:sz w:val="21"/>
       <w:szCs w:val="21"/>
     </w:rPr>
   </w:style>
-  <w:style w:type="character" w:customStyle="1" w:styleId="15">
+  <w:style w:type="character" w:customStyle="1" w:styleId="a6">
     <w:name w:val="正文文本 字符"/>
-    <w:basedOn w:val="12"/>
-    <w:link w:val="4"/>
+    <w:basedOn w:val="a0"/>
+    <w:link w:val="a5"/>
+    <w:uiPriority w:val="99"/>
     <w:qFormat/>
-    <w:uiPriority w:val="99"/>
   </w:style>
-  <w:style w:type="paragraph" w:styleId="16">
+  <w:style w:type="paragraph" w:styleId="af2">
     <w:name w:val="List Paragraph"/>
-    <w:basedOn w:val="1"/>
+    <w:basedOn w:val="a"/>
+    <w:uiPriority w:val="34"/>
     <w:qFormat/>
-    <w:uiPriority w:val="34"/>
     <w:pPr>
-      <w:ind w:firstLine="420" w:firstLineChars="200"/>
+      <w:ind w:firstLineChars="200" w:firstLine="420"/>
     </w:pPr>
   </w:style>
-  <w:style w:type="character" w:customStyle="1" w:styleId="17">
+  <w:style w:type="character" w:customStyle="1" w:styleId="ac">
     <w:name w:val="页眉 字符"/>
-    <w:basedOn w:val="12"/>
-    <w:link w:val="7"/>
+    <w:basedOn w:val="a0"/>
+    <w:link w:val="ab"/>
+    <w:uiPriority w:val="99"/>
     <w:qFormat/>
-    <w:uiPriority w:val="99"/>
     <w:rPr>
       <w:sz w:val="18"/>
       <w:szCs w:val="18"/>
     </w:rPr>
   </w:style>
-  <w:style w:type="character" w:customStyle="1" w:styleId="18">
+  <w:style w:type="character" w:customStyle="1" w:styleId="aa">
     <w:name w:val="页脚 字符"/>
-    <w:basedOn w:val="12"/>
-    <w:link w:val="6"/>
+    <w:basedOn w:val="a0"/>
+    <w:link w:val="a9"/>
+    <w:uiPriority w:val="99"/>
     <w:qFormat/>
-    <w:uiPriority w:val="99"/>
     <w:rPr>
       <w:sz w:val="18"/>
       <w:szCs w:val="18"/>
     </w:rPr>
   </w:style>
-  <w:style w:type="character" w:customStyle="1" w:styleId="19">
+  <w:style w:type="character" w:customStyle="1" w:styleId="10">
     <w:name w:val="标题 1 字符"/>
-    <w:basedOn w:val="12"/>
-    <w:link w:val="2"/>
+    <w:basedOn w:val="a0"/>
+    <w:link w:val="1"/>
+    <w:uiPriority w:val="9"/>
     <w:qFormat/>
-    <w:uiPriority w:val="9"/>
     <w:rPr>
       <w:rFonts w:eastAsia="黑体"/>
       <w:bCs/>
@@ -2611,35 +3770,140 @@
       <w:lang w:val="zh-CN"/>
     </w:rPr>
   </w:style>
-  <w:style w:type="character" w:customStyle="1" w:styleId="20">
+  <w:style w:type="character" w:customStyle="1" w:styleId="a8">
     <w:name w:val="批注框文本 字符"/>
-    <w:basedOn w:val="12"/>
-    <w:link w:val="5"/>
+    <w:basedOn w:val="a0"/>
+    <w:link w:val="a7"/>
+    <w:uiPriority w:val="99"/>
     <w:semiHidden/>
     <w:qFormat/>
-    <w:uiPriority w:val="99"/>
     <w:rPr>
       <w:sz w:val="18"/>
       <w:szCs w:val="18"/>
     </w:rPr>
   </w:style>
-  <w:style w:type="character" w:customStyle="1" w:styleId="21">
+  <w:style w:type="character" w:customStyle="1" w:styleId="a4">
     <w:name w:val="批注文字 字符"/>
-    <w:basedOn w:val="12"/>
-    <w:link w:val="3"/>
+    <w:basedOn w:val="a0"/>
+    <w:link w:val="a3"/>
+    <w:uiPriority w:val="99"/>
     <w:semiHidden/>
     <w:qFormat/>
+  </w:style>
+  <w:style w:type="character" w:customStyle="1" w:styleId="ae">
+    <w:name w:val="批注主题 字符"/>
+    <w:basedOn w:val="a4"/>
+    <w:link w:val="ad"/>
     <w:uiPriority w:val="99"/>
-  </w:style>
-  <w:style w:type="character" w:customStyle="1" w:styleId="22">
-    <w:name w:val="批注主题 字符"/>
-    <w:basedOn w:val="21"/>
-    <w:link w:val="9"/>
     <w:semiHidden/>
-    <w:uiPriority w:val="99"/>
     <w:rPr>
       <w:b/>
       <w:bCs/>
+    </w:rPr>
+  </w:style>
+  <w:style w:type="paragraph" w:styleId="af3">
+    <w:name w:val="Revision"/>
+    <w:hidden/>
+    <w:uiPriority w:val="99"/>
+    <w:unhideWhenUsed/>
+    <w:rsid w:val="008F7570"/>
+    <w:rPr>
+      <w:kern w:val="2"/>
+      <w:sz w:val="21"/>
+      <w:szCs w:val="22"/>
+    </w:rPr>
+  </w:style>
+  <w:style w:type="table" w:styleId="21">
+    <w:name w:val="Plain Table 2"/>
+    <w:basedOn w:val="a1"/>
+    <w:uiPriority w:val="42"/>
+    <w:rsid w:val="00A650AB"/>
+    <w:tblPr>
+      <w:tblStyleRowBandSize w:val="1"/>
+      <w:tblStyleColBandSize w:val="1"/>
+      <w:tblBorders>
+        <w:top w:val="single" w:sz="4" w:space="0" w:color="7F7F7F" w:themeColor="text1" w:themeTint="80"/>
+        <w:bottom w:val="single" w:sz="4" w:space="0" w:color="7F7F7F" w:themeColor="text1" w:themeTint="80"/>
+      </w:tblBorders>
+    </w:tblPr>
+    <w:tblStylePr w:type="firstRow">
+      <w:rPr>
+        <w:b/>
+        <w:bCs/>
+      </w:rPr>
+      <w:tblPr/>
+      <w:tcPr>
+        <w:tcBorders>
+          <w:bottom w:val="single" w:sz="4" w:space="0" w:color="7F7F7F" w:themeColor="text1" w:themeTint="80"/>
+        </w:tcBorders>
+      </w:tcPr>
+    </w:tblStylePr>
+    <w:tblStylePr w:type="lastRow">
+      <w:rPr>
+        <w:b/>
+        <w:bCs/>
+      </w:rPr>
+      <w:tblPr/>
+      <w:tcPr>
+        <w:tcBorders>
+          <w:top w:val="single" w:sz="4" w:space="0" w:color="7F7F7F" w:themeColor="text1" w:themeTint="80"/>
+        </w:tcBorders>
+      </w:tcPr>
+    </w:tblStylePr>
+    <w:tblStylePr w:type="firstCol">
+      <w:rPr>
+        <w:b/>
+        <w:bCs/>
+      </w:rPr>
+    </w:tblStylePr>
+    <w:tblStylePr w:type="lastCol">
+      <w:rPr>
+        <w:b/>
+        <w:bCs/>
+      </w:rPr>
+    </w:tblStylePr>
+    <w:tblStylePr w:type="band1Vert">
+      <w:tblPr/>
+      <w:tcPr>
+        <w:tcBorders>
+          <w:left w:val="single" w:sz="4" w:space="0" w:color="7F7F7F" w:themeColor="text1" w:themeTint="80"/>
+          <w:right w:val="single" w:sz="4" w:space="0" w:color="7F7F7F" w:themeColor="text1" w:themeTint="80"/>
+        </w:tcBorders>
+      </w:tcPr>
+    </w:tblStylePr>
+    <w:tblStylePr w:type="band2Vert">
+      <w:tblPr/>
+      <w:tcPr>
+        <w:tcBorders>
+          <w:left w:val="single" w:sz="4" w:space="0" w:color="7F7F7F" w:themeColor="text1" w:themeTint="80"/>
+          <w:right w:val="single" w:sz="4" w:space="0" w:color="7F7F7F" w:themeColor="text1" w:themeTint="80"/>
+        </w:tcBorders>
+      </w:tcPr>
+    </w:tblStylePr>
+    <w:tblStylePr w:type="band1Horz">
+      <w:tblPr/>
+      <w:tcPr>
+        <w:tcBorders>
+          <w:top w:val="single" w:sz="4" w:space="0" w:color="7F7F7F" w:themeColor="text1" w:themeTint="80"/>
+          <w:bottom w:val="single" w:sz="4" w:space="0" w:color="7F7F7F" w:themeColor="text1" w:themeTint="80"/>
+        </w:tcBorders>
+      </w:tcPr>
+    </w:tblStylePr>
+  </w:style>
+  <w:style w:type="character" w:customStyle="1" w:styleId="20">
+    <w:name w:val="标题 2 字符"/>
+    <w:basedOn w:val="a0"/>
+    <w:link w:val="2"/>
+    <w:uiPriority w:val="9"/>
+    <w:semiHidden/>
+    <w:rsid w:val="00701FC2"/>
+    <w:rPr>
+      <w:rFonts w:asciiTheme="majorHAnsi" w:eastAsiaTheme="majorEastAsia" w:hAnsiTheme="majorHAnsi" w:cstheme="majorBidi"/>
+      <w:b/>
+      <w:bCs/>
+      <w:kern w:val="2"/>
+      <w:sz w:val="32"/>
+      <w:szCs w:val="32"/>
     </w:rPr>
   </w:style>
 </w:styles>
@@ -2897,10 +4161,15 @@
     </a:fmtScheme>
   </a:themeElements>
   <a:objectDefaults/>
+  <a:extraClrSchemeLst/>
 </a:theme>
 </file>
 
 <file path=customXml/item1.xml><?xml version="1.0" encoding="utf-8"?>
+<b:Sources xmlns:b="http://schemas.openxmlformats.org/officeDocument/2006/bibliography" xmlns="http://schemas.openxmlformats.org/officeDocument/2006/bibliography" SelectedStyle="/APASixthEditionOfficeOnline.xsl" StyleName="APA" Version="6"/>
+</file>
+
+<file path=customXml/item2.xml><?xml version="1.0" encoding="utf-8"?>
 <s:customData xmlns="http://www.wps.cn/officeDocument/2013/wpsCustomData" xmlns:s="http://www.wps.cn/officeDocument/2013/wpsCustomData">
   <customSectProps>
     <customSectPr/>
@@ -2911,20 +4180,18 @@
 </s:customData>
 </file>
 
-<file path=customXml/item2.xml><?xml version="1.0" encoding="utf-8"?>
-<b:Sources xmlns:b="http://schemas.openxmlformats.org/officeDocument/2006/bibliography" xmlns="http://schemas.openxmlformats.org/officeDocument/2006/bibliography" SelectedStyle="/APASixthEditionOfficeOnline.xsl" StyleName="APA" Version="6"/>
+<file path=customXml/itemProps1.xml><?xml version="1.0" encoding="utf-8"?>
+<ds:datastoreItem xmlns:ds="http://schemas.openxmlformats.org/officeDocument/2006/customXml" ds:itemID="{84A7F742-95DD-47BE-B094-E430B4C49E79}">
+  <ds:schemaRefs>
+    <ds:schemaRef ds:uri="http://schemas.openxmlformats.org/officeDocument/2006/bibliography"/>
+  </ds:schemaRefs>
+</ds:datastoreItem>
 </file>
 
-<file path=customXml/itemProps1.xml><?xml version="1.0" encoding="utf-8"?>
+<file path=customXml/itemProps2.xml><?xml version="1.0" encoding="utf-8"?>
 <ds:datastoreItem xmlns:ds="http://schemas.openxmlformats.org/officeDocument/2006/customXml" ds:itemID="{B1977F7D-205B-4081-913C-38D41E755F92}">
   <ds:schemaRefs>
     <ds:schemaRef ds:uri="http://www.wps.cn/officeDocument/2013/wpsCustomData"/>
   </ds:schemaRefs>
 </ds:datastoreItem>
-</file>
-
-<file path=customXml/itemProps2.xml><?xml version="1.0" encoding="utf-8"?>
-<ds:datastoreItem xmlns:ds="http://schemas.openxmlformats.org/officeDocument/2006/customXml" ds:itemID="{84A7F742-95DD-47BE-B094-E430B4C49E79}">
-  <ds:schemaRefs/>
-</ds:datastoreItem>
 </file>